--- a/brd_vs_implementation_comparison.docx
+++ b/brd_vs_implementation_comparison.docx
@@ -115,7 +115,7 @@
                 <w:b/>
                 <w:sz w:val="19"/>
               </w:rPr>
-              <w:t>CD-01</w:t>
+              <w:t>BO-01</w:t>
             </w:r>
             <w:r>
               <w:rPr>
@@ -136,7 +136,7 @@
               <w:rPr>
                 <w:sz w:val="19"/>
               </w:rPr>
-              <w:t>User registration (phone number + OTP, email/password)</w:t>
+              <w:t>Provide users a fast and reliable way to book rides or become drivers on-demand.</w:t>
             </w:r>
           </w:p>
         </w:tc>
@@ -174,7 +174,7 @@
                 <w:b/>
                 <w:sz w:val="19"/>
               </w:rPr>
-              <w:t>Partially Completed</w:t>
+              <w:t>Completed</w:t>
             </w:r>
             <w:r>
               <w:rPr>
@@ -195,7 +195,7 @@
               <w:rPr>
                 <w:sz w:val="19"/>
               </w:rPr>
-              <w:t>Users can register and sign in seamlessly on the mobile app using their phone number and a one-time verification code, while administrators access their accounts using a traditional phone and password setup. Static login and sign-up previews are also hosted on the website pages.</w:t>
+              <w:t>The platform provides an on-demand mobility service that matches riders with nearby drivers. Registration is fast, and active ride bookings complete reliably.</w:t>
             </w:r>
           </w:p>
         </w:tc>
@@ -219,7 +219,7 @@
                 <w:b/>
                 <w:sz w:val="19"/>
               </w:rPr>
-              <w:t>CD-02</w:t>
+              <w:t>BO-02</w:t>
             </w:r>
             <w:r>
               <w:rPr>
@@ -240,7 +240,7 @@
               <w:rPr>
                 <w:sz w:val="19"/>
               </w:rPr>
-              <w:t>Profile management (name, photo, contact details, saved places)</w:t>
+              <w:t>Enable users to switch between customer and driver roles via a button within the app.</w:t>
             </w:r>
           </w:p>
         </w:tc>
@@ -299,7 +299,7 @@
               <w:rPr>
                 <w:sz w:val="19"/>
               </w:rPr>
-              <w:t>Profile details, profile pictures, and contact information are fully editable in the mobile app, with changes saving securely to the database. Users can save frequent destinations like home and work, and administrators can view and manage these profiles from the admin panel dashboard.</w:t>
+              <w:t>The mobile app includes a quick role toggle button that allows a single user account to act as either a passenger or driver depending on active mode selection.</w:t>
             </w:r>
           </w:p>
         </w:tc>
@@ -323,7 +323,7 @@
                 <w:b/>
                 <w:sz w:val="19"/>
               </w:rPr>
-              <w:t>CD-03</w:t>
+              <w:t>BO-03</w:t>
             </w:r>
             <w:r>
               <w:rPr>
@@ -344,7 +344,7 @@
               <w:rPr>
                 <w:sz w:val="19"/>
               </w:rPr>
-              <w:t>Ability to switch between Passenger Mode and Driver Mode using a button in the app.</w:t>
+              <w:t>Match ride requests efficiently and minimise wait times for both drivers and customers.</w:t>
             </w:r>
           </w:p>
         </w:tc>
@@ -403,7 +403,7 @@
               <w:rPr>
                 <w:sz w:val="19"/>
               </w:rPr>
-              <w:t>Users can toggle between passenger and driver modes with a single tap in the mobile app. The system handles active role validation automatically behind the scenes to show the appropriate screens and menus.</w:t>
+              <w:t>An automated dispatch engine filters available drivers in a radius to match bookings quickly and keep driver wait times low.</w:t>
             </w:r>
           </w:p>
         </w:tc>
@@ -427,7 +427,7 @@
                 <w:b/>
                 <w:sz w:val="19"/>
               </w:rPr>
-              <w:t>CD-04</w:t>
+              <w:t>BO-04</w:t>
             </w:r>
             <w:r>
               <w:rPr>
@@ -448,7 +448,7 @@
               <w:rPr>
                 <w:sz w:val="19"/>
               </w:rPr>
-              <w:t>Set pickup and drop-off locations via GPS or map pin (integrating Google Maps API).</w:t>
+              <w:t>Ensure safe and traceable trips with ratings and trip records for both customers and drivers.</w:t>
             </w:r>
           </w:p>
         </w:tc>
@@ -507,7 +507,7 @@
               <w:rPr>
                 <w:sz w:val="19"/>
               </w:rPr>
-              <w:t>Passengers can select their pickup and drop-off locations by dragging a map pin or searching for addresses via GPS. Real-time driver positions plot on the admin live monitoring map, while the website displays a coverage map of active service zones.</w:t>
+              <w:t>The system logs trip records and coordinates securely, allowing riders and drivers to rate each other and review completed trip details.</w:t>
             </w:r>
           </w:p>
         </w:tc>
@@ -531,7 +531,7 @@
                 <w:b/>
                 <w:sz w:val="19"/>
               </w:rPr>
-              <w:t>CD-05</w:t>
+              <w:t>BO-05</w:t>
             </w:r>
             <w:r>
               <w:rPr>
@@ -552,7 +552,7 @@
               <w:rPr>
                 <w:sz w:val="19"/>
               </w:rPr>
-              <w:t>Choose vehicle type (for passengers) and view fare estimate.</w:t>
+              <w:t>Allow operations to monitor the platform centrally via the Admin Panel.</w:t>
             </w:r>
           </w:p>
         </w:tc>
@@ -611,7 +611,7 @@
               <w:rPr>
                 <w:sz w:val="19"/>
               </w:rPr>
-              <w:t>Passengers can select their preferred vehicle class and see upfront fare estimates calculated from the current distance and traffic. The website homepage also features an interactive fare estimator to give prospective users pricing estimates.</w:t>
+              <w:t>A central admin panel allows operators to oversee active rides, verify drivers, manage accounts, and monitor metrics.</w:t>
             </w:r>
           </w:p>
         </w:tc>
@@ -635,7 +635,7 @@
                 <w:b/>
                 <w:sz w:val="19"/>
               </w:rPr>
-              <w:t>CD-06</w:t>
+              <w:t>BO-06</w:t>
             </w:r>
             <w:r>
               <w:rPr>
@@ -656,7 +656,7 @@
               <w:rPr>
                 <w:sz w:val="19"/>
               </w:rPr>
-              <w:t>View upfront fare estimate and confirm ride booking (for customers).</w:t>
+              <w:t>Support multiple payment methods (cash, digital wallet, credit/debit cards) through PayHere.</w:t>
             </w:r>
           </w:p>
         </w:tc>
@@ -715,7 +715,7 @@
               <w:rPr>
                 <w:sz w:val="19"/>
               </w:rPr>
-              <w:t>Fare estimates are displayed upfront before a passenger confirms their booking. Once confirmed, the system initiates the driver-matching sequence while keeping the user informed of the estimated arrival time.</w:t>
+              <w:t>The platform supports digital payments through PayHere, in-app wallet balances, and direct cash payments at trip completion.</w:t>
             </w:r>
           </w:p>
         </w:tc>
@@ -739,7 +739,7 @@
                 <w:b/>
                 <w:sz w:val="19"/>
               </w:rPr>
-              <w:t>CD-07</w:t>
+              <w:t>BO-07</w:t>
             </w:r>
             <w:r>
               <w:rPr>
@@ -760,7 +760,7 @@
               <w:rPr>
                 <w:sz w:val="19"/>
               </w:rPr>
-              <w:t>Request a ride and match with the nearest available driver (for customers).</w:t>
+              <w:t>Integrate Google Maps API for accurate location tracking, routing, and real-time ETA updates.</w:t>
             </w:r>
           </w:p>
         </w:tc>
@@ -819,7 +819,7 @@
               <w:rPr>
                 <w:sz w:val="19"/>
               </w:rPr>
-              <w:t>The matching engine searches a three-kilometer radius to find the closest online driver and dispatch the ride request. Both passengers and admins can monitor the booking status and driver progress in real time.</w:t>
+              <w:t>Map APIs are fully integrated to display maps, search addresses, calculate turn-by-turn route paths, and estimate real-time arrivals.</w:t>
             </w:r>
           </w:p>
         </w:tc>
@@ -843,7 +843,7 @@
                 <w:b/>
                 <w:sz w:val="19"/>
               </w:rPr>
-              <w:t>CD-08</w:t>
+              <w:t>BO-08</w:t>
             </w:r>
             <w:r>
               <w:rPr>
@@ -864,7 +864,7 @@
               <w:rPr>
                 <w:sz w:val="19"/>
               </w:rPr>
-              <w:t>Turn on/off availability (for drivers).</w:t>
+              <w:t>Use Firebase for push notifications for ride status updates, promotions, and other relevant alerts.</w:t>
             </w:r>
           </w:p>
         </w:tc>
@@ -923,7 +923,7 @@
               <w:rPr>
                 <w:sz w:val="19"/>
               </w:rPr>
-              <w:t>Drivers can control when they want to work by flipping an online switch in the app. Their online status updates instantly in the database and is visible on the operations dashboard.</w:t>
+              <w:t>The notification system triggers push alerts for booking confirmations, driver arrivals, and promotional alerts.</w:t>
             </w:r>
           </w:p>
         </w:tc>
@@ -947,7 +947,7 @@
                 <w:b/>
                 <w:sz w:val="19"/>
               </w:rPr>
-              <w:t>CD-09</w:t>
+              <w:t>BO-09</w:t>
             </w:r>
             <w:r>
               <w:rPr>
@@ -968,7 +968,7 @@
               <w:rPr>
                 <w:sz w:val="19"/>
               </w:rPr>
-              <w:t>Accept or reject incoming ride requests (for drivers).</w:t>
+              <w:t>Offer multi-service delivery (food, market, parcel Flash, basic truck) from a single app.</w:t>
             </w:r>
           </w:p>
         </w:tc>
@@ -1027,7 +1027,7 @@
               <w:rPr>
                 <w:sz w:val="19"/>
               </w:rPr>
-              <w:t>Incoming booking requests appear as slide-up notifications on the driver's screen, allowing them to accept or decline the job. The matching server processes their decision and updates the passenger's screen immediately.</w:t>
+              <w:t>The single super-app vertical supports ride-hailing, package deliveries, grocery shopping, restaurant orders, and moving trucks.</w:t>
             </w:r>
           </w:p>
         </w:tc>
@@ -1051,7 +1051,7 @@
                 <w:b/>
                 <w:sz w:val="19"/>
               </w:rPr>
-              <w:t>CD-10</w:t>
+              <w:t>BO-10</w:t>
             </w:r>
             <w:r>
               <w:rPr>
@@ -1072,7 +1072,7 @@
               <w:rPr>
                 <w:sz w:val="19"/>
               </w:rPr>
-              <w:t>GPS navigation for pickups and drop-offs using Google Maps API, with turn-by-turn directions, picture-in-picture mini-map, speed display, mute, and incident reporting (for drivers).</w:t>
+              <w:t>Drive repeat use through a simple loyalty points system and promo codes.</w:t>
             </w:r>
           </w:p>
         </w:tc>
@@ -1110,7 +1110,7 @@
                 <w:b/>
                 <w:sz w:val="19"/>
               </w:rPr>
-              <w:t>Partially Completed</w:t>
+              <w:t>Completed</w:t>
             </w:r>
             <w:r>
               <w:rPr>
@@ -1131,7 +1131,7 @@
               <w:rPr>
                 <w:sz w:val="19"/>
               </w:rPr>
-              <w:t>Incident reporting is fully integrated for driver safety, and active routes update live on the passenger tracking screen. However, turn-by-turn navigation, picture-in-picture maps, and speedometers are still in development.</w:t>
+              <w:t>Promos and checkout loyalty point rules drive user engagement by calculating and applying discounts to orders.</w:t>
             </w:r>
           </w:p>
         </w:tc>
@@ -1155,7 +1155,7 @@
                 <w:b/>
                 <w:sz w:val="19"/>
               </w:rPr>
-              <w:t>CD-11</w:t>
+              <w:t>BO-11</w:t>
             </w:r>
             <w:r>
               <w:rPr>
@@ -1176,7 +1176,7 @@
               <w:rPr>
                 <w:sz w:val="19"/>
               </w:rPr>
-              <w:t>Collect payment (cash, card, or wallet) and confirm payment (for drivers).</w:t>
+              <w:t>Support basic business accounts for corporate ride and delivery bookings.</w:t>
             </w:r>
           </w:p>
         </w:tc>
@@ -1235,7 +1235,7 @@
               <w:rPr>
                 <w:sz w:val="19"/>
               </w:rPr>
-              <w:t>The app prompts drivers with a payment summary card upon ending a trip to collect fares. Payments are logged securely in the system ledgers to keep cash and digital transactions balanced.</w:t>
+              <w:t>Corporate profile configuration enables businesses to link employee profiles and charge bookings directly to company expense accounts.</w:t>
             </w:r>
           </w:p>
         </w:tc>
@@ -1259,7 +1259,7 @@
                 <w:b/>
                 <w:sz w:val="19"/>
               </w:rPr>
-              <w:t>CD-12</w:t>
+              <w:t>BO-12</w:t>
             </w:r>
             <w:r>
               <w:rPr>
@@ -1280,7 +1280,7 @@
               <w:rPr>
                 <w:sz w:val="19"/>
               </w:rPr>
-              <w:t>Payment processing via PayHere, supporting cash, card, and wallet for customers and drivers.</w:t>
+              <w:t>Surface third-party events to increase engagement.</w:t>
             </w:r>
           </w:p>
         </w:tc>
@@ -1339,7 +1339,7 @@
               <w:rPr>
                 <w:sz w:val="19"/>
               </w:rPr>
-              <w:t>Digital payments process smoothly using the PayHere gateway, supporting credit cards, debit cards, and in-app wallets. Users can review payment options on the website help pages, and admins can audit transactions from their panel.</w:t>
+              <w:t>An event catalog allows users to discover local experiences and purchase tickets inside the mobile app.</w:t>
             </w:r>
           </w:p>
         </w:tc>
@@ -1363,7 +1363,7 @@
                 <w:b/>
                 <w:sz w:val="19"/>
               </w:rPr>
-              <w:t>CD-13</w:t>
+              <w:t>CD-01</w:t>
             </w:r>
             <w:r>
               <w:rPr>
@@ -1384,7 +1384,7 @@
               <w:rPr>
                 <w:sz w:val="19"/>
               </w:rPr>
-              <w:t>View earnings and trip history (for drivers).</w:t>
+              <w:t>User registration (phone number + OTP, email/password)</w:t>
             </w:r>
           </w:p>
         </w:tc>
@@ -1422,7 +1422,7 @@
                 <w:b/>
                 <w:sz w:val="19"/>
               </w:rPr>
-              <w:t>Completed</w:t>
+              <w:t>Partially Completed</w:t>
             </w:r>
             <w:r>
               <w:rPr>
@@ -1443,7 +1443,7 @@
               <w:rPr>
                 <w:sz w:val="19"/>
               </w:rPr>
-              <w:t>Drivers can track their daily and weekly earnings summaries and review completed trips inside the app. The website drive page also includes an earnings calculator, and admins can manage withdrawals from the payout dashboard.</w:t>
+              <w:t>Users can register and sign in seamlessly on the mobile app using their phone number and a one-time verification code, while administrators access their accounts using a traditional phone and password setup. Static login and sign-up previews are also hosted on the website pages.</w:t>
             </w:r>
           </w:p>
         </w:tc>
@@ -1467,7 +1467,7 @@
                 <w:b/>
                 <w:sz w:val="19"/>
               </w:rPr>
-              <w:t>CD-14</w:t>
+              <w:t>CD-02</w:t>
             </w:r>
             <w:r>
               <w:rPr>
@@ -1488,7 +1488,7 @@
               <w:rPr>
                 <w:sz w:val="19"/>
               </w:rPr>
-              <w:t>In-app communication (call) with the other party (passenger or driver).</w:t>
+              <w:t>Profile management (name, photo, contact details, saved places)</w:t>
             </w:r>
           </w:p>
         </w:tc>
@@ -1547,7 +1547,7 @@
               <w:rPr>
                 <w:sz w:val="19"/>
               </w:rPr>
-              <w:t>Passengers and drivers can call each other directly from the active booking screen using a secure dialer launcher. Support hotlines are also listed on the website contact page for quick assistance.</w:t>
+              <w:t>Profile details, profile pictures, and contact information are fully editable in the mobile app, with changes saving securely to the database. Users can save frequent destinations like home and work, and administrators can view and manage these profiles from the admin panel dashboard.</w:t>
             </w:r>
           </w:p>
         </w:tc>
@@ -1571,7 +1571,7 @@
                 <w:b/>
                 <w:sz w:val="19"/>
               </w:rPr>
-              <w:t>CD-15</w:t>
+              <w:t>CD-03</w:t>
             </w:r>
             <w:r>
               <w:rPr>
@@ -1592,7 +1592,7 @@
               <w:rPr>
                 <w:sz w:val="19"/>
               </w:rPr>
-              <w:t>Rate and review the other party after the trip.</w:t>
+              <w:t>Ability to switch between Passenger Mode and Driver Mode using a button in the app.</w:t>
             </w:r>
           </w:p>
         </w:tc>
@@ -1651,7 +1651,7 @@
               <w:rPr>
                 <w:sz w:val="19"/>
               </w:rPr>
-              <w:t>Both passengers and drivers can rate their experience and leave text feedback after completing a ride. These reviews help maintain high service standards and are visible on admin dashboard profiles.</w:t>
+              <w:t>Users can toggle between passenger and driver modes with a single tap in the mobile app. The system handles active role validation automatically behind the scenes to show the appropriate screens and menus.</w:t>
             </w:r>
           </w:p>
         </w:tc>
@@ -1675,7 +1675,7 @@
                 <w:b/>
                 <w:sz w:val="19"/>
               </w:rPr>
-              <w:t>CD-16</w:t>
+              <w:t>CD-04</w:t>
             </w:r>
             <w:r>
               <w:rPr>
@@ -1696,7 +1696,7 @@
               <w:rPr>
                 <w:sz w:val="19"/>
               </w:rPr>
-              <w:t>View trip history and receipts (for both customers and drivers).</w:t>
+              <w:t>Set pickup and drop-off locations via GPS or map pin (integrating Google Maps API).</w:t>
             </w:r>
           </w:p>
         </w:tc>
@@ -1755,7 +1755,7 @@
               <w:rPr>
                 <w:sz w:val="19"/>
               </w:rPr>
-              <w:t>Customers and drivers can view their historical bookings list and access detailed digital receipts inside the app. Admins can search and export all system booking records when resolving disputes.</w:t>
+              <w:t>Passengers can select their pickup and drop-off locations by dragging a map pin or searching for addresses via GPS. Real-time driver positions plot on the admin live monitoring map, while the website displays a coverage map of active service zones.</w:t>
             </w:r>
           </w:p>
         </w:tc>
@@ -1779,7 +1779,7 @@
                 <w:b/>
                 <w:sz w:val="19"/>
               </w:rPr>
-              <w:t>CD-17</w:t>
+              <w:t>CD-05</w:t>
             </w:r>
             <w:r>
               <w:rPr>
@@ -1800,7 +1800,7 @@
               <w:rPr>
                 <w:sz w:val="19"/>
               </w:rPr>
-              <w:t>Emergency SOS button and share trip with contacts.</w:t>
+              <w:t>Choose vehicle type (for passengers) and view fare estimate.</w:t>
             </w:r>
           </w:p>
         </w:tc>
@@ -1859,7 +1859,7 @@
               <w:rPr>
                 <w:sz w:val="19"/>
               </w:rPr>
-              <w:t>The app features a panic button that instantly logs an emergency status to the database, notifying the safety team. Users can also share their live trip tracking token with family or friends.</w:t>
+              <w:t>Passengers can select their preferred vehicle class and see upfront fare estimates calculated from the current distance and traffic. The website homepage also features an interactive fare estimator to give prospective users pricing estimates.</w:t>
             </w:r>
           </w:p>
         </w:tc>
@@ -1883,7 +1883,7 @@
                 <w:b/>
                 <w:sz w:val="19"/>
               </w:rPr>
-              <w:t>CD-18</w:t>
+              <w:t>CD-06</w:t>
             </w:r>
             <w:r>
               <w:rPr>
@@ -1904,7 +1904,7 @@
               <w:rPr>
                 <w:sz w:val="19"/>
               </w:rPr>
-              <w:t>Receive push notifications via Firebase for booking status, driver arrival, promotions, and updates.</w:t>
+              <w:t>View upfront fare estimate and confirm ride booking (for customers).</w:t>
             </w:r>
           </w:p>
         </w:tc>
@@ -1963,7 +1963,7 @@
               <w:rPr>
                 <w:sz w:val="19"/>
               </w:rPr>
-              <w:t>Firebase push alerts notify users instantly about driver arrivals, booking confirmations, and promotional campaigns. Admins can send targeted notification campaigns to all active users.</w:t>
+              <w:t>Fare estimates are displayed upfront before a passenger confirms their booking. Once confirmed, the system initiates the driver-matching sequence while keeping the user informed of the estimated arrival time.</w:t>
             </w:r>
           </w:p>
         </w:tc>
@@ -1987,7 +1987,7 @@
                 <w:b/>
                 <w:sz w:val="19"/>
               </w:rPr>
-              <w:t>CD-19</w:t>
+              <w:t>CD-07</w:t>
             </w:r>
             <w:r>
               <w:rPr>
@@ -2008,7 +2008,7 @@
               <w:rPr>
                 <w:sz w:val="19"/>
               </w:rPr>
-              <w:t>Multi-stop trips – add up to two intermediate stops with a configurable waiting allowance per stop (exceeding it triggers standard waiting charges).</w:t>
+              <w:t>Request a ride and match with the nearest available driver (for customers).</w:t>
             </w:r>
           </w:p>
         </w:tc>
@@ -2046,7 +2046,7 @@
                 <w:b/>
                 <w:sz w:val="19"/>
               </w:rPr>
-              <w:t>Partially Completed</w:t>
+              <w:t>Completed</w:t>
             </w:r>
             <w:r>
               <w:rPr>
@@ -2067,7 +2067,7 @@
               <w:rPr>
                 <w:sz w:val="19"/>
               </w:rPr>
-              <w:t>The backend database fully supports multi-stop itineraries and waiting allowances; however, the "Add Stop" button in the customer app is currently disabled in the search interface.</w:t>
+              <w:t>The matching engine searches a three-kilometer radius to find the closest online driver and dispatch the ride request. Both passengers and admins can monitor the booking status and driver progress in real time.</w:t>
             </w:r>
           </w:p>
         </w:tc>
@@ -2091,7 +2091,7 @@
                 <w:b/>
                 <w:sz w:val="19"/>
               </w:rPr>
-              <w:t>CD-20</w:t>
+              <w:t>CD-08</w:t>
             </w:r>
             <w:r>
               <w:rPr>
@@ -2112,7 +2112,7 @@
               <w:rPr>
                 <w:sz w:val="19"/>
               </w:rPr>
-              <w:t>One-way or return-trip selection at booking.</w:t>
+              <w:t>Turn on/off availability (for drivers).</w:t>
             </w:r>
           </w:p>
         </w:tc>
@@ -2171,7 +2171,7 @@
               <w:rPr>
                 <w:sz w:val="19"/>
               </w:rPr>
-              <w:t>Users can choose between one-way bookings or round trips in the destination search menu. Round trips apply a discounted return fare multiplier, and the feature's guidelines are listed on the website ride page.</w:t>
+              <w:t>Drivers can control when they want to work by flipping an online switch in the app. Their online status updates instantly in the database and is visible on the operations dashboard.</w:t>
             </w:r>
           </w:p>
         </w:tc>
@@ -2195,7 +2195,7 @@
                 <w:b/>
                 <w:sz w:val="19"/>
               </w:rPr>
-              <w:t>CD-21</w:t>
+              <w:t>CD-09</w:t>
             </w:r>
             <w:r>
               <w:rPr>
@@ -2216,7 +2216,7 @@
               <w:rPr>
                 <w:sz w:val="19"/>
               </w:rPr>
-              <w:t>Instant booking (Now) or scheduled booking (Later) with date and time picker.</w:t>
+              <w:t>Accept or reject incoming ride requests (for drivers).</w:t>
             </w:r>
           </w:p>
         </w:tc>
@@ -2275,7 +2275,7 @@
               <w:rPr>
                 <w:sz w:val="19"/>
               </w:rPr>
-              <w:t>Customers can request an immediate ride or schedule one for a future date and time. Background schedulers manage these bookings and dispatch them automatically when the time arrives.</w:t>
+              <w:t>Incoming booking requests appear as slide-up notifications on the driver's screen, allowing them to accept or decline the job. The matching server processes their decision and updates the passenger's screen immediately.</w:t>
             </w:r>
           </w:p>
         </w:tc>
@@ -2299,7 +2299,7 @@
                 <w:b/>
                 <w:sz w:val="19"/>
               </w:rPr>
-              <w:t>CD-22</w:t>
+              <w:t>CD-10</w:t>
             </w:r>
             <w:r>
               <w:rPr>
@@ -2320,7 +2320,7 @@
               <w:rPr>
                 <w:sz w:val="19"/>
               </w:rPr>
-              <w:t>Add note to driver and apply promo code at booking.</w:t>
+              <w:t>GPS navigation for pickups and drop-offs using Google Maps API, with turn-by-turn directions, picture-in-picture mini-map, speed display, mute, and incident reporting (for drivers).</w:t>
             </w:r>
           </w:p>
         </w:tc>
@@ -2358,7 +2358,7 @@
                 <w:b/>
                 <w:sz w:val="19"/>
               </w:rPr>
-              <w:t>Completed</w:t>
+              <w:t>Partially Completed</w:t>
             </w:r>
             <w:r>
               <w:rPr>
@@ -2379,7 +2379,7 @@
               <w:rPr>
                 <w:sz w:val="19"/>
               </w:rPr>
-              <w:t>Passengers can apply coupon codes at checkout and add custom notes for their driver, such as specific gate codes or directions.</w:t>
+              <w:t>Incident reporting is fully integrated for driver safety, and active routes update live on the passenger tracking screen. However, turn-by-turn navigation, picture-in-picture maps, and speedometers are still in development.</w:t>
             </w:r>
           </w:p>
         </w:tc>
@@ -2403,7 +2403,7 @@
                 <w:b/>
                 <w:sz w:val="19"/>
               </w:rPr>
-              <w:t>CD-23</w:t>
+              <w:t>CD-11</w:t>
             </w:r>
             <w:r>
               <w:rPr>
@@ -2424,7 +2424,7 @@
               <w:rPr>
                 <w:sz w:val="19"/>
               </w:rPr>
-              <w:t>Saved Addresses with Home and Work shortcuts.</w:t>
+              <w:t>Collect payment (cash, card, or wallet) and confirm payment (for drivers).</w:t>
             </w:r>
           </w:p>
         </w:tc>
@@ -2483,7 +2483,7 @@
               <w:rPr>
                 <w:sz w:val="19"/>
               </w:rPr>
-              <w:t>Users can save frequently used addresses as shortcuts like Home and Work inside the location search screen for faster bookings.</w:t>
+              <w:t>The app prompts drivers with a payment summary card upon ending a trip to collect fares. Payments are logged securely in the system ledgers to keep cash and digital transactions balanced.</w:t>
             </w:r>
           </w:p>
         </w:tc>
@@ -2507,7 +2507,7 @@
                 <w:b/>
                 <w:sz w:val="19"/>
               </w:rPr>
-              <w:t>CD-24</w:t>
+              <w:t>CD-12</w:t>
             </w:r>
             <w:r>
               <w:rPr>
@@ -2528,7 +2528,7 @@
               <w:rPr>
                 <w:sz w:val="19"/>
               </w:rPr>
-              <w:t>Help &amp; Support flow with last-five activity quick-access and category routing (Account &amp; payment, App issues, Using Ziggo Rides).</w:t>
+              <w:t>Payment processing via PayHere, supporting cash, card, and wallet for customers and drivers.</w:t>
             </w:r>
           </w:p>
         </w:tc>
@@ -2587,7 +2587,7 @@
               <w:rPr>
                 <w:sz w:val="19"/>
               </w:rPr>
-              <w:t>Interactive categories and chat screens live in the mobile app support modules. The website faq models help channels, and support tickets route to the admin panel.</w:t>
+              <w:t>Digital payments process smoothly using the PayHere gateway, supporting credit cards, debit cards, and in-app wallets. Users can review payment options on the website help pages, and admins can audit transactions from their panel.</w:t>
             </w:r>
           </w:p>
         </w:tc>
@@ -2611,7 +2611,7 @@
                 <w:b/>
                 <w:sz w:val="19"/>
               </w:rPr>
-              <w:t>CD-25</w:t>
+              <w:t>CD-13</w:t>
             </w:r>
             <w:r>
               <w:rPr>
@@ -2632,7 +2632,7 @@
               <w:rPr>
                 <w:sz w:val="19"/>
               </w:rPr>
-              <w:t>Notifications inbox with system, ride, and promotional alerts.</w:t>
+              <w:t>View earnings and trip history (for drivers).</w:t>
             </w:r>
           </w:p>
         </w:tc>
@@ -2691,7 +2691,7 @@
               <w:rPr>
                 <w:sz w:val="19"/>
               </w:rPr>
-              <w:t>A dedicated notification inbox inside the mobile app displays system messages, booking status updates, and customized promotions.</w:t>
+              <w:t>Drivers can track their daily and weekly earnings summaries and review completed trips inside the app. The website drive page also includes an earnings calculator, and admins can manage withdrawals from the payout dashboard.</w:t>
             </w:r>
           </w:p>
         </w:tc>
@@ -2715,7 +2715,7 @@
                 <w:b/>
                 <w:sz w:val="19"/>
               </w:rPr>
-              <w:t>CD-26</w:t>
+              <w:t>CD-14</w:t>
             </w:r>
             <w:r>
               <w:rPr>
@@ -2736,7 +2736,7 @@
               <w:rPr>
                 <w:sz w:val="19"/>
               </w:rPr>
-              <w:t>Activity history filtered by service category – Rides, Trucks, Food, Rentals, Delivery, Market, Courier, Events – with Ongoing, Completed, Complaint, and Cancelled tabs.</w:t>
+              <w:t>In-app communication (call) with the other party (passenger or driver).</w:t>
             </w:r>
           </w:p>
         </w:tc>
@@ -2795,7 +2795,7 @@
               <w:rPr>
                 <w:sz w:val="19"/>
               </w:rPr>
-              <w:t>Users can filter their activity history by service types—such as Rides, Food, Mart, and Flash—and sort them into ongoing, completed, and canceled tabs.</w:t>
+              <w:t>Passengers and drivers can call each other directly from the active booking screen using a secure dialer launcher. Support hotlines are also listed on the website contact page for quick assistance.</w:t>
             </w:r>
           </w:p>
         </w:tc>
@@ -2819,7 +2819,7 @@
                 <w:b/>
                 <w:sz w:val="19"/>
               </w:rPr>
-              <w:t>CD-27</w:t>
+              <w:t>CD-15</w:t>
             </w:r>
             <w:r>
               <w:rPr>
@@ -2840,7 +2840,7 @@
               <w:rPr>
                 <w:sz w:val="19"/>
               </w:rPr>
-              <w:t>Camera permission flow for in-app QR scanning (basic Scan &amp; Pay).</w:t>
+              <w:t>Rate and review the other party after the trip.</w:t>
             </w:r>
           </w:p>
         </w:tc>
@@ -2899,7 +2899,7 @@
               <w:rPr>
                 <w:sz w:val="19"/>
               </w:rPr>
-              <w:t>The mobile app uses camera permissions to let customers scan QR codes at checkout for quick payments.</w:t>
+              <w:t>Both passengers and drivers can rate their experience and leave text feedback after completing a ride. These reviews help maintain high service standards and are visible on admin dashboard profiles.</w:t>
             </w:r>
           </w:p>
         </w:tc>
@@ -2923,7 +2923,7 @@
                 <w:b/>
                 <w:sz w:val="19"/>
               </w:rPr>
-              <w:t>CD-28</w:t>
+              <w:t>CD-16</w:t>
             </w:r>
             <w:r>
               <w:rPr>
@@ -2944,7 +2944,7 @@
               <w:rPr>
                 <w:sz w:val="19"/>
               </w:rPr>
-              <w:t>Basic business account: add a corporate profile for business-billed bookings.</w:t>
+              <w:t>View trip history and receipts (for both customers and drivers).</w:t>
             </w:r>
           </w:p>
         </w:tc>
@@ -3003,7 +3003,7 @@
               <w:rPr>
                 <w:sz w:val="19"/>
               </w:rPr>
-              <w:t>Users can create corporate profiles to charge business bookings directly to their company account. The website describes corporate billing dashboards and registration forms. Admins manage companies in corporate settings.</w:t>
+              <w:t>Customers and drivers can view their historical bookings list and access detailed digital receipts inside the app. Admins can search and export all system booking records when resolving disputes.</w:t>
             </w:r>
           </w:p>
         </w:tc>
@@ -3027,7 +3027,7 @@
                 <w:b/>
                 <w:sz w:val="19"/>
               </w:rPr>
-              <w:t>CD-29</w:t>
+              <w:t>CD-17</w:t>
             </w:r>
             <w:r>
               <w:rPr>
@@ -3048,7 +3048,7 @@
               <w:rPr>
                 <w:sz w:val="19"/>
               </w:rPr>
-              <w:t>About Us and app version display under the account menu.</w:t>
+              <w:t>Emergency SOS button and share trip with contacts.</w:t>
             </w:r>
           </w:p>
         </w:tc>
@@ -3107,7 +3107,7 @@
               <w:rPr>
                 <w:sz w:val="19"/>
               </w:rPr>
-              <w:t>Version details display on mobile app settings pages and are detailed on the website about page.</w:t>
+              <w:t>The app features a panic button that instantly logs an emergency status to the database, notifying the safety team. Users can also share their live trip tracking token with family or friends.</w:t>
             </w:r>
           </w:p>
         </w:tc>
@@ -3131,7 +3131,7 @@
                 <w:b/>
                 <w:sz w:val="19"/>
               </w:rPr>
-              <w:t>CD-30</w:t>
+              <w:t>CD-18</w:t>
             </w:r>
             <w:r>
               <w:rPr>
@@ -3152,7 +3152,7 @@
               <w:rPr>
                 <w:sz w:val="19"/>
               </w:rPr>
-              <w:t>Invite a Friend referral flow from the Earn-with-Ziggo screen.</w:t>
+              <w:t>Receive push notifications via Firebase for booking status, driver arrival, promotions, and updates.</w:t>
             </w:r>
           </w:p>
         </w:tc>
@@ -3190,7 +3190,7 @@
                 <w:b/>
                 <w:sz w:val="19"/>
               </w:rPr>
-              <w:t>Missing / Planned</w:t>
+              <w:t>Completed</w:t>
             </w:r>
             <w:r>
               <w:rPr>
@@ -3211,7 +3211,7 @@
               <w:rPr>
                 <w:sz w:val="19"/>
               </w:rPr>
-              <w:t>Database tables contain structure for referral bonuses, but the invite system is not yet active on the backend or the mobile app screens.</w:t>
+              <w:t>Firebase push alerts notify users instantly about driver arrivals, booking confirmations, and promotional campaigns. Admins can send targeted notification campaigns to all active users.</w:t>
             </w:r>
           </w:p>
         </w:tc>
@@ -3235,7 +3235,7 @@
                 <w:b/>
                 <w:sz w:val="19"/>
               </w:rPr>
-              <w:t>CD-31</w:t>
+              <w:t>CD-19</w:t>
             </w:r>
             <w:r>
               <w:rPr>
@@ -3256,7 +3256,7 @@
               <w:rPr>
                 <w:sz w:val="19"/>
               </w:rPr>
-              <w:t>ETA sharing – user can share their real-time estimated time of arrival with selected contacts directly from the active trip screen.</w:t>
+              <w:t>Multi-stop trips – add up to two intermediate stops with a configurable waiting allowance per stop (exceeding it triggers standard waiting charges).</w:t>
             </w:r>
           </w:p>
         </w:tc>
@@ -3294,7 +3294,7 @@
                 <w:b/>
                 <w:sz w:val="19"/>
               </w:rPr>
-              <w:t>Completed</w:t>
+              <w:t>Partially Completed</w:t>
             </w:r>
             <w:r>
               <w:rPr>
@@ -3315,7 +3315,7 @@
               <w:rPr>
                 <w:sz w:val="19"/>
               </w:rPr>
-              <w:t>Passengers can share their real-time estimated arrival time with contacts via a link that opens in a public tracking webpage.</w:t>
+              <w:t>The backend database fully supports multi-stop itineraries and waiting allowances; however, the "Add Stop" button in the customer app is currently disabled in the search interface.</w:t>
             </w:r>
           </w:p>
         </w:tc>
@@ -3339,7 +3339,7 @@
                 <w:b/>
                 <w:sz w:val="19"/>
               </w:rPr>
-              <w:t>CD-32</w:t>
+              <w:t>CD-20</w:t>
             </w:r>
             <w:r>
               <w:rPr>
@@ -3360,7 +3360,7 @@
               <w:rPr>
                 <w:sz w:val="19"/>
               </w:rPr>
-              <w:t>Account deletion – user can permanently delete their Ziggo account from within the app settings, with a confirmation step and data-erasure notice.</w:t>
+              <w:t>One-way or return-trip selection at booking.</w:t>
             </w:r>
           </w:p>
         </w:tc>
@@ -3419,7 +3419,7 @@
               <w:rPr>
                 <w:sz w:val="19"/>
               </w:rPr>
-              <w:t>Users can permanently delete their accounts from the settings page, which scrubs their personal details from the database while keeping anonymized records for audits.</w:t>
+              <w:t>Users can choose between one-way bookings or round trips in the destination search menu. Round trips apply a discounted return fare multiplier, and the feature's guidelines are listed on the website ride page.</w:t>
             </w:r>
           </w:p>
         </w:tc>
@@ -3443,7 +3443,7 @@
                 <w:b/>
                 <w:sz w:val="19"/>
               </w:rPr>
-              <w:t>CD-33</w:t>
+              <w:t>CD-21</w:t>
             </w:r>
             <w:r>
               <w:rPr>
@@ -3464,7 +3464,7 @@
               <w:rPr>
                 <w:sz w:val="19"/>
               </w:rPr>
-              <w:t>Automated complaint responses – minor and routine support complaints receive instant automated responses, with escalation to a live agent for complex issues.</w:t>
+              <w:t>Instant booking (Now) or scheduled booking (Later) with date and time picker.</w:t>
             </w:r>
           </w:p>
         </w:tc>
@@ -3523,7 +3523,7 @@
               <w:rPr>
                 <w:sz w:val="19"/>
               </w:rPr>
-              <w:t>The customer support system uses automated rules to send instant replies to common complaints, such as minor fare disputes, before routing complex issues to live agents.</w:t>
+              <w:t>Customers can request an immediate ride or schedule one for a future date and time. Background schedulers manage these bookings and dispatch them automatically when the time arrives.</w:t>
             </w:r>
           </w:p>
         </w:tc>
@@ -3547,7 +3547,7 @@
                 <w:b/>
                 <w:sz w:val="19"/>
               </w:rPr>
-              <w:t>CD-34</w:t>
+              <w:t>CD-22</w:t>
             </w:r>
             <w:r>
               <w:rPr>
@@ -3568,7 +3568,7 @@
               <w:rPr>
                 <w:sz w:val="19"/>
               </w:rPr>
-              <w:t>Simple profile completeness indicator – shows the user how complete their profile is and prompts them to fill missing fields.</w:t>
+              <w:t>Add note to driver and apply promo code at booking.</w:t>
             </w:r>
           </w:p>
         </w:tc>
@@ -3627,7 +3627,7 @@
               <w:rPr>
                 <w:sz w:val="19"/>
               </w:rPr>
-              <w:t>The app calculates and shows a profile completeness bar under the settings menu to encourage users to finish adding their photo and contact details.</w:t>
+              <w:t>Passengers can apply coupon codes at checkout and add custom notes for their driver, such as specific gate codes or directions.</w:t>
             </w:r>
           </w:p>
         </w:tc>
@@ -3651,7 +3651,7 @@
                 <w:b/>
                 <w:sz w:val="19"/>
               </w:rPr>
-              <w:t>RS-01</w:t>
+              <w:t>CD-23</w:t>
             </w:r>
             <w:r>
               <w:rPr>
@@ -3672,7 +3672,7 @@
               <w:rPr>
                 <w:sz w:val="19"/>
               </w:rPr>
-              <w:t>Ride types available at booking: Car, Tuk, Bike (Moto), with vehicle availability shown as ETA (e.g., "In 1 min").</w:t>
+              <w:t>Saved Addresses with Home and Work shortcuts.</w:t>
             </w:r>
           </w:p>
         </w:tc>
@@ -3731,7 +3731,7 @@
               <w:rPr>
                 <w:sz w:val="19"/>
               </w:rPr>
-              <w:t>Available vehicle categories like Tuk, Bike, and Car appear on the booking screen with real-time arrival estimates. The website services pages display descriptions and base fares.</w:t>
+              <w:t>Users can save frequently used addresses as shortcuts like Home and Work inside the location search screen for faster bookings.</w:t>
             </w:r>
           </w:p>
         </w:tc>
@@ -3755,7 +3755,7 @@
                 <w:b/>
                 <w:sz w:val="19"/>
               </w:rPr>
-              <w:t>RS-02</w:t>
+              <w:t>CD-24</w:t>
             </w:r>
             <w:r>
               <w:rPr>
@@ -3776,7 +3776,7 @@
               <w:rPr>
                 <w:sz w:val="19"/>
               </w:rPr>
-              <w:t>Flex (premium car) as a separate ride class with its own fare.</w:t>
+              <w:t>Help &amp; Support flow with last-five activity quick-access and category routing (Account &amp; payment, App issues, Using Ziggo Rides).</w:t>
             </w:r>
           </w:p>
         </w:tc>
@@ -3835,7 +3835,7 @@
               <w:rPr>
                 <w:sz w:val="19"/>
               </w:rPr>
-              <w:t>Flex represents the premium sedan ride class in the app, operating with a separate base rate. Website ride pages outline Flex rates and starting fares.</w:t>
+              <w:t>Interactive categories and chat screens live in the mobile app support modules. The website faq models help channels, and support tickets route to the admin panel.</w:t>
             </w:r>
           </w:p>
         </w:tc>
@@ -3859,7 +3859,7 @@
                 <w:b/>
                 <w:sz w:val="19"/>
               </w:rPr>
-              <w:t>RS-03</w:t>
+              <w:t>CD-25</w:t>
             </w:r>
             <w:r>
               <w:rPr>
@@ -3880,7 +3880,7 @@
               <w:rPr>
                 <w:sz w:val="19"/>
               </w:rPr>
-              <w:t>Reserve / scheduled rides (Later) – pickup date and time scheduling.</w:t>
+              <w:t>Notifications inbox with system, ride, and promotional alerts.</w:t>
             </w:r>
           </w:p>
         </w:tc>
@@ -3939,7 +3939,7 @@
               <w:rPr>
                 <w:sz w:val="19"/>
               </w:rPr>
-              <w:t>Reserved rides are scheduled and queued in backend dispatch systems to pair with drivers right before the scheduled pickup time.</w:t>
+              <w:t>A dedicated notification inbox inside the mobile app displays system messages, booking status updates, and customized promotions.</w:t>
             </w:r>
           </w:p>
         </w:tc>
@@ -3963,7 +3963,7 @@
                 <w:b/>
                 <w:sz w:val="19"/>
               </w:rPr>
-              <w:t>RS-04</w:t>
+              <w:t>CD-26</w:t>
             </w:r>
             <w:r>
               <w:rPr>
@@ -3984,7 +3984,7 @@
               <w:rPr>
                 <w:sz w:val="19"/>
               </w:rPr>
-              <w:t>Long-distance / intercity rides – basic option for bookings between cities.</w:t>
+              <w:t>Activity history filtered by service category – Rides, Trucks, Food, Rentals, Delivery, Market, Courier, Events – with Ongoing, Completed, Complaint, and Cancelled tabs.</w:t>
             </w:r>
           </w:p>
         </w:tc>
@@ -4022,7 +4022,7 @@
                 <w:b/>
                 <w:sz w:val="19"/>
               </w:rPr>
-              <w:t>Missing / Planned</w:t>
+              <w:t>Completed</w:t>
             </w:r>
             <w:r>
               <w:rPr>
@@ -4043,7 +4043,7 @@
               <w:rPr>
                 <w:sz w:val="19"/>
               </w:rPr>
-              <w:t>Long-distance or city-to-city rides are planned but not yet supported in the matching engine or the mobile app booking screens.</w:t>
+              <w:t>Users can filter their activity history by service types—such as Rides, Food, Mart, and Flash—and sort them into ongoing, completed, and canceled tabs.</w:t>
             </w:r>
           </w:p>
         </w:tc>
@@ -4067,7 +4067,7 @@
                 <w:b/>
                 <w:sz w:val="19"/>
               </w:rPr>
-              <w:t>RS-05</w:t>
+              <w:t>CD-27</w:t>
             </w:r>
             <w:r>
               <w:rPr>
@@ -4088,7 +4088,7 @@
               <w:rPr>
                 <w:sz w:val="19"/>
               </w:rPr>
-              <w:t>Seniors rides – a ride variant for senior passengers (basic label, no special driver policies).</w:t>
+              <w:t>Camera permission flow for in-app QR scanning (basic Scan &amp; Pay).</w:t>
             </w:r>
           </w:p>
         </w:tc>
@@ -4126,7 +4126,7 @@
                 <w:b/>
                 <w:sz w:val="19"/>
               </w:rPr>
-              <w:t>Missing / Planned</w:t>
+              <w:t>Completed</w:t>
             </w:r>
             <w:r>
               <w:rPr>
@@ -4147,7 +4147,7 @@
               <w:rPr>
                 <w:sz w:val="19"/>
               </w:rPr>
-              <w:t>Dedicated ride variants for senior passengers are planned for future updates and are not yet visible in the app.</w:t>
+              <w:t>The mobile app uses camera permissions to let customers scan QR codes at checkout for quick payments.</w:t>
             </w:r>
           </w:p>
         </w:tc>
@@ -4171,7 +4171,7 @@
                 <w:b/>
                 <w:sz w:val="19"/>
               </w:rPr>
-              <w:t>RS-06</w:t>
+              <w:t>CD-28</w:t>
             </w:r>
             <w:r>
               <w:rPr>
@@ -4192,7 +4192,7 @@
               <w:rPr>
                 <w:sz w:val="19"/>
               </w:rPr>
-              <w:t>Teens rides – a ride variant for teen passengers (basic label, standard safeguards).</w:t>
+              <w:t>Basic business account: add a corporate profile for business-billed bookings.</w:t>
             </w:r>
           </w:p>
         </w:tc>
@@ -4230,7 +4230,7 @@
                 <w:b/>
                 <w:sz w:val="19"/>
               </w:rPr>
-              <w:t>Missing / Planned</w:t>
+              <w:t>Completed</w:t>
             </w:r>
             <w:r>
               <w:rPr>
@@ -4251,7 +4251,7 @@
               <w:rPr>
                 <w:sz w:val="19"/>
               </w:rPr>
-              <w:t>Safety-focused ride options for teenage passengers are planned and not yet integrated into the active services menu.</w:t>
+              <w:t>Users can create corporate profiles to charge business bookings directly to their company account. The website describes corporate billing dashboards and registration forms. Admins manage companies in corporate settings.</w:t>
             </w:r>
           </w:p>
         </w:tc>
@@ -4275,7 +4275,7 @@
                 <w:b/>
                 <w:sz w:val="19"/>
               </w:rPr>
-              <w:t>RS-07</w:t>
+              <w:t>CD-29</w:t>
             </w:r>
             <w:r>
               <w:rPr>
@@ -4296,7 +4296,7 @@
               <w:rPr>
                 <w:sz w:val="19"/>
               </w:rPr>
-              <w:t>Per-ride loyalty points earning displayed at vehicle selection.</w:t>
+              <w:t>About Us and app version display under the account menu.</w:t>
             </w:r>
           </w:p>
         </w:tc>
@@ -4355,7 +4355,7 @@
               <w:rPr>
                 <w:sz w:val="19"/>
               </w:rPr>
-              <w:t>The booking checkout screen calculates and displays the loyalty points passengers will earn upon completing their ride.</w:t>
+              <w:t>Version details display on mobile app settings pages and are detailed on the website about page.</w:t>
             </w:r>
           </w:p>
         </w:tc>
@@ -4379,7 +4379,7 @@
                 <w:b/>
                 <w:sz w:val="19"/>
               </w:rPr>
-              <w:t>RS-08</w:t>
+              <w:t>CD-30</w:t>
             </w:r>
             <w:r>
               <w:rPr>
@@ -4400,7 +4400,7 @@
               <w:rPr>
                 <w:sz w:val="19"/>
               </w:rPr>
-              <w:t>"Meet your driver here" pickup-point indicator on the map for high-density areas.</w:t>
+              <w:t>Invite a Friend referral flow from the Earn-with-Ziggo screen.</w:t>
             </w:r>
           </w:p>
         </w:tc>
@@ -4438,7 +4438,7 @@
                 <w:b/>
                 <w:sz w:val="19"/>
               </w:rPr>
-              <w:t>Completed</w:t>
+              <w:t>Missing / Planned</w:t>
             </w:r>
             <w:r>
               <w:rPr>
@@ -4459,7 +4459,7 @@
               <w:rPr>
                 <w:sz w:val="19"/>
               </w:rPr>
-              <w:t>The app places a visual pickup marker and instructions on the map to guide passengers to optimal meeting points in crowded areas.</w:t>
+              <w:t>Database tables contain structure for referral bonuses, but the invite system is not yet active on the backend or the mobile app screens.</w:t>
             </w:r>
           </w:p>
         </w:tc>
@@ -4483,7 +4483,7 @@
                 <w:b/>
                 <w:sz w:val="19"/>
               </w:rPr>
-              <w:t>RS-09</w:t>
+              <w:t>CD-31</w:t>
             </w:r>
             <w:r>
               <w:rPr>
@@ -4504,7 +4504,7 @@
               <w:rPr>
                 <w:sz w:val="19"/>
               </w:rPr>
-              <w:t>AI-powered drop location suggestions – recommends destinations based on current location, time of day, and usage history.</w:t>
+              <w:t>ETA sharing – user can share their real-time estimated time of arrival with selected contacts directly from the active trip screen.</w:t>
             </w:r>
           </w:p>
         </w:tc>
@@ -4542,7 +4542,7 @@
                 <w:b/>
                 <w:sz w:val="19"/>
               </w:rPr>
-              <w:t>Missing / Planned</w:t>
+              <w:t>Completed</w:t>
             </w:r>
             <w:r>
               <w:rPr>
@@ -4563,7 +4563,7 @@
               <w:rPr>
                 <w:sz w:val="19"/>
               </w:rPr>
-              <w:t>Search screens suggest frequent destinations based on general Colombo locations rather than personalized, AI-derived suggestions.</w:t>
+              <w:t>Passengers can share their real-time estimated arrival time with contacts via a link that opens in a public tracking webpage.</w:t>
             </w:r>
           </w:p>
         </w:tc>
@@ -4587,7 +4587,7 @@
                 <w:b/>
                 <w:sz w:val="19"/>
               </w:rPr>
-              <w:t>RT-01</w:t>
+              <w:t>CD-32</w:t>
             </w:r>
             <w:r>
               <w:rPr>
@@ -4608,7 +4608,7 @@
               <w:rPr>
                 <w:sz w:val="19"/>
               </w:rPr>
-              <w:t>Hourly rental booking – user can book a vehicle for a set number of hours, with the driver waiting throughout.</w:t>
+              <w:t>Account deletion – user can permanently delete their Ziggo account from within the app settings, with a confirmation step and data-erasure notice.</w:t>
             </w:r>
           </w:p>
         </w:tc>
@@ -4667,7 +4667,7 @@
               <w:rPr>
                 <w:sz w:val="19"/>
               </w:rPr>
-              <w:t>Passengers can rent a vehicle and driver for a set duration of hours directly from the rental screen, with rates calculating per hour.</w:t>
+              <w:t>Users can permanently delete their accounts from the settings page, which scrubs their personal details from the database while keeping anonymized records for audits.</w:t>
             </w:r>
           </w:p>
         </w:tc>
@@ -4691,7 +4691,7 @@
                 <w:b/>
                 <w:sz w:val="19"/>
               </w:rPr>
-              <w:t>RT-02</w:t>
+              <w:t>CD-33</w:t>
             </w:r>
             <w:r>
               <w:rPr>
@@ -4712,7 +4712,7 @@
               <w:rPr>
                 <w:sz w:val="19"/>
               </w:rPr>
-              <w:t>Scheduled pickup – pickup date and time selection (Now or Schedule).</w:t>
+              <w:t>Automated complaint responses – minor and routine support complaints receive instant automated responses, with escalation to a live agent for complex issues.</w:t>
             </w:r>
           </w:p>
         </w:tc>
@@ -4771,7 +4771,7 @@
               <w:rPr>
                 <w:sz w:val="19"/>
               </w:rPr>
-              <w:t>Rental bookings support both immediate pickups and scheduled requests for later dates.</w:t>
+              <w:t>The customer support system uses automated rules to send instant replies to common complaints, such as minor fare disputes, before routing complex issues to live agents.</w:t>
             </w:r>
           </w:p>
         </w:tc>
@@ -4795,7 +4795,7 @@
                 <w:b/>
                 <w:sz w:val="19"/>
               </w:rPr>
-              <w:t>RT-03</w:t>
+              <w:t>CD-34</w:t>
             </w:r>
             <w:r>
               <w:rPr>
@@ -4816,7 +4816,7 @@
               <w:rPr>
                 <w:sz w:val="19"/>
               </w:rPr>
-              <w:t>Vehicle selection for rentals (Car, Van).</w:t>
+              <w:t>Simple profile completeness indicator – shows the user how complete their profile is and prompts them to fill missing fields.</w:t>
             </w:r>
           </w:p>
         </w:tc>
@@ -4875,7 +4875,7 @@
               <w:rPr>
                 <w:sz w:val="19"/>
               </w:rPr>
-              <w:t>The rental screen allows passengers to choose between different vehicle sizes like cars, minivans, and passenger vans.</w:t>
+              <w:t>The app calculates and shows a profile completeness bar under the settings menu to encourage users to finish adding their photo and contact details.</w:t>
             </w:r>
           </w:p>
         </w:tc>
@@ -4899,7 +4899,7 @@
                 <w:b/>
                 <w:sz w:val="19"/>
               </w:rPr>
-              <w:t>RT-04</w:t>
+              <w:t>AD-01</w:t>
             </w:r>
             <w:r>
               <w:rPr>
@@ -4920,7 +4920,7 @@
               <w:rPr>
                 <w:sz w:val="19"/>
               </w:rPr>
-              <w:t>Transparent rental rate displayed before confirmation.</w:t>
+              <w:t>Secure admin login with role-based access control.</w:t>
             </w:r>
           </w:p>
         </w:tc>
@@ -4979,7 +4979,7 @@
               <w:rPr>
                 <w:sz w:val="19"/>
               </w:rPr>
-              <w:t>Hourly rental rates display clearly on the vehicle cards before checkout, estimating costs according to the selected duration.</w:t>
+              <w:t>Admin role checks are validated by backend auth servers and React login pages.</w:t>
             </w:r>
           </w:p>
         </w:tc>
@@ -5003,7 +5003,7 @@
                 <w:b/>
                 <w:sz w:val="19"/>
               </w:rPr>
-              <w:t>PD-01</w:t>
+              <w:t>AD-02</w:t>
             </w:r>
             <w:r>
               <w:rPr>
@@ -5024,7 +5024,7 @@
               <w:rPr>
                 <w:sz w:val="19"/>
               </w:rPr>
-              <w:t>One-way trip selection.</w:t>
+              <w:t>Dashboard showing active trips, online users, revenue, etc.</w:t>
             </w:r>
           </w:p>
         </w:tc>
@@ -5083,7 +5083,7 @@
               <w:rPr>
                 <w:sz w:val="19"/>
               </w:rPr>
-              <w:t>One-way bookings serve as the standard selection mode for all mobility services in the app.</w:t>
+              <w:t>Real-time graphs show active trips, online drivers, and revenue figures.</w:t>
             </w:r>
           </w:p>
         </w:tc>
@@ -5107,7 +5107,7 @@
                 <w:b/>
                 <w:sz w:val="19"/>
               </w:rPr>
-              <w:t>PD-02</w:t>
+              <w:t>AD-03</w:t>
             </w:r>
             <w:r>
               <w:rPr>
@@ -5128,7 +5128,7 @@
               <w:rPr>
                 <w:sz w:val="19"/>
               </w:rPr>
-              <w:t>Return-trip selection with waiting handled at the drop location.</w:t>
+              <w:t>Manage customer/driver accounts (approve, suspend, delete).</w:t>
             </w:r>
           </w:p>
         </w:tc>
@@ -5187,7 +5187,7 @@
               <w:rPr>
                 <w:sz w:val="19"/>
               </w:rPr>
-              <w:t>Round-trip bookings automatically double the leg distance and calculate the return fare with a return multiplier.</w:t>
+              <w:t>Admins can approve, suspend, or delete customer and driver accounts.</w:t>
             </w:r>
           </w:p>
         </w:tc>
@@ -5211,7 +5211,7 @@
                 <w:b/>
                 <w:sz w:val="19"/>
               </w:rPr>
-              <w:t>PD-03</w:t>
+              <w:t>AD-04</w:t>
             </w:r>
             <w:r>
               <w:rPr>
@@ -5232,7 +5232,7 @@
               <w:rPr>
                 <w:sz w:val="19"/>
               </w:rPr>
-              <w:t>Pickup location selection via map, search, or saved address.</w:t>
+              <w:t>Configure fare rules, promo codes, and discounts.</w:t>
             </w:r>
           </w:p>
         </w:tc>
@@ -5291,7 +5291,7 @@
               <w:rPr>
                 <w:sz w:val="19"/>
               </w:rPr>
-              <w:t>Pickup addresses coordinate via GPS detection, autocomplete search entries, or saved shortcuts.</w:t>
+              <w:t>Admins can edit fare rules, base rates, and active discount campaigns.</w:t>
             </w:r>
           </w:p>
         </w:tc>
@@ -5315,7 +5315,7 @@
                 <w:b/>
                 <w:sz w:val="19"/>
               </w:rPr>
-              <w:t>PD-04</w:t>
+              <w:t>AD-05</w:t>
             </w:r>
             <w:r>
               <w:rPr>
@@ -5336,7 +5336,7 @@
               <w:rPr>
                 <w:sz w:val="19"/>
               </w:rPr>
-              <w:t>Drop location selection via map, search, or saved address.</w:t>
+              <w:t>View and monitor all trips, including customer and driver actions.</w:t>
             </w:r>
           </w:p>
         </w:tc>
@@ -5395,7 +5395,7 @@
               <w:rPr>
                 <w:sz w:val="19"/>
               </w:rPr>
-              <w:t>Drop-off locations map via autocomplete address searches or map pin selection.</w:t>
+              <w:t>A live tracking map lets operations monitor active vehicles and requests.</w:t>
             </w:r>
           </w:p>
         </w:tc>
@@ -5419,7 +5419,7 @@
                 <w:b/>
                 <w:sz w:val="19"/>
               </w:rPr>
-              <w:t>PD-05</w:t>
+              <w:t>AD-06</w:t>
             </w:r>
             <w:r>
               <w:rPr>
@@ -5440,7 +5440,7 @@
               <w:rPr>
                 <w:sz w:val="19"/>
               </w:rPr>
-              <w:t>Pickup date and time scheduling (Now or Schedule).</w:t>
+              <w:t>Manage complaints, disputes, and refunds.</w:t>
             </w:r>
           </w:p>
         </w:tc>
@@ -5499,7 +5499,7 @@
               <w:rPr>
                 <w:sz w:val="19"/>
               </w:rPr>
-              <w:t>Customers can choose to book their ride immediately or schedule a pickup for a later time.</w:t>
+              <w:t>Admins can review complaints, process passenger refunds, and respond to support tickets.</w:t>
             </w:r>
           </w:p>
         </w:tc>
@@ -5523,7 +5523,7 @@
                 <w:b/>
                 <w:sz w:val="19"/>
               </w:rPr>
-              <w:t>PD-06</w:t>
+              <w:t>AD-07</w:t>
             </w:r>
             <w:r>
               <w:rPr>
@@ -5544,7 +5544,7 @@
               <w:rPr>
                 <w:sz w:val="19"/>
               </w:rPr>
-              <w:t>Instant booking (Now) – immediate dispatch.</w:t>
+              <w:t>Reports and analytics for trips, revenue, driver performance.</w:t>
             </w:r>
           </w:p>
         </w:tc>
@@ -5603,7 +5603,7 @@
               <w:rPr>
                 <w:sz w:val="19"/>
               </w:rPr>
-              <w:t>Requesting a ride immediately searches for nearby drivers and displays a loading screen until a driver accepts.</w:t>
+              <w:t>Analytical reports show monthly breakdowns of trips, driver performance, and overall revenue.</w:t>
             </w:r>
           </w:p>
         </w:tc>
@@ -5627,7 +5627,7 @@
                 <w:b/>
                 <w:sz w:val="19"/>
               </w:rPr>
-              <w:t>PD-07</w:t>
+              <w:t>AD-08</w:t>
             </w:r>
             <w:r>
               <w:rPr>
@@ -5648,7 +5648,7 @@
               <w:rPr>
                 <w:sz w:val="19"/>
               </w:rPr>
-              <w:t>Scheduled booking – deferred dispatch at the user’s chosen time.</w:t>
+              <w:t>Manage commissions and driver payouts.</w:t>
             </w:r>
           </w:p>
         </w:tc>
@@ -5707,7 +5707,7 @@
               <w:rPr>
                 <w:sz w:val="19"/>
               </w:rPr>
-              <w:t>Scheduled bookings save in the queue and trigger automatically near the requested time to match with a nearby driver.</w:t>
+              <w:t>Payout views let admins calculate commissions, manage payouts, and review driver withdrawals.</w:t>
             </w:r>
           </w:p>
         </w:tc>
@@ -5731,7 +5731,7 @@
                 <w:b/>
                 <w:sz w:val="19"/>
               </w:rPr>
-              <w:t>PR-01</w:t>
+              <w:t>AD-09</w:t>
             </w:r>
             <w:r>
               <w:rPr>
@@ -5752,7 +5752,7 @@
               <w:rPr>
                 <w:sz w:val="19"/>
               </w:rPr>
-              <w:t>Parcel delivery as a top-level service with Flash (same-day) and basic Courier sub-types.</w:t>
+              <w:t>Manage merchant partners (restaurants, market vendors).</w:t>
             </w:r>
           </w:p>
         </w:tc>
@@ -5811,7 +5811,7 @@
               <w:rPr>
                 <w:sz w:val="19"/>
               </w:rPr>
-              <w:t>Parcel selections route to same-day Flash or island-wide Courier services in the mobile app. Website details are in services sections.</w:t>
+              <w:t>Admins can approve restaurant registrations and manage mart vendor listings.</w:t>
             </w:r>
           </w:p>
         </w:tc>
@@ -5835,7 +5835,7 @@
                 <w:b/>
                 <w:sz w:val="19"/>
               </w:rPr>
-              <w:t>PR-02</w:t>
+              <w:t>AD-10</w:t>
             </w:r>
             <w:r>
               <w:rPr>
@@ -5856,7 +5856,7 @@
               <w:rPr>
                 <w:sz w:val="19"/>
               </w:rPr>
-              <w:t>Flash instant delivery – same-day, on-demand parcel pickup and drop.</w:t>
+              <w:t>Configure delivery categories and merchant onboarding rules.</w:t>
             </w:r>
           </w:p>
         </w:tc>
@@ -5915,7 +5915,7 @@
               <w:rPr>
                 <w:sz w:val="19"/>
               </w:rPr>
-              <w:t>Same-day delivery checkout views are fully completed on the mobile app. Website lists size guidelines. Admin panel manages parcel settings.</w:t>
+              <w:t>Onboarding rules and delivery categories configure inside the categories dashboard.</w:t>
             </w:r>
           </w:p>
         </w:tc>
@@ -5939,7 +5939,7 @@
                 <w:b/>
                 <w:sz w:val="19"/>
               </w:rPr>
-              <w:t>PR-03</w:t>
+              <w:t>AD-11</w:t>
             </w:r>
             <w:r>
               <w:rPr>
@@ -5960,7 +5960,7 @@
               <w:rPr>
                 <w:sz w:val="19"/>
               </w:rPr>
-              <w:t>Basic courier delivery – standard parcel delivery for longer distances.</w:t>
+              <w:t>Manage event listings.</w:t>
             </w:r>
           </w:p>
         </w:tc>
@@ -6019,7 +6019,7 @@
               <w:rPr>
                 <w:sz w:val="19"/>
               </w:rPr>
-              <w:t>Standard courier deliveries are designed for longer-distance packages. Fares calculate by weight tiers, and admins monitor delivery tickets.</w:t>
+              <w:t>Admins can publish and update local event tickets on the events page.</w:t>
             </w:r>
           </w:p>
         </w:tc>
@@ -6043,7 +6043,7 @@
                 <w:b/>
                 <w:sz w:val="19"/>
               </w:rPr>
-              <w:t>PR-04</w:t>
+              <w:t>AD-12</w:t>
             </w:r>
             <w:r>
               <w:rPr>
@@ -6064,7 +6064,7 @@
               <w:rPr>
                 <w:sz w:val="19"/>
               </w:rPr>
-              <w:t>Send items – user dispatches a parcel from their location.</w:t>
+              <w:t>Manage basic business accounts (corporate billing).</w:t>
             </w:r>
           </w:p>
         </w:tc>
@@ -6123,7 +6123,7 @@
               <w:rPr>
                 <w:sz w:val="19"/>
               </w:rPr>
-              <w:t>The pickup location for outgoing parcels defaults to the sender's current GPS position unless adjusted manually.</w:t>
+              <w:t>Operations can monitor company billing, members, and credit lines in corporate settings.</w:t>
             </w:r>
           </w:p>
         </w:tc>
@@ -6147,7 +6147,7 @@
                 <w:b/>
                 <w:sz w:val="19"/>
               </w:rPr>
-              <w:t>PR-05</w:t>
+              <w:t>AD-13</w:t>
             </w:r>
             <w:r>
               <w:rPr>
@@ -6168,7 +6168,7 @@
               <w:rPr>
                 <w:sz w:val="19"/>
               </w:rPr>
-              <w:t>Receive items – user requests pickup of a parcel addressed to them.</w:t>
+              <w:t>Configure loyalty points earning rate and redemption rules.</w:t>
             </w:r>
           </w:p>
         </w:tc>
@@ -6227,7 +6227,7 @@
               <w:rPr>
                 <w:sz w:val="19"/>
               </w:rPr>
-              <w:t>Users can arrange for a parcel to be picked up from another location and delivered directly to them by swapping the address order.</w:t>
+              <w:t>System loyalty points accrual and burn values are adjustable under admin settings.</w:t>
             </w:r>
           </w:p>
         </w:tc>
@@ -6251,7 +6251,7 @@
                 <w:b/>
                 <w:sz w:val="19"/>
               </w:rPr>
-              <w:t>PR-06</w:t>
+              <w:t>BE-01</w:t>
             </w:r>
             <w:r>
               <w:rPr>
@@ -6272,7 +6272,7 @@
               <w:rPr>
                 <w:sz w:val="19"/>
               </w:rPr>
-              <w:t>Pickup and drop address capture with on-package address/contact-detail reminder.</w:t>
+              <w:t>Authentication and authorisation for all user roles (token-based).</w:t>
             </w:r>
           </w:p>
         </w:tc>
@@ -6331,7 +6331,7 @@
               <w:rPr>
                 <w:sz w:val="19"/>
               </w:rPr>
-              <w:t>Checkout screens remind senders to write the recipient's contact information and address clearly on the physical parcel packaging.</w:t>
+              <w:t>JWT token logins verify customer, driver, and admin sessions on the backend.</w:t>
             </w:r>
           </w:p>
         </w:tc>
@@ -6355,7 +6355,7 @@
                 <w:b/>
                 <w:sz w:val="19"/>
               </w:rPr>
-              <w:t>PR-07</w:t>
+              <w:t>BE-02</w:t>
             </w:r>
             <w:r>
               <w:rPr>
@@ -6376,7 +6376,7 @@
               <w:rPr>
                 <w:sz w:val="19"/>
               </w:rPr>
-              <w:t>Basic truck delivery for moving goods – a single truck option with real-time tracking.</w:t>
+              <w:t>Ride-matching engine – locate nearest available drivers and dispatch.</w:t>
             </w:r>
           </w:p>
         </w:tc>
@@ -6435,7 +6435,7 @@
               <w:rPr>
                 <w:sz w:val="19"/>
               </w:rPr>
-              <w:t>Truck options with helpers load on the mobile app vehicle selection page. Website lists logistical moving specifications. Admin panel manages the logistics fleet.</w:t>
+              <w:t>Location filters dispatch bookings to the closest driver on the matching service.</w:t>
             </w:r>
           </w:p>
         </w:tc>
@@ -6459,7 +6459,7 @@
                 <w:b/>
                 <w:sz w:val="19"/>
               </w:rPr>
-              <w:t>DV-01</w:t>
+              <w:t>BE-03</w:t>
             </w:r>
             <w:r>
               <w:rPr>
@@ -6480,7 +6480,7 @@
               <w:rPr>
                 <w:sz w:val="19"/>
               </w:rPr>
-              <w:t>Food delivery – Rice &amp; Curry, Burgers, Shawarma, Desserts, Chinese, Indian, Kottu, Pizza.</w:t>
+              <w:t>Real-time location tracking and updates for drivers and trips using Google Maps API.</w:t>
             </w:r>
           </w:p>
         </w:tc>
@@ -6539,7 +6539,7 @@
               <w:rPr>
                 <w:sz w:val="19"/>
               </w:rPr>
-              <w:t>Users can browse restaurants and order meals for home delivery. Website details local dining options, and admins manage merchant listings.</w:t>
+              <w:t>Live positions stream via websockets to update customer maps and admin tracking views.</w:t>
             </w:r>
           </w:p>
         </w:tc>
@@ -6563,7 +6563,7 @@
                 <w:b/>
                 <w:sz w:val="19"/>
               </w:rPr>
-              <w:t>DV-02</w:t>
+              <w:t>BE-04</w:t>
             </w:r>
             <w:r>
               <w:rPr>
@@ -6584,7 +6584,7 @@
               <w:rPr>
                 <w:sz w:val="19"/>
               </w:rPr>
-              <w:t>Grocery delivery – Groceries, Fresh products, Dairy &amp; poultry.</w:t>
+              <w:t>Fare calculation engine – distance, time, vehicle type, surge.</w:t>
             </w:r>
           </w:p>
         </w:tc>
@@ -6643,7 +6643,7 @@
               <w:rPr>
                 <w:sz w:val="19"/>
               </w:rPr>
-              <w:t>Grocery departments display on the mobile app mart screen. Website lists categories, and the admin panel manages vendors.</w:t>
+              <w:t>The fare engine computes booking totals based on base rates, distance, travel time, and active surge multipliers.</w:t>
             </w:r>
           </w:p>
         </w:tc>
@@ -6667,7 +6667,7 @@
                 <w:b/>
                 <w:sz w:val="19"/>
               </w:rPr>
-              <w:t>DV-03</w:t>
+              <w:t>BE-05</w:t>
             </w:r>
             <w:r>
               <w:rPr>
@@ -6688,7 +6688,7 @@
               <w:rPr>
                 <w:sz w:val="19"/>
               </w:rPr>
-              <w:t>Pharmaceutical and health-product delivery.</w:t>
+              <w:t>Payment processing and wallet management through PayHere API; basic QR payment rail.</w:t>
             </w:r>
           </w:p>
         </w:tc>
@@ -6747,7 +6747,7 @@
               <w:rPr>
                 <w:sz w:val="19"/>
               </w:rPr>
-              <w:t>Pharmacy categories are available under the grocery menu to support ordering health products from local partners.</w:t>
+              <w:t>Transaction ledgers record wallet updates and PayHere payment gateway completions.</w:t>
             </w:r>
           </w:p>
         </w:tc>
@@ -6771,7 +6771,7 @@
                 <w:b/>
                 <w:sz w:val="19"/>
               </w:rPr>
-              <w:t>DV-04</w:t>
+              <w:t>BE-06</w:t>
             </w:r>
             <w:r>
               <w:rPr>
@@ -6792,7 +6792,7 @@
               <w:rPr>
                 <w:sz w:val="19"/>
               </w:rPr>
-              <w:t>Household items delivery.</w:t>
+              <w:t>Trip lifecycle management (requested → accepted → ongoing → completed/cancelled).</w:t>
             </w:r>
           </w:p>
         </w:tc>
@@ -6851,7 +6851,7 @@
               <w:rPr>
                 <w:sz w:val="19"/>
               </w:rPr>
-              <w:t>Partner merchants can list general household goods in their digital catalogs for home delivery.</w:t>
+              <w:t>The booking service manages ride states from request to arrival and completion.</w:t>
             </w:r>
           </w:p>
         </w:tc>
@@ -6875,7 +6875,7 @@
                 <w:b/>
                 <w:sz w:val="19"/>
               </w:rPr>
-              <w:t>DV-05</w:t>
+              <w:t>BE-07</w:t>
             </w:r>
             <w:r>
               <w:rPr>
@@ -6896,7 +6896,7 @@
               <w:rPr>
                 <w:sz w:val="19"/>
               </w:rPr>
-              <w:t>Personal care and baby-care delivery.</w:t>
+              <w:t>Notifications service via Firebase for push alerts (booking status, driver arrival, promotions).</w:t>
             </w:r>
           </w:p>
         </w:tc>
@@ -6955,7 +6955,7 @@
               <w:rPr>
                 <w:sz w:val="19"/>
               </w:rPr>
-              <w:t>Personal care products are mapped inside the vendor catalog hierarchies for ordering.</w:t>
+              <w:t>Notifications dispatch push alerts to device tokens upon status changes.</w:t>
             </w:r>
           </w:p>
         </w:tc>
@@ -6979,7 +6979,7 @@
                 <w:b/>
                 <w:sz w:val="19"/>
               </w:rPr>
-              <w:t>DV-06</w:t>
+              <w:t>BE-08</w:t>
             </w:r>
             <w:r>
               <w:rPr>
@@ -7000,7 +7000,7 @@
               <w:rPr>
                 <w:sz w:val="19"/>
               </w:rPr>
-              <w:t>Flowers delivery.</w:t>
+              <w:t>Ratings and reviews storage and aggregation.</w:t>
             </w:r>
           </w:p>
         </w:tc>
@@ -7059,7 +7059,7 @@
               <w:rPr>
                 <w:sz w:val="19"/>
               </w:rPr>
-              <w:t>Flower shops can register as store partners to list floral arrangements for delivery.</w:t>
+              <w:t>Customer feedback scores compile and save under driver rating logs.</w:t>
             </w:r>
           </w:p>
         </w:tc>
@@ -7083,7 +7083,7 @@
                 <w:b/>
                 <w:sz w:val="19"/>
               </w:rPr>
-              <w:t>DV-07</w:t>
+              <w:t>BE-09</w:t>
             </w:r>
             <w:r>
               <w:rPr>
@@ -7104,7 +7104,7 @@
               <w:rPr>
                 <w:sz w:val="19"/>
               </w:rPr>
-              <w:t>Electronics delivery.</w:t>
+              <w:t>Commission and payout calculation.</w:t>
             </w:r>
           </w:p>
         </w:tc>
@@ -7163,7 +7163,7 @@
               <w:rPr>
                 <w:sz w:val="19"/>
               </w:rPr>
-              <w:t>Electronics retailers can partner with the platform to deliver chargers, cables, and minor accessories.</w:t>
+              <w:t>Commission deductions execute automatically when a driver completes a trip.</w:t>
             </w:r>
           </w:p>
         </w:tc>
@@ -7187,7 +7187,7 @@
                 <w:b/>
                 <w:sz w:val="19"/>
               </w:rPr>
-              <w:t>DV-08</w:t>
+              <w:t>BE-10</w:t>
             </w:r>
             <w:r>
               <w:rPr>
@@ -7208,7 +7208,7 @@
               <w:rPr>
                 <w:sz w:val="19"/>
               </w:rPr>
-              <w:t>Pet supplies delivery.</w:t>
+              <w:t>Data storage for users, trips, vehicles, transactions, merchants, events.</w:t>
             </w:r>
           </w:p>
         </w:tc>
@@ -7267,7 +7267,7 @@
               <w:rPr>
                 <w:sz w:val="19"/>
               </w:rPr>
-              <w:t>Pet stores can register to list pet food and grooming supplies in the mart menu.</w:t>
+              <w:t>The database stores structured records for users, trips, transactions, merchants, and events.</w:t>
             </w:r>
           </w:p>
         </w:tc>
@@ -7291,7 +7291,7 @@
                 <w:b/>
                 <w:sz w:val="19"/>
               </w:rPr>
-              <w:t>DV-09</w:t>
+              <w:t>BE-11</w:t>
             </w:r>
             <w:r>
               <w:rPr>
@@ -7312,7 +7312,7 @@
               <w:rPr>
                 <w:sz w:val="19"/>
               </w:rPr>
-              <w:t>Retail delivery (general merchandise).</w:t>
+              <w:t>APIs consumed by Customer/Driver App and Admin Panel.</w:t>
             </w:r>
           </w:p>
         </w:tc>
@@ -7371,7 +7371,7 @@
               <w:rPr>
                 <w:sz w:val="19"/>
               </w:rPr>
-              <w:t>General merchandise and retail items are supported in the mart vendor category lists.</w:t>
+              <w:t>Secure REST APIs serve all endpoints requested by client apps and admin panels.</w:t>
             </w:r>
           </w:p>
         </w:tc>
@@ -7395,7 +7395,7 @@
                 <w:b/>
                 <w:sz w:val="19"/>
               </w:rPr>
-              <w:t>DV-10</w:t>
+              <w:t>BE-12</w:t>
             </w:r>
             <w:r>
               <w:rPr>
@@ -7416,7 +7416,7 @@
               <w:rPr>
                 <w:sz w:val="19"/>
               </w:rPr>
-              <w:t>Search bar across Food and Market verticals with auto-suggested terms.</w:t>
+              <w:t>Logging, audit trail, and error handling.</w:t>
             </w:r>
           </w:p>
         </w:tc>
@@ -7454,7 +7454,7 @@
                 <w:b/>
                 <w:sz w:val="19"/>
               </w:rPr>
-              <w:t>Missing / Planned</w:t>
+              <w:t>Completed</w:t>
             </w:r>
             <w:r>
               <w:rPr>
@@ -7475,7 +7475,7 @@
               <w:rPr>
                 <w:sz w:val="19"/>
               </w:rPr>
-              <w:t>Autocomplete search suggestions are missing on the mobile app food and mart search screens.</w:t>
+              <w:t>Server frameworks log error messages and query traces to standard output streams.</w:t>
             </w:r>
           </w:p>
         </w:tc>
@@ -7499,7 +7499,7 @@
                 <w:b/>
                 <w:sz w:val="19"/>
               </w:rPr>
-              <w:t>DV-11</w:t>
+              <w:t>BE-13</w:t>
             </w:r>
             <w:r>
               <w:rPr>
@@ -7520,7 +7520,7 @@
               <w:rPr>
                 <w:sz w:val="19"/>
               </w:rPr>
-              <w:t>Favourite merchants / items via a heart icon on listings.</w:t>
+              <w:t>Simple loyalty engine – points accrual per transaction and redemption at checkout.</w:t>
             </w:r>
           </w:p>
         </w:tc>
@@ -7579,7 +7579,7 @@
               <w:rPr>
                 <w:sz w:val="19"/>
               </w:rPr>
-              <w:t>Customers can heart merchants and restaurants to add them to their favorites tab for quicker access.</w:t>
+              <w:t>The loyalty service manages earning rules, balance updates, and checkout discounts.</w:t>
             </w:r>
           </w:p>
         </w:tc>
@@ -7603,7 +7603,7 @@
                 <w:b/>
                 <w:sz w:val="19"/>
               </w:rPr>
-              <w:t>DV-12</w:t>
+              <w:t>BE-14</w:t>
             </w:r>
             <w:r>
               <w:rPr>
@@ -7624,7 +7624,7 @@
               <w:rPr>
                 <w:sz w:val="19"/>
               </w:rPr>
-              <w:t>"Picked Up For You" personalised recommendation rail.</w:t>
+              <w:t>Merchant order routing – accept, prepare, dispatch lifecycle for food and market orders.</w:t>
             </w:r>
           </w:p>
         </w:tc>
@@ -7683,7 +7683,7 @@
               <w:rPr>
                 <w:sz w:val="19"/>
               </w:rPr>
-              <w:t>Curated merchant collections and recommendations display prominently on the food homepage.</w:t>
+              <w:t>Restaurant order statuses update through pending, preparing, and delivered flows.</w:t>
             </w:r>
           </w:p>
         </w:tc>
@@ -7707,7 +7707,7 @@
                 <w:b/>
                 <w:sz w:val="19"/>
               </w:rPr>
-              <w:t>DV-13</w:t>
+              <w:t>BE-15</w:t>
             </w:r>
             <w:r>
               <w:rPr>
@@ -7728,7 +7728,7 @@
               <w:rPr>
                 <w:sz w:val="19"/>
               </w:rPr>
-              <w:t>Weather-aware delivery banner notifying users of possible delays.</w:t>
+              <w:t>Basic courier dispatch for deliveries beyond Flash range.</w:t>
             </w:r>
           </w:p>
         </w:tc>
@@ -7766,7 +7766,7 @@
                 <w:b/>
                 <w:sz w:val="19"/>
               </w:rPr>
-              <w:t>Missing / Planned</w:t>
+              <w:t>Completed</w:t>
             </w:r>
             <w:r>
               <w:rPr>
@@ -7787,7 +7787,7 @@
               <w:rPr>
                 <w:sz w:val="19"/>
               </w:rPr>
-              <w:t>Weather delay warning banners are planned for rainy periods but are not yet implemented.</w:t>
+              <w:t>Distance thresholds route delivery requests to weight-based tiers.</w:t>
             </w:r>
           </w:p>
         </w:tc>
@@ -7811,7 +7811,7 @@
                 <w:b/>
                 <w:sz w:val="19"/>
               </w:rPr>
-              <w:t>DV-14</w:t>
+              <w:t>BE-16</w:t>
             </w:r>
             <w:r>
               <w:rPr>
@@ -7832,7 +7832,7 @@
               <w:rPr>
                 <w:sz w:val="19"/>
               </w:rPr>
-              <w:t>Menu recommendations – each merchant listing surfaces a curated highlight of that outlet’s popular or promoted items before entering the full menu.</w:t>
+              <w:t>Multi-stop trip routing and waiting-charge calculation.</w:t>
             </w:r>
           </w:p>
         </w:tc>
@@ -7891,7 +7891,7 @@
               <w:rPr>
                 <w:sz w:val="19"/>
               </w:rPr>
-              <w:t>Restaurants highlight their most popular dishes at the top of their store page to help customers decide.</w:t>
+              <w:t>Fare algorithms compute coordinate offsets and wait times for multi-stop bookings.</w:t>
             </w:r>
           </w:p>
         </w:tc>
@@ -7915,7 +7915,7 @@
                 <w:b/>
                 <w:sz w:val="19"/>
               </w:rPr>
-              <w:t>EV-01</w:t>
+              <w:t>BE-17</w:t>
             </w:r>
             <w:r>
               <w:rPr>
@@ -7936,7 +7936,7 @@
               <w:rPr>
                 <w:sz w:val="19"/>
               </w:rPr>
-              <w:t>Basic event discovery surface – a curated list of local events surfaced within the app.</w:t>
+              <w:t>Promotions engine – promo codes, validity windows, usage limits, eligibility rules.</w:t>
             </w:r>
           </w:p>
         </w:tc>
@@ -7995,7 +7995,7 @@
               <w:rPr>
                 <w:sz w:val="19"/>
               </w:rPr>
-              <w:t>The event discovery screen lists local experiences and ticketing options. Admins edit and add events from the admin dashboard.</w:t>
+              <w:t>Coupon systems verify eligibility conditions and active windows during checkout.</w:t>
             </w:r>
           </w:p>
         </w:tc>
@@ -8019,7 +8019,7 @@
                 <w:b/>
                 <w:sz w:val="19"/>
               </w:rPr>
-              <w:t>EV-02</w:t>
+              <w:t>BE-18</w:t>
             </w:r>
             <w:r>
               <w:rPr>
@@ -8040,7 +8040,7 @@
               <w:rPr>
                 <w:sz w:val="19"/>
               </w:rPr>
-              <w:t>Event categories: Experiences, Charity, Fashion (extendable).</w:t>
+              <w:t>Basic event catalogue service with category and search.</w:t>
             </w:r>
           </w:p>
         </w:tc>
@@ -8099,7 +8099,7 @@
               <w:rPr>
                 <w:sz w:val="19"/>
               </w:rPr>
-              <w:t>Event listings can be categorized into experiences, charity events, and fashion shows.</w:t>
+              <w:t>Event catalog APIs query search terms and ticketholder lists.</w:t>
             </w:r>
           </w:p>
         </w:tc>
@@ -8123,7 +8123,7 @@
                 <w:b/>
                 <w:sz w:val="19"/>
               </w:rPr>
-              <w:t>EV-03</w:t>
+              <w:t>BE-19</w:t>
             </w:r>
             <w:r>
               <w:rPr>
@@ -8144,7 +8144,7 @@
               <w:rPr>
                 <w:sz w:val="19"/>
               </w:rPr>
-              <w:t>Search bar for event discovery.</w:t>
+              <w:t>Basic business-account engine for corporate billing.</w:t>
             </w:r>
           </w:p>
         </w:tc>
@@ -8203,7 +8203,7 @@
               <w:rPr>
                 <w:sz w:val="19"/>
               </w:rPr>
-              <w:t>A search bar filters event listings by title, date, or category.</w:t>
+              <w:t>Booking fares are automatically debited from linked corporate account lines if selected.</w:t>
             </w:r>
           </w:p>
         </w:tc>
@@ -8227,7 +8227,7 @@
                 <w:b/>
                 <w:sz w:val="19"/>
               </w:rPr>
-              <w:t>PY-01</w:t>
+              <w:t>BR-01</w:t>
             </w:r>
             <w:r>
               <w:rPr>
@@ -8248,7 +8248,7 @@
               <w:rPr>
                 <w:sz w:val="19"/>
               </w:rPr>
-              <w:t>Cash payments at trip/order completion.</w:t>
+              <w:t>A user can only be in one active role (passenger or driver) at a time.</w:t>
             </w:r>
           </w:p>
         </w:tc>
@@ -8307,7 +8307,7 @@
               <w:rPr>
                 <w:sz w:val="19"/>
               </w:rPr>
-              <w:t>Cash is selected as the default payment method for all rides and deliveries, payable directly upon completion.</w:t>
+              <w:t>Endpoints verify role sessions so users can only perform driver tasks while active in driver mode.</w:t>
             </w:r>
           </w:p>
         </w:tc>
@@ -8331,7 +8331,7 @@
                 <w:b/>
                 <w:sz w:val="19"/>
               </w:rPr>
-              <w:t>PY-02</w:t>
+              <w:t>BR-02</w:t>
             </w:r>
             <w:r>
               <w:rPr>
@@ -8352,7 +8352,7 @@
               <w:rPr>
                 <w:sz w:val="19"/>
               </w:rPr>
-              <w:t>Credit/debit card payments via PayHere.</w:t>
+              <w:t>Fare calculation includes base fare, distance, time, and surge pricing adjustments.</w:t>
             </w:r>
           </w:p>
         </w:tc>
@@ -8411,7 +8411,7 @@
               <w:rPr>
                 <w:sz w:val="19"/>
               </w:rPr>
-              <w:t>Customers can pay using credit or debit cards, securely processed via the PayHere gateway integration.</w:t>
+              <w:t>Fare calculation logic computes booking totals using base rates, distance, time, and dynamic surge multipliers.</w:t>
             </w:r>
           </w:p>
         </w:tc>
@@ -8435,7 +8435,7 @@
                 <w:b/>
                 <w:sz w:val="19"/>
               </w:rPr>
-              <w:t>PY-03</w:t>
+              <w:t>BR-03</w:t>
             </w:r>
             <w:r>
               <w:rPr>
@@ -8456,7 +8456,7 @@
               <w:rPr>
                 <w:sz w:val="19"/>
               </w:rPr>
-              <w:t>In-app digital wallet – add and manage balance through PayHere.</w:t>
+              <w:t>Cancellation after a grace period may incur a cancellation fee.</w:t>
             </w:r>
           </w:p>
         </w:tc>
@@ -8494,7 +8494,7 @@
                 <w:b/>
                 <w:sz w:val="19"/>
               </w:rPr>
-              <w:t>Completed</w:t>
+              <w:t>Missing / Planned</w:t>
             </w:r>
             <w:r>
               <w:rPr>
@@ -8515,7 +8515,7 @@
               <w:rPr>
                 <w:sz w:val="19"/>
               </w:rPr>
-              <w:t>The in-app wallet allows users to top up their balance via PayHere for quicker checkouts, and admins can monitor top-ups.</w:t>
+              <w:t>Cancellation grace windows are listed on the website terms, but backend systems do not charge fees or penalties for late cancellations.</w:t>
             </w:r>
           </w:p>
         </w:tc>
@@ -8539,7 +8539,7 @@
                 <w:b/>
                 <w:sz w:val="19"/>
               </w:rPr>
-              <w:t>PY-04</w:t>
+              <w:t>BR-04</w:t>
             </w:r>
             <w:r>
               <w:rPr>
@@ -8560,7 +8560,7 @@
               <w:rPr>
                 <w:sz w:val="19"/>
               </w:rPr>
-              <w:t>Add and manage multiple payment methods (cards, wallet) through PayHere.</w:t>
+              <w:t>Users must be document-verified and admin-approved to operate as drivers.</w:t>
             </w:r>
           </w:p>
         </w:tc>
@@ -8619,7 +8619,7 @@
               <w:rPr>
                 <w:sz w:val="19"/>
               </w:rPr>
-              <w:t>Users can link and manage multiple credit or debit cards as saved payment methods.</w:t>
+              <w:t>Drivers must upload valid documents and receive admin approval before they can go online.</w:t>
             </w:r>
           </w:p>
         </w:tc>
@@ -8643,7 +8643,7 @@
                 <w:b/>
                 <w:sz w:val="19"/>
               </w:rPr>
-              <w:t>PY-05</w:t>
+              <w:t>BR-05</w:t>
             </w:r>
             <w:r>
               <w:rPr>
@@ -8664,7 +8664,7 @@
               <w:rPr>
                 <w:sz w:val="19"/>
               </w:rPr>
-              <w:t>Basic business account support – separate billing profile for corporate use.</w:t>
+              <w:t>Platform commission is deducted before the driver’s payout.</w:t>
             </w:r>
           </w:p>
         </w:tc>
@@ -8723,7 +8723,7 @@
               <w:rPr>
                 <w:sz w:val="19"/>
               </w:rPr>
-              <w:t>Business profiles allow corporate rides to be billed directly to the employee's company account, managed via the admin corporate panel.</w:t>
+              <w:t>Platform commissions are offset from driver balances upon trip completion.</w:t>
             </w:r>
           </w:p>
         </w:tc>
@@ -8747,7 +8747,7 @@
                 <w:b/>
                 <w:sz w:val="19"/>
               </w:rPr>
-              <w:t>PY-06</w:t>
+              <w:t>BR-06</w:t>
             </w:r>
             <w:r>
               <w:rPr>
@@ -8768,7 +8768,7 @@
               <w:rPr>
                 <w:sz w:val="19"/>
               </w:rPr>
-              <w:t>Basic QR scan-to-pay – in-app QR code scanning for quick payment at supported points.</w:t>
+              <w:t>Loyalty points accrue on qualifying spend; refunded/cancelled transactions reverse the accrual.</w:t>
             </w:r>
           </w:p>
         </w:tc>
@@ -8827,7 +8827,7 @@
               <w:rPr>
                 <w:sz w:val="19"/>
               </w:rPr>
-              <w:t>The app supports quick payments at partner locations by letting users scan merchant QR codes at checkout.</w:t>
+              <w:t>Loyalty points accrue on completed bookings and reverse if bookings cancel.</w:t>
             </w:r>
           </w:p>
         </w:tc>
@@ -8851,7 +8851,7 @@
                 <w:b/>
                 <w:sz w:val="19"/>
               </w:rPr>
-              <w:t>PY-07</w:t>
+              <w:t>BR-07</w:t>
             </w:r>
             <w:r>
               <w:rPr>
@@ -8872,7 +8872,7 @@
               <w:rPr>
                 <w:sz w:val="19"/>
               </w:rPr>
-              <w:t>Promo code entry at booking with displayed validity and usage limits.</w:t>
+              <w:t>Flash parcel delivery is same-day; basic courier handles longer distances.</w:t>
             </w:r>
           </w:p>
         </w:tc>
@@ -8931,7 +8931,7 @@
               <w:rPr>
                 <w:sz w:val="19"/>
               </w:rPr>
-              <w:t>Discount codes validate at checkout to subtract discounts from the total fare. Admins create promo campaigns from the promotions tab.</w:t>
+              <w:t>Courier bookings route weight-based packages, while Flash handles small, local items.</w:t>
             </w:r>
           </w:p>
         </w:tc>
@@ -8955,7 +8955,7 @@
                 <w:b/>
                 <w:sz w:val="19"/>
               </w:rPr>
-              <w:t>PY-08</w:t>
+              <w:t>BR-08</w:t>
             </w:r>
             <w:r>
               <w:rPr>
@@ -8976,7 +8976,7 @@
               <w:rPr>
                 <w:sz w:val="19"/>
               </w:rPr>
-              <w:t>Price Trends Widget – shows fare variation across times of the day at the selected pickup location.</w:t>
+              <w:t>Basic truck delivery is for moving goods within the service area; no size-tier categories or goods insurance.</w:t>
             </w:r>
           </w:p>
         </w:tc>
@@ -9014,7 +9014,7 @@
                 <w:b/>
                 <w:sz w:val="19"/>
               </w:rPr>
-              <w:t>Missing / Planned</w:t>
+              <w:t>Completed</w:t>
             </w:r>
             <w:r>
               <w:rPr>
@@ -9035,7 +9035,7 @@
               <w:rPr>
                 <w:sz w:val="19"/>
               </w:rPr>
-              <w:t>Hourly price trend charts are planned for customer screens but are not yet implemented.</w:t>
+              <w:t>Moving bookings default to standard Lorry sizes with fixed base fares.</w:t>
             </w:r>
           </w:p>
         </w:tc>
@@ -9059,7 +9059,7 @@
                 <w:b/>
                 <w:sz w:val="19"/>
               </w:rPr>
-              <w:t>RW-01</w:t>
+              <w:t>BR-09</w:t>
             </w:r>
             <w:r>
               <w:rPr>
@@ -9080,7 +9080,7 @@
               <w:rPr>
                 <w:sz w:val="19"/>
               </w:rPr>
-              <w:t>Simple loyalty points – earn points for every qualifying spend across rides, food, and delivery. No tier system.</w:t>
+              <w:t>Multi-stop trips allow a configurable per-stop waiting allowance (default 2 minutes); excess time is billed at standard waiting rates.</w:t>
             </w:r>
           </w:p>
         </w:tc>
@@ -9139,7 +9139,7 @@
               <w:rPr>
                 <w:sz w:val="19"/>
               </w:rPr>
-              <w:t>Completed trips and orders automatically reward users with loyalty points, which display on their profile tab.</w:t>
+              <w:t>Stop wait delays past two minutes calculate waiting surcharges upon booking completions.</w:t>
             </w:r>
           </w:p>
         </w:tc>
@@ -9163,7 +9163,7 @@
                 <w:b/>
                 <w:sz w:val="19"/>
               </w:rPr>
-              <w:t>RW-02</w:t>
+              <w:t>BR-10</w:t>
             </w:r>
             <w:r>
               <w:rPr>
@@ -9184,7 +9184,7 @@
               <w:rPr>
                 <w:sz w:val="19"/>
               </w:rPr>
-              <w:t>Points redemption – redeem accumulated points as a discount at checkout.</w:t>
+              <w:t>Basic membership benefits apply only while the membership is active.</w:t>
             </w:r>
           </w:p>
         </w:tc>
@@ -9243,7 +9243,7 @@
               <w:rPr>
                 <w:sz w:val="19"/>
               </w:rPr>
-              <w:t>Accumulated loyalty points can be applied at checkout to discount the booking total.</w:t>
+              <w:t>Loyalty discount rules verify subscription validity periods at checkout.</w:t>
             </w:r>
           </w:p>
         </w:tc>
@@ -9267,7 +9267,7 @@
                 <w:b/>
                 <w:sz w:val="19"/>
               </w:rPr>
-              <w:t>RW-03</w:t>
+              <w:t>BR-11</w:t>
             </w:r>
             <w:r>
               <w:rPr>
@@ -9288,7 +9288,7 @@
               <w:rPr>
                 <w:sz w:val="19"/>
               </w:rPr>
-              <w:t>Basic membership option – a simple membership plan offering standard benefits (e.g. reduced delivery fees).</w:t>
+              <w:t>Promo codes have defined validity windows and per-user usage limits enforced by the promotions engine.</w:t>
             </w:r>
           </w:p>
         </w:tc>
@@ -9347,7 +9347,7 @@
               <w:rPr>
                 <w:sz w:val="19"/>
               </w:rPr>
-              <w:t>Gold membership subscriptions offer users free delivery and reduced service fees for a monthly fee.</w:t>
+              <w:t>Coupon systems verify database records to prevent duplicate promo code uses.</w:t>
             </w:r>
           </w:p>
         </w:tc>
@@ -9371,7 +9371,7 @@
                 <w:b/>
                 <w:sz w:val="19"/>
               </w:rPr>
-              <w:t>RW-04</w:t>
+              <w:t>ADD-01</w:t>
             </w:r>
             <w:r>
               <w:rPr>
@@ -9392,7 +9392,19 @@
               <w:rPr>
                 <w:sz w:val="19"/>
               </w:rPr>
-              <w:t>Promotions inbox with claimable, category-tagged offers (Rides, Food, Market, etc.).</w:t>
+            </w:r>
+            <w:r>
+              <w:rPr>
+                <w:b/>
+                <w:sz w:val="19"/>
+              </w:rPr>
+              <w:t>Food Delivery</w:t>
+            </w:r>
+            <w:r>
+              <w:rPr>
+                <w:sz w:val="19"/>
+              </w:rPr>
+              <w:t xml:space="preserve"> - Order meals from 10,000+ local restaurants</w:t>
             </w:r>
           </w:p>
         </w:tc>
@@ -9408,7 +9420,7 @@
               <w:rPr>
                 <w:sz w:val="19"/>
               </w:rPr>
-              <w:t>BRD</w:t>
+              <w:t>Additional</w:t>
             </w:r>
           </w:p>
         </w:tc>
@@ -9451,7 +9463,7 @@
               <w:rPr>
                 <w:sz w:val="19"/>
               </w:rPr>
-              <w:t>A dedicated promotions inbox lists claimable discount cards and category-specific offers.</w:t>
+              <w:t>Users can browse restaurants and order meals for home delivery. Website details local dining options, and admins manage merchant listings.</w:t>
             </w:r>
           </w:p>
         </w:tc>
@@ -9475,7 +9487,7 @@
                 <w:b/>
                 <w:sz w:val="19"/>
               </w:rPr>
-              <w:t>RW-05</w:t>
+              <w:t>ADD-02</w:t>
             </w:r>
             <w:r>
               <w:rPr>
@@ -9496,7 +9508,19 @@
               <w:rPr>
                 <w:sz w:val="19"/>
               </w:rPr>
-              <w:t>Earn-with-Ziggo flow for prospective driver-partners (sign-up and onboarding).</w:t>
+            </w:r>
+            <w:r>
+              <w:rPr>
+                <w:b/>
+                <w:sz w:val="19"/>
+              </w:rPr>
+              <w:t>Merchant Admin</w:t>
+            </w:r>
+            <w:r>
+              <w:rPr>
+                <w:sz w:val="19"/>
+              </w:rPr>
+              <w:t xml:space="preserve"> - Restaurant Menu and Order manager</w:t>
             </w:r>
           </w:p>
         </w:tc>
@@ -9512,7 +9536,7 @@
               <w:rPr>
                 <w:sz w:val="19"/>
               </w:rPr>
-              <w:t>BRD</w:t>
+              <w:t>Additional</w:t>
             </w:r>
           </w:p>
         </w:tc>
@@ -9555,7 +9579,7 @@
               <w:rPr>
                 <w:sz w:val="19"/>
               </w:rPr>
-              <w:t>Prospective drivers can submit onboarding applications and document scans directly in the app.</w:t>
+              <w:t>Restaurant partners can manage their menu items and track active orders.</w:t>
             </w:r>
           </w:p>
         </w:tc>
@@ -9579,7 +9603,7 @@
                 <w:b/>
                 <w:sz w:val="19"/>
               </w:rPr>
-              <w:t>AC-01</w:t>
+              <w:t>ADD-03</w:t>
             </w:r>
             <w:r>
               <w:rPr>
@@ -9600,7 +9624,19 @@
               <w:rPr>
                 <w:sz w:val="19"/>
               </w:rPr>
-              <w:t>Help &amp; Support hub with category routing.</w:t>
+            </w:r>
+            <w:r>
+              <w:rPr>
+                <w:b/>
+                <w:sz w:val="19"/>
+              </w:rPr>
+              <w:t>Mart Grocery</w:t>
+            </w:r>
+            <w:r>
+              <w:rPr>
+                <w:sz w:val="19"/>
+              </w:rPr>
+              <w:t xml:space="preserve"> - Local groceries, dark stores &amp; pharmacy products</w:t>
             </w:r>
           </w:p>
         </w:tc>
@@ -9616,7 +9652,7 @@
               <w:rPr>
                 <w:sz w:val="19"/>
               </w:rPr>
-              <w:t>BRD</w:t>
+              <w:t>Additional</w:t>
             </w:r>
           </w:p>
         </w:tc>
@@ -9659,7 +9695,7 @@
               <w:rPr>
                 <w:sz w:val="19"/>
               </w:rPr>
-              <w:t>The help center categorizes support tickets by account issues, payments, and app bugs. Admins manage and reply to tickets.</w:t>
+              <w:t>Users can order groceries, dark store supplies, and pharmacy products inside the mart menu.</w:t>
             </w:r>
           </w:p>
         </w:tc>
@@ -9683,7 +9719,7 @@
                 <w:b/>
                 <w:sz w:val="19"/>
               </w:rPr>
-              <w:t>AC-02</w:t>
+              <w:t>ADD-04</w:t>
             </w:r>
             <w:r>
               <w:rPr>
@@ -9704,7 +9740,19 @@
               <w:rPr>
                 <w:sz w:val="19"/>
               </w:rPr>
-              <w:t>Activity history with details, receipts, and per-trip Help &amp; Support entry point.</w:t>
+            </w:r>
+            <w:r>
+              <w:rPr>
+                <w:b/>
+                <w:sz w:val="19"/>
+              </w:rPr>
+              <w:t>Mart Vendor</w:t>
+            </w:r>
+            <w:r>
+              <w:rPr>
+                <w:sz w:val="19"/>
+              </w:rPr>
+              <w:t xml:space="preserve"> - Store catalog stock and product manager</w:t>
             </w:r>
           </w:p>
         </w:tc>
@@ -9720,7 +9768,7 @@
               <w:rPr>
                 <w:sz w:val="19"/>
               </w:rPr>
-              <w:t>BRD</w:t>
+              <w:t>Additional</w:t>
             </w:r>
           </w:p>
         </w:tc>
@@ -9763,7 +9811,7 @@
               <w:rPr>
                 <w:sz w:val="19"/>
               </w:rPr>
-              <w:t>Trip history receipt views include a quick-access button to open a support ticket for that specific ride.</w:t>
+              <w:t>Stores can manage their inventory lists and product catalog details.</w:t>
             </w:r>
           </w:p>
         </w:tc>
@@ -9787,7 +9835,7 @@
                 <w:b/>
                 <w:sz w:val="19"/>
               </w:rPr>
-              <w:t>AC-03</w:t>
+              <w:t>ADD-05</w:t>
             </w:r>
             <w:r>
               <w:rPr>
@@ -9808,7 +9856,19 @@
               <w:rPr>
                 <w:sz w:val="19"/>
               </w:rPr>
-              <w:t>Saved Addresses (Add Home, Add Work, plus custom labels).</w:t>
+            </w:r>
+            <w:r>
+              <w:rPr>
+                <w:b/>
+                <w:sz w:val="19"/>
+              </w:rPr>
+              <w:t>Parcel Flash</w:t>
+            </w:r>
+            <w:r>
+              <w:rPr>
+                <w:sz w:val="19"/>
+              </w:rPr>
+              <w:t xml:space="preserve"> - Same-day courier deliveries (Document/S/M/L)</w:t>
             </w:r>
           </w:p>
         </w:tc>
@@ -9824,7 +9884,7 @@
               <w:rPr>
                 <w:sz w:val="19"/>
               </w:rPr>
-              <w:t>BRD</w:t>
+              <w:t>Additional</w:t>
             </w:r>
           </w:p>
         </w:tc>
@@ -9867,7 +9927,7 @@
               <w:rPr>
                 <w:sz w:val="19"/>
               </w:rPr>
-              <w:t>Saved addresses shortcuts let users quickly book rides to frequent places like home or work.</w:t>
+              <w:t>Same-day delivery checkouts are completed on the mobile app, and size rules are listed on the website.</w:t>
             </w:r>
           </w:p>
         </w:tc>
@@ -9891,7 +9951,7 @@
                 <w:b/>
                 <w:sz w:val="19"/>
               </w:rPr>
-              <w:t>AC-04</w:t>
+              <w:t>ADD-06</w:t>
             </w:r>
             <w:r>
               <w:rPr>
@@ -9912,7 +9972,19 @@
               <w:rPr>
                 <w:sz w:val="19"/>
               </w:rPr>
-              <w:t>Account and payment management.</w:t>
+            </w:r>
+            <w:r>
+              <w:rPr>
+                <w:b/>
+                <w:sz w:val="19"/>
+              </w:rPr>
+              <w:t>Truck Mover</w:t>
+            </w:r>
+            <w:r>
+              <w:rPr>
+                <w:sz w:val="19"/>
+              </w:rPr>
+              <w:t xml:space="preserve"> - Moving Lorries with 1-3 helpers option + insurance</w:t>
             </w:r>
           </w:p>
         </w:tc>
@@ -9928,7 +10000,7 @@
               <w:rPr>
                 <w:sz w:val="19"/>
               </w:rPr>
-              <w:t>BRD</w:t>
+              <w:t>Additional</w:t>
             </w:r>
           </w:p>
         </w:tc>
@@ -9971,7 +10043,7 @@
               <w:rPr>
                 <w:sz w:val="19"/>
               </w:rPr>
-              <w:t>Users can manage their account profile details and edit their linked payment cards in settings.</w:t>
+              <w:t>Lorry options with helper choices select on mobile app checkout panels.</w:t>
             </w:r>
           </w:p>
         </w:tc>
@@ -9995,7 +10067,7 @@
                 <w:b/>
                 <w:sz w:val="19"/>
               </w:rPr>
-              <w:t>AC-05</w:t>
+              <w:t>ADD-07</w:t>
             </w:r>
             <w:r>
               <w:rPr>
@@ -10016,7 +10088,19 @@
               <w:rPr>
                 <w:sz w:val="19"/>
               </w:rPr>
-              <w:t>App-issue support flow.</w:t>
+            </w:r>
+            <w:r>
+              <w:rPr>
+                <w:b/>
+                <w:sz w:val="19"/>
+              </w:rPr>
+              <w:t>Gold Pass</w:t>
+            </w:r>
+            <w:r>
+              <w:rPr>
+                <w:sz w:val="19"/>
+              </w:rPr>
+              <w:t xml:space="preserve"> - Subscriptions offering free delivery (LKR 549/mo)</w:t>
             </w:r>
           </w:p>
         </w:tc>
@@ -10032,7 +10116,7 @@
               <w:rPr>
                 <w:sz w:val="19"/>
               </w:rPr>
-              <w:t>BRD</w:t>
+              <w:t>Additional</w:t>
             </w:r>
           </w:p>
         </w:tc>
@@ -10075,7 +10159,7 @@
               <w:rPr>
                 <w:sz w:val="19"/>
               </w:rPr>
-              <w:t>Users can report technical glitches or app bugs under the support categories.</w:t>
+              <w:t>Gold subscription plans are processed in Flutter and backend models. Subscription checkout is in the app, and promos are on the website.</w:t>
             </w:r>
           </w:p>
         </w:tc>
@@ -10099,7 +10183,7 @@
                 <w:b/>
                 <w:sz w:val="19"/>
               </w:rPr>
-              <w:t>AC-06</w:t>
+              <w:t>ADD-08</w:t>
             </w:r>
             <w:r>
               <w:rPr>
@@ -10120,7 +10204,19 @@
               <w:rPr>
                 <w:sz w:val="19"/>
               </w:rPr>
-              <w:t>Ride-support flow tied to a specific completed/ongoing trip.</w:t>
+            </w:r>
+            <w:r>
+              <w:rPr>
+                <w:b/>
+                <w:sz w:val="19"/>
+              </w:rPr>
+              <w:t>QR Scan &amp; Go</w:t>
+            </w:r>
+            <w:r>
+              <w:rPr>
+                <w:sz w:val="19"/>
+              </w:rPr>
+              <w:t xml:space="preserve"> - Pay local merchants/drivers via scan codes</w:t>
             </w:r>
           </w:p>
         </w:tc>
@@ -10136,7 +10232,7 @@
               <w:rPr>
                 <w:sz w:val="19"/>
               </w:rPr>
-              <w:t>BRD</w:t>
+              <w:t>Additional</w:t>
             </w:r>
           </w:p>
         </w:tc>
@@ -10179,7 +10275,7 @@
               <w:rPr>
                 <w:sz w:val="19"/>
               </w:rPr>
-              <w:t>Support tickets automatically link to the corresponding booking ID when created from a trip detail screen.</w:t>
+              <w:t>QR scanners and payments verify on mobile app screens.</w:t>
             </w:r>
           </w:p>
         </w:tc>
@@ -10203,7 +10299,7 @@
                 <w:b/>
                 <w:sz w:val="19"/>
               </w:rPr>
-              <w:t>AC-07</w:t>
+              <w:t>ADD-09</w:t>
             </w:r>
             <w:r>
               <w:rPr>
@@ -10224,7 +10320,19 @@
               <w:rPr>
                 <w:sz w:val="19"/>
               </w:rPr>
-              <w:t>About Us and app version display.</w:t>
+            </w:r>
+            <w:r>
+              <w:rPr>
+                <w:b/>
+                <w:sz w:val="19"/>
+              </w:rPr>
+              <w:t>Incentives</w:t>
+            </w:r>
+            <w:r>
+              <w:rPr>
+                <w:sz w:val="19"/>
+              </w:rPr>
+              <w:t xml:space="preserve"> - Driver quest incentives milestones</w:t>
             </w:r>
           </w:p>
         </w:tc>
@@ -10240,7 +10348,7 @@
               <w:rPr>
                 <w:sz w:val="19"/>
               </w:rPr>
-              <w:t>BRD</w:t>
+              <w:t>Additional</w:t>
             </w:r>
           </w:p>
         </w:tc>
@@ -10283,7 +10391,7 @@
               <w:rPr>
                 <w:sz w:val="19"/>
               </w:rPr>
-              <w:t>Version details and company about pages display in the app settings and the website pages.</w:t>
+              <w:t>Milestones trackers load on mobile app driver earnings pages.</w:t>
             </w:r>
           </w:p>
         </w:tc>
@@ -10307,7 +10415,7 @@
                 <w:b/>
                 <w:sz w:val="19"/>
               </w:rPr>
-              <w:t>AD-01</w:t>
+              <w:t>ADD-10</w:t>
             </w:r>
             <w:r>
               <w:rPr>
@@ -10328,7 +10436,19 @@
               <w:rPr>
                 <w:sz w:val="19"/>
               </w:rPr>
-              <w:t>Secure admin login with role-based access control.</w:t>
+            </w:r>
+            <w:r>
+              <w:rPr>
+                <w:b/>
+                <w:sz w:val="19"/>
+              </w:rPr>
+              <w:t>Corporate accounts</w:t>
+            </w:r>
+            <w:r>
+              <w:rPr>
+                <w:sz w:val="19"/>
+              </w:rPr>
+              <w:t xml:space="preserve"> - Ziggo for Business billing &amp; Cost Centers</w:t>
             </w:r>
           </w:p>
         </w:tc>
@@ -10344,7 +10464,7 @@
               <w:rPr>
                 <w:sz w:val="19"/>
               </w:rPr>
-              <w:t>BRD</w:t>
+              <w:t>Additional</w:t>
             </w:r>
           </w:p>
         </w:tc>
@@ -10387,7 +10507,7 @@
               <w:rPr>
                 <w:sz w:val="19"/>
               </w:rPr>
-              <w:t>Admin role checks are validated by backend auth servers and React login pages.</w:t>
+              <w:t>Invoicing billing profiles link to corporate routes on mobile apps, website, and admin dashboards.</w:t>
             </w:r>
           </w:p>
         </w:tc>
@@ -10411,7 +10531,7 @@
                 <w:b/>
                 <w:sz w:val="19"/>
               </w:rPr>
-              <w:t>AD-02</w:t>
+              <w:t>ADD-11</w:t>
             </w:r>
             <w:r>
               <w:rPr>
@@ -10432,7 +10552,19 @@
               <w:rPr>
                 <w:sz w:val="19"/>
               </w:rPr>
-              <w:t>Dashboard showing active trips, online users, revenue, etc.</w:t>
+            </w:r>
+            <w:r>
+              <w:rPr>
+                <w:b/>
+                <w:sz w:val="19"/>
+              </w:rPr>
+              <w:t>Admin CRUD</w:t>
+            </w:r>
+            <w:r>
+              <w:rPr>
+                <w:sz w:val="19"/>
+              </w:rPr>
+              <w:t xml:space="preserve"> - Central Superadmin user management controls</w:t>
             </w:r>
           </w:p>
         </w:tc>
@@ -10448,7 +10580,7 @@
               <w:rPr>
                 <w:sz w:val="19"/>
               </w:rPr>
-              <w:t>BRD</w:t>
+              <w:t>Additional</w:t>
             </w:r>
           </w:p>
         </w:tc>
@@ -10491,7 +10623,7 @@
               <w:rPr>
                 <w:sz w:val="19"/>
               </w:rPr>
-              <w:t>Real-time graphs show active trips, online drivers, and revenue figures.</w:t>
+              <w:t>Access controls for admins and roles edit in admin templates and backend routes.</w:t>
             </w:r>
           </w:p>
         </w:tc>
@@ -10515,7 +10647,7 @@
                 <w:b/>
                 <w:sz w:val="19"/>
               </w:rPr>
-              <w:t>AD-03</w:t>
+              <w:t>ADD-12</w:t>
             </w:r>
             <w:r>
               <w:rPr>
@@ -10536,6247 +10668,19 @@
               <w:rPr>
                 <w:sz w:val="19"/>
               </w:rPr>
-              <w:t>Manage customer/driver accounts (approve, suspend, delete).</w:t>
-            </w:r>
-          </w:p>
-        </w:tc>
-        <w:tc>
-          <w:tcPr>
-            <w:tcW w:type="dxa" w:w="1440"/>
-          </w:tcPr>
-          <w:p>
-            <w:pPr>
-              <w:spacing w:after="40"/>
-            </w:pPr>
-            <w:r>
-              <w:rPr>
-                <w:sz w:val="19"/>
-              </w:rPr>
-              <w:t>BRD</w:t>
-            </w:r>
-          </w:p>
-        </w:tc>
-        <w:tc>
-          <w:tcPr>
-            <w:tcW w:type="dxa" w:w="1584"/>
-          </w:tcPr>
-          <w:p>
-            <w:pPr>
-              <w:spacing w:after="40"/>
-            </w:pPr>
-            <w:r>
-              <w:rPr>
-                <w:sz w:val="19"/>
-              </w:rPr>
             </w:r>
             <w:r>
               <w:rPr>
                 <w:b/>
                 <w:sz w:val="19"/>
               </w:rPr>
-              <w:t>Completed</w:t>
-            </w:r>
-            <w:r>
-              <w:rPr>
-                <w:sz w:val="19"/>
-              </w:rPr>
-            </w:r>
-          </w:p>
-        </w:tc>
-        <w:tc>
-          <w:tcPr>
-            <w:tcW w:type="dxa" w:w="4752"/>
-          </w:tcPr>
-          <w:p>
-            <w:pPr>
-              <w:spacing w:after="40"/>
-            </w:pPr>
-            <w:r>
-              <w:rPr>
-                <w:sz w:val="19"/>
-              </w:rPr>
-              <w:t>Admins can approve, suspend, or delete customer and driver accounts.</w:t>
-            </w:r>
-          </w:p>
-        </w:tc>
-      </w:tr>
-      <w:tr>
-        <w:tc>
-          <w:tcPr>
-            <w:tcW w:type="dxa" w:w="1152"/>
-          </w:tcPr>
-          <w:p>
-            <w:pPr>
-              <w:spacing w:after="40"/>
-            </w:pPr>
-            <w:r>
-              <w:rPr>
-                <w:sz w:val="19"/>
-              </w:rPr>
-            </w:r>
-            <w:r>
-              <w:rPr>
-                <w:b/>
-                <w:sz w:val="19"/>
-              </w:rPr>
-              <w:t>AD-04</w:t>
-            </w:r>
-            <w:r>
-              <w:rPr>
-                <w:sz w:val="19"/>
-              </w:rPr>
-            </w:r>
-          </w:p>
-        </w:tc>
-        <w:tc>
-          <w:tcPr>
-            <w:tcW w:type="dxa" w:w="2592"/>
-          </w:tcPr>
-          <w:p>
-            <w:pPr>
-              <w:spacing w:after="40"/>
-            </w:pPr>
-            <w:r>
-              <w:rPr>
-                <w:sz w:val="19"/>
-              </w:rPr>
-              <w:t>Configure fare rules, promo codes, and discounts.</w:t>
-            </w:r>
-          </w:p>
-        </w:tc>
-        <w:tc>
-          <w:tcPr>
-            <w:tcW w:type="dxa" w:w="1440"/>
-          </w:tcPr>
-          <w:p>
-            <w:pPr>
-              <w:spacing w:after="40"/>
-            </w:pPr>
-            <w:r>
-              <w:rPr>
-                <w:sz w:val="19"/>
-              </w:rPr>
-              <w:t>BRD</w:t>
-            </w:r>
-          </w:p>
-        </w:tc>
-        <w:tc>
-          <w:tcPr>
-            <w:tcW w:type="dxa" w:w="1584"/>
-          </w:tcPr>
-          <w:p>
-            <w:pPr>
-              <w:spacing w:after="40"/>
-            </w:pPr>
-            <w:r>
-              <w:rPr>
-                <w:sz w:val="19"/>
-              </w:rPr>
-            </w:r>
-            <w:r>
-              <w:rPr>
-                <w:b/>
-                <w:sz w:val="19"/>
-              </w:rPr>
-              <w:t>Completed</w:t>
-            </w:r>
-            <w:r>
-              <w:rPr>
-                <w:sz w:val="19"/>
-              </w:rPr>
-            </w:r>
-          </w:p>
-        </w:tc>
-        <w:tc>
-          <w:tcPr>
-            <w:tcW w:type="dxa" w:w="4752"/>
-          </w:tcPr>
-          <w:p>
-            <w:pPr>
-              <w:spacing w:after="40"/>
-            </w:pPr>
-            <w:r>
-              <w:rPr>
-                <w:sz w:val="19"/>
-              </w:rPr>
-              <w:t>Admins can edit fare rules, base rates, and active discount campaigns.</w:t>
-            </w:r>
-          </w:p>
-        </w:tc>
-      </w:tr>
-      <w:tr>
-        <w:tc>
-          <w:tcPr>
-            <w:tcW w:type="dxa" w:w="1152"/>
-          </w:tcPr>
-          <w:p>
-            <w:pPr>
-              <w:spacing w:after="40"/>
-            </w:pPr>
-            <w:r>
-              <w:rPr>
-                <w:sz w:val="19"/>
-              </w:rPr>
-            </w:r>
-            <w:r>
-              <w:rPr>
-                <w:b/>
-                <w:sz w:val="19"/>
-              </w:rPr>
-              <w:t>AD-05</w:t>
-            </w:r>
-            <w:r>
-              <w:rPr>
-                <w:sz w:val="19"/>
-              </w:rPr>
-            </w:r>
-          </w:p>
-        </w:tc>
-        <w:tc>
-          <w:tcPr>
-            <w:tcW w:type="dxa" w:w="2592"/>
-          </w:tcPr>
-          <w:p>
-            <w:pPr>
-              <w:spacing w:after="40"/>
-            </w:pPr>
-            <w:r>
-              <w:rPr>
-                <w:sz w:val="19"/>
-              </w:rPr>
-              <w:t>View and monitor all trips, including customer and driver actions.</w:t>
-            </w:r>
-          </w:p>
-        </w:tc>
-        <w:tc>
-          <w:tcPr>
-            <w:tcW w:type="dxa" w:w="1440"/>
-          </w:tcPr>
-          <w:p>
-            <w:pPr>
-              <w:spacing w:after="40"/>
-            </w:pPr>
-            <w:r>
-              <w:rPr>
-                <w:sz w:val="19"/>
-              </w:rPr>
-              <w:t>BRD</w:t>
-            </w:r>
-          </w:p>
-        </w:tc>
-        <w:tc>
-          <w:tcPr>
-            <w:tcW w:type="dxa" w:w="1584"/>
-          </w:tcPr>
-          <w:p>
-            <w:pPr>
-              <w:spacing w:after="40"/>
-            </w:pPr>
-            <w:r>
-              <w:rPr>
-                <w:sz w:val="19"/>
-              </w:rPr>
-            </w:r>
-            <w:r>
-              <w:rPr>
-                <w:b/>
-                <w:sz w:val="19"/>
-              </w:rPr>
-              <w:t>Completed</w:t>
-            </w:r>
-            <w:r>
-              <w:rPr>
-                <w:sz w:val="19"/>
-              </w:rPr>
-            </w:r>
-          </w:p>
-        </w:tc>
-        <w:tc>
-          <w:tcPr>
-            <w:tcW w:type="dxa" w:w="4752"/>
-          </w:tcPr>
-          <w:p>
-            <w:pPr>
-              <w:spacing w:after="40"/>
-            </w:pPr>
-            <w:r>
-              <w:rPr>
-                <w:sz w:val="19"/>
-              </w:rPr>
-              <w:t>A live tracking map lets operations monitor active vehicles and requests.</w:t>
-            </w:r>
-          </w:p>
-        </w:tc>
-      </w:tr>
-      <w:tr>
-        <w:tc>
-          <w:tcPr>
-            <w:tcW w:type="dxa" w:w="1152"/>
-          </w:tcPr>
-          <w:p>
-            <w:pPr>
-              <w:spacing w:after="40"/>
-            </w:pPr>
-            <w:r>
-              <w:rPr>
-                <w:sz w:val="19"/>
-              </w:rPr>
-            </w:r>
-            <w:r>
-              <w:rPr>
-                <w:b/>
-                <w:sz w:val="19"/>
-              </w:rPr>
-              <w:t>AD-06</w:t>
-            </w:r>
-            <w:r>
-              <w:rPr>
-                <w:sz w:val="19"/>
-              </w:rPr>
-            </w:r>
-          </w:p>
-        </w:tc>
-        <w:tc>
-          <w:tcPr>
-            <w:tcW w:type="dxa" w:w="2592"/>
-          </w:tcPr>
-          <w:p>
-            <w:pPr>
-              <w:spacing w:after="40"/>
-            </w:pPr>
-            <w:r>
-              <w:rPr>
-                <w:sz w:val="19"/>
-              </w:rPr>
-              <w:t>Manage complaints, disputes, and refunds.</w:t>
-            </w:r>
-          </w:p>
-        </w:tc>
-        <w:tc>
-          <w:tcPr>
-            <w:tcW w:type="dxa" w:w="1440"/>
-          </w:tcPr>
-          <w:p>
-            <w:pPr>
-              <w:spacing w:after="40"/>
-            </w:pPr>
-            <w:r>
-              <w:rPr>
-                <w:sz w:val="19"/>
-              </w:rPr>
-              <w:t>BRD</w:t>
-            </w:r>
-          </w:p>
-        </w:tc>
-        <w:tc>
-          <w:tcPr>
-            <w:tcW w:type="dxa" w:w="1584"/>
-          </w:tcPr>
-          <w:p>
-            <w:pPr>
-              <w:spacing w:after="40"/>
-            </w:pPr>
-            <w:r>
-              <w:rPr>
-                <w:sz w:val="19"/>
-              </w:rPr>
-            </w:r>
-            <w:r>
-              <w:rPr>
-                <w:b/>
-                <w:sz w:val="19"/>
-              </w:rPr>
-              <w:t>Completed</w:t>
-            </w:r>
-            <w:r>
-              <w:rPr>
-                <w:sz w:val="19"/>
-              </w:rPr>
-            </w:r>
-          </w:p>
-        </w:tc>
-        <w:tc>
-          <w:tcPr>
-            <w:tcW w:type="dxa" w:w="4752"/>
-          </w:tcPr>
-          <w:p>
-            <w:pPr>
-              <w:spacing w:after="40"/>
-            </w:pPr>
-            <w:r>
-              <w:rPr>
-                <w:sz w:val="19"/>
-              </w:rPr>
-              <w:t>Admins can review complaints, process passenger refunds, and respond to support tickets.</w:t>
-            </w:r>
-          </w:p>
-        </w:tc>
-      </w:tr>
-      <w:tr>
-        <w:tc>
-          <w:tcPr>
-            <w:tcW w:type="dxa" w:w="1152"/>
-          </w:tcPr>
-          <w:p>
-            <w:pPr>
-              <w:spacing w:after="40"/>
-            </w:pPr>
-            <w:r>
-              <w:rPr>
-                <w:sz w:val="19"/>
-              </w:rPr>
-            </w:r>
-            <w:r>
-              <w:rPr>
-                <w:b/>
-                <w:sz w:val="19"/>
-              </w:rPr>
-              <w:t>AD-07</w:t>
-            </w:r>
-            <w:r>
-              <w:rPr>
-                <w:sz w:val="19"/>
-              </w:rPr>
-            </w:r>
-          </w:p>
-        </w:tc>
-        <w:tc>
-          <w:tcPr>
-            <w:tcW w:type="dxa" w:w="2592"/>
-          </w:tcPr>
-          <w:p>
-            <w:pPr>
-              <w:spacing w:after="40"/>
-            </w:pPr>
-            <w:r>
-              <w:rPr>
-                <w:sz w:val="19"/>
-              </w:rPr>
-              <w:t>Reports and analytics for trips, revenue, driver performance.</w:t>
-            </w:r>
-          </w:p>
-        </w:tc>
-        <w:tc>
-          <w:tcPr>
-            <w:tcW w:type="dxa" w:w="1440"/>
-          </w:tcPr>
-          <w:p>
-            <w:pPr>
-              <w:spacing w:after="40"/>
-            </w:pPr>
-            <w:r>
-              <w:rPr>
-                <w:sz w:val="19"/>
-              </w:rPr>
-              <w:t>BRD</w:t>
-            </w:r>
-          </w:p>
-        </w:tc>
-        <w:tc>
-          <w:tcPr>
-            <w:tcW w:type="dxa" w:w="1584"/>
-          </w:tcPr>
-          <w:p>
-            <w:pPr>
-              <w:spacing w:after="40"/>
-            </w:pPr>
-            <w:r>
-              <w:rPr>
-                <w:sz w:val="19"/>
-              </w:rPr>
-            </w:r>
-            <w:r>
-              <w:rPr>
-                <w:b/>
-                <w:sz w:val="19"/>
-              </w:rPr>
-              <w:t>Completed</w:t>
-            </w:r>
-            <w:r>
-              <w:rPr>
-                <w:sz w:val="19"/>
-              </w:rPr>
-            </w:r>
-          </w:p>
-        </w:tc>
-        <w:tc>
-          <w:tcPr>
-            <w:tcW w:type="dxa" w:w="4752"/>
-          </w:tcPr>
-          <w:p>
-            <w:pPr>
-              <w:spacing w:after="40"/>
-            </w:pPr>
-            <w:r>
-              <w:rPr>
-                <w:sz w:val="19"/>
-              </w:rPr>
-              <w:t>Analytical reports show monthly breakdowns of trips, driver performance, and overall revenue.</w:t>
-            </w:r>
-          </w:p>
-        </w:tc>
-      </w:tr>
-      <w:tr>
-        <w:tc>
-          <w:tcPr>
-            <w:tcW w:type="dxa" w:w="1152"/>
-          </w:tcPr>
-          <w:p>
-            <w:pPr>
-              <w:spacing w:after="40"/>
-            </w:pPr>
-            <w:r>
-              <w:rPr>
-                <w:sz w:val="19"/>
-              </w:rPr>
-            </w:r>
-            <w:r>
-              <w:rPr>
-                <w:b/>
-                <w:sz w:val="19"/>
-              </w:rPr>
-              <w:t>AD-08</w:t>
-            </w:r>
-            <w:r>
-              <w:rPr>
-                <w:sz w:val="19"/>
-              </w:rPr>
-            </w:r>
-          </w:p>
-        </w:tc>
-        <w:tc>
-          <w:tcPr>
-            <w:tcW w:type="dxa" w:w="2592"/>
-          </w:tcPr>
-          <w:p>
-            <w:pPr>
-              <w:spacing w:after="40"/>
-            </w:pPr>
-            <w:r>
-              <w:rPr>
-                <w:sz w:val="19"/>
-              </w:rPr>
-              <w:t>Manage commissions and driver payouts.</w:t>
-            </w:r>
-          </w:p>
-        </w:tc>
-        <w:tc>
-          <w:tcPr>
-            <w:tcW w:type="dxa" w:w="1440"/>
-          </w:tcPr>
-          <w:p>
-            <w:pPr>
-              <w:spacing w:after="40"/>
-            </w:pPr>
-            <w:r>
-              <w:rPr>
-                <w:sz w:val="19"/>
-              </w:rPr>
-              <w:t>BRD</w:t>
-            </w:r>
-          </w:p>
-        </w:tc>
-        <w:tc>
-          <w:tcPr>
-            <w:tcW w:type="dxa" w:w="1584"/>
-          </w:tcPr>
-          <w:p>
-            <w:pPr>
-              <w:spacing w:after="40"/>
-            </w:pPr>
-            <w:r>
-              <w:rPr>
-                <w:sz w:val="19"/>
-              </w:rPr>
-            </w:r>
-            <w:r>
-              <w:rPr>
-                <w:b/>
-                <w:sz w:val="19"/>
-              </w:rPr>
-              <w:t>Completed</w:t>
-            </w:r>
-            <w:r>
-              <w:rPr>
-                <w:sz w:val="19"/>
-              </w:rPr>
-            </w:r>
-          </w:p>
-        </w:tc>
-        <w:tc>
-          <w:tcPr>
-            <w:tcW w:type="dxa" w:w="4752"/>
-          </w:tcPr>
-          <w:p>
-            <w:pPr>
-              <w:spacing w:after="40"/>
-            </w:pPr>
-            <w:r>
-              <w:rPr>
-                <w:sz w:val="19"/>
-              </w:rPr>
-              <w:t>Payout views let admins calculate commissions, manage payouts, and review driver withdrawals.</w:t>
-            </w:r>
-          </w:p>
-        </w:tc>
-      </w:tr>
-      <w:tr>
-        <w:tc>
-          <w:tcPr>
-            <w:tcW w:type="dxa" w:w="1152"/>
-          </w:tcPr>
-          <w:p>
-            <w:pPr>
-              <w:spacing w:after="40"/>
-            </w:pPr>
-            <w:r>
-              <w:rPr>
-                <w:sz w:val="19"/>
-              </w:rPr>
-            </w:r>
-            <w:r>
-              <w:rPr>
-                <w:b/>
-                <w:sz w:val="19"/>
-              </w:rPr>
-              <w:t>AD-09</w:t>
-            </w:r>
-            <w:r>
-              <w:rPr>
-                <w:sz w:val="19"/>
-              </w:rPr>
-            </w:r>
-          </w:p>
-        </w:tc>
-        <w:tc>
-          <w:tcPr>
-            <w:tcW w:type="dxa" w:w="2592"/>
-          </w:tcPr>
-          <w:p>
-            <w:pPr>
-              <w:spacing w:after="40"/>
-            </w:pPr>
-            <w:r>
-              <w:rPr>
-                <w:sz w:val="19"/>
-              </w:rPr>
-              <w:t>Manage merchant partners (restaurants, market vendors).</w:t>
-            </w:r>
-          </w:p>
-        </w:tc>
-        <w:tc>
-          <w:tcPr>
-            <w:tcW w:type="dxa" w:w="1440"/>
-          </w:tcPr>
-          <w:p>
-            <w:pPr>
-              <w:spacing w:after="40"/>
-            </w:pPr>
-            <w:r>
-              <w:rPr>
-                <w:sz w:val="19"/>
-              </w:rPr>
-              <w:t>BRD</w:t>
-            </w:r>
-          </w:p>
-        </w:tc>
-        <w:tc>
-          <w:tcPr>
-            <w:tcW w:type="dxa" w:w="1584"/>
-          </w:tcPr>
-          <w:p>
-            <w:pPr>
-              <w:spacing w:after="40"/>
-            </w:pPr>
-            <w:r>
-              <w:rPr>
-                <w:sz w:val="19"/>
-              </w:rPr>
-            </w:r>
-            <w:r>
-              <w:rPr>
-                <w:b/>
-                <w:sz w:val="19"/>
-              </w:rPr>
-              <w:t>Completed</w:t>
-            </w:r>
-            <w:r>
-              <w:rPr>
-                <w:sz w:val="19"/>
-              </w:rPr>
-            </w:r>
-          </w:p>
-        </w:tc>
-        <w:tc>
-          <w:tcPr>
-            <w:tcW w:type="dxa" w:w="4752"/>
-          </w:tcPr>
-          <w:p>
-            <w:pPr>
-              <w:spacing w:after="40"/>
-            </w:pPr>
-            <w:r>
-              <w:rPr>
-                <w:sz w:val="19"/>
-              </w:rPr>
-              <w:t>Admins can approve restaurant registrations and manage mart vendor listings.</w:t>
-            </w:r>
-          </w:p>
-        </w:tc>
-      </w:tr>
-      <w:tr>
-        <w:tc>
-          <w:tcPr>
-            <w:tcW w:type="dxa" w:w="1152"/>
-          </w:tcPr>
-          <w:p>
-            <w:pPr>
-              <w:spacing w:after="40"/>
-            </w:pPr>
-            <w:r>
-              <w:rPr>
-                <w:sz w:val="19"/>
-              </w:rPr>
-            </w:r>
-            <w:r>
-              <w:rPr>
-                <w:b/>
-                <w:sz w:val="19"/>
-              </w:rPr>
-              <w:t>AD-10</w:t>
-            </w:r>
-            <w:r>
-              <w:rPr>
-                <w:sz w:val="19"/>
-              </w:rPr>
-            </w:r>
-          </w:p>
-        </w:tc>
-        <w:tc>
-          <w:tcPr>
-            <w:tcW w:type="dxa" w:w="2592"/>
-          </w:tcPr>
-          <w:p>
-            <w:pPr>
-              <w:spacing w:after="40"/>
-            </w:pPr>
-            <w:r>
-              <w:rPr>
-                <w:sz w:val="19"/>
-              </w:rPr>
-              <w:t>Configure delivery categories and merchant onboarding rules.</w:t>
-            </w:r>
-          </w:p>
-        </w:tc>
-        <w:tc>
-          <w:tcPr>
-            <w:tcW w:type="dxa" w:w="1440"/>
-          </w:tcPr>
-          <w:p>
-            <w:pPr>
-              <w:spacing w:after="40"/>
-            </w:pPr>
-            <w:r>
-              <w:rPr>
-                <w:sz w:val="19"/>
-              </w:rPr>
-              <w:t>BRD</w:t>
-            </w:r>
-          </w:p>
-        </w:tc>
-        <w:tc>
-          <w:tcPr>
-            <w:tcW w:type="dxa" w:w="1584"/>
-          </w:tcPr>
-          <w:p>
-            <w:pPr>
-              <w:spacing w:after="40"/>
-            </w:pPr>
-            <w:r>
-              <w:rPr>
-                <w:sz w:val="19"/>
-              </w:rPr>
-            </w:r>
-            <w:r>
-              <w:rPr>
-                <w:b/>
-                <w:sz w:val="19"/>
-              </w:rPr>
-              <w:t>Completed</w:t>
-            </w:r>
-            <w:r>
-              <w:rPr>
-                <w:sz w:val="19"/>
-              </w:rPr>
-            </w:r>
-          </w:p>
-        </w:tc>
-        <w:tc>
-          <w:tcPr>
-            <w:tcW w:type="dxa" w:w="4752"/>
-          </w:tcPr>
-          <w:p>
-            <w:pPr>
-              <w:spacing w:after="40"/>
-            </w:pPr>
-            <w:r>
-              <w:rPr>
-                <w:sz w:val="19"/>
-              </w:rPr>
-              <w:t>Onboarding rules and delivery categories configure inside the categories dashboard.</w:t>
-            </w:r>
-          </w:p>
-        </w:tc>
-      </w:tr>
-      <w:tr>
-        <w:tc>
-          <w:tcPr>
-            <w:tcW w:type="dxa" w:w="1152"/>
-          </w:tcPr>
-          <w:p>
-            <w:pPr>
-              <w:spacing w:after="40"/>
-            </w:pPr>
-            <w:r>
-              <w:rPr>
-                <w:sz w:val="19"/>
-              </w:rPr>
-            </w:r>
-            <w:r>
-              <w:rPr>
-                <w:b/>
-                <w:sz w:val="19"/>
-              </w:rPr>
-              <w:t>AD-11</w:t>
-            </w:r>
-            <w:r>
-              <w:rPr>
-                <w:sz w:val="19"/>
-              </w:rPr>
-            </w:r>
-          </w:p>
-        </w:tc>
-        <w:tc>
-          <w:tcPr>
-            <w:tcW w:type="dxa" w:w="2592"/>
-          </w:tcPr>
-          <w:p>
-            <w:pPr>
-              <w:spacing w:after="40"/>
-            </w:pPr>
-            <w:r>
-              <w:rPr>
-                <w:sz w:val="19"/>
-              </w:rPr>
-              <w:t>Manage event listings.</w:t>
-            </w:r>
-          </w:p>
-        </w:tc>
-        <w:tc>
-          <w:tcPr>
-            <w:tcW w:type="dxa" w:w="1440"/>
-          </w:tcPr>
-          <w:p>
-            <w:pPr>
-              <w:spacing w:after="40"/>
-            </w:pPr>
-            <w:r>
-              <w:rPr>
-                <w:sz w:val="19"/>
-              </w:rPr>
-              <w:t>BRD</w:t>
-            </w:r>
-          </w:p>
-        </w:tc>
-        <w:tc>
-          <w:tcPr>
-            <w:tcW w:type="dxa" w:w="1584"/>
-          </w:tcPr>
-          <w:p>
-            <w:pPr>
-              <w:spacing w:after="40"/>
-            </w:pPr>
-            <w:r>
-              <w:rPr>
-                <w:sz w:val="19"/>
-              </w:rPr>
-            </w:r>
-            <w:r>
-              <w:rPr>
-                <w:b/>
-                <w:sz w:val="19"/>
-              </w:rPr>
-              <w:t>Completed</w:t>
-            </w:r>
-            <w:r>
-              <w:rPr>
-                <w:sz w:val="19"/>
-              </w:rPr>
-            </w:r>
-          </w:p>
-        </w:tc>
-        <w:tc>
-          <w:tcPr>
-            <w:tcW w:type="dxa" w:w="4752"/>
-          </w:tcPr>
-          <w:p>
-            <w:pPr>
-              <w:spacing w:after="40"/>
-            </w:pPr>
-            <w:r>
-              <w:rPr>
-                <w:sz w:val="19"/>
-              </w:rPr>
-              <w:t>Admins can publish and update local event tickets on the events page.</w:t>
-            </w:r>
-          </w:p>
-        </w:tc>
-      </w:tr>
-      <w:tr>
-        <w:tc>
-          <w:tcPr>
-            <w:tcW w:type="dxa" w:w="1152"/>
-          </w:tcPr>
-          <w:p>
-            <w:pPr>
-              <w:spacing w:after="40"/>
-            </w:pPr>
-            <w:r>
-              <w:rPr>
-                <w:sz w:val="19"/>
-              </w:rPr>
-            </w:r>
-            <w:r>
-              <w:rPr>
-                <w:b/>
-                <w:sz w:val="19"/>
-              </w:rPr>
-              <w:t>AD-12</w:t>
-            </w:r>
-            <w:r>
-              <w:rPr>
-                <w:sz w:val="19"/>
-              </w:rPr>
-            </w:r>
-          </w:p>
-        </w:tc>
-        <w:tc>
-          <w:tcPr>
-            <w:tcW w:type="dxa" w:w="2592"/>
-          </w:tcPr>
-          <w:p>
-            <w:pPr>
-              <w:spacing w:after="40"/>
-            </w:pPr>
-            <w:r>
-              <w:rPr>
-                <w:sz w:val="19"/>
-              </w:rPr>
-              <w:t>Manage basic business accounts (corporate billing).</w:t>
-            </w:r>
-          </w:p>
-        </w:tc>
-        <w:tc>
-          <w:tcPr>
-            <w:tcW w:type="dxa" w:w="1440"/>
-          </w:tcPr>
-          <w:p>
-            <w:pPr>
-              <w:spacing w:after="40"/>
-            </w:pPr>
-            <w:r>
-              <w:rPr>
-                <w:sz w:val="19"/>
-              </w:rPr>
-              <w:t>BRD</w:t>
-            </w:r>
-          </w:p>
-        </w:tc>
-        <w:tc>
-          <w:tcPr>
-            <w:tcW w:type="dxa" w:w="1584"/>
-          </w:tcPr>
-          <w:p>
-            <w:pPr>
-              <w:spacing w:after="40"/>
-            </w:pPr>
-            <w:r>
-              <w:rPr>
-                <w:sz w:val="19"/>
-              </w:rPr>
-            </w:r>
-            <w:r>
-              <w:rPr>
-                <w:b/>
-                <w:sz w:val="19"/>
-              </w:rPr>
-              <w:t>Completed</w:t>
-            </w:r>
-            <w:r>
-              <w:rPr>
-                <w:sz w:val="19"/>
-              </w:rPr>
-            </w:r>
-          </w:p>
-        </w:tc>
-        <w:tc>
-          <w:tcPr>
-            <w:tcW w:type="dxa" w:w="4752"/>
-          </w:tcPr>
-          <w:p>
-            <w:pPr>
-              <w:spacing w:after="40"/>
-            </w:pPr>
-            <w:r>
-              <w:rPr>
-                <w:sz w:val="19"/>
-              </w:rPr>
-              <w:t>Operations can monitor company billing, members, and credit lines in corporate settings.</w:t>
-            </w:r>
-          </w:p>
-        </w:tc>
-      </w:tr>
-      <w:tr>
-        <w:tc>
-          <w:tcPr>
-            <w:tcW w:type="dxa" w:w="1152"/>
-          </w:tcPr>
-          <w:p>
-            <w:pPr>
-              <w:spacing w:after="40"/>
-            </w:pPr>
-            <w:r>
-              <w:rPr>
-                <w:sz w:val="19"/>
-              </w:rPr>
-            </w:r>
-            <w:r>
-              <w:rPr>
-                <w:b/>
-                <w:sz w:val="19"/>
-              </w:rPr>
-              <w:t>AD-13</w:t>
-            </w:r>
-            <w:r>
-              <w:rPr>
-                <w:sz w:val="19"/>
-              </w:rPr>
-            </w:r>
-          </w:p>
-        </w:tc>
-        <w:tc>
-          <w:tcPr>
-            <w:tcW w:type="dxa" w:w="2592"/>
-          </w:tcPr>
-          <w:p>
-            <w:pPr>
-              <w:spacing w:after="40"/>
-            </w:pPr>
-            <w:r>
-              <w:rPr>
-                <w:sz w:val="19"/>
-              </w:rPr>
-              <w:t>Configure loyalty points earning rate and redemption rules.</w:t>
-            </w:r>
-          </w:p>
-        </w:tc>
-        <w:tc>
-          <w:tcPr>
-            <w:tcW w:type="dxa" w:w="1440"/>
-          </w:tcPr>
-          <w:p>
-            <w:pPr>
-              <w:spacing w:after="40"/>
-            </w:pPr>
-            <w:r>
-              <w:rPr>
-                <w:sz w:val="19"/>
-              </w:rPr>
-              <w:t>BRD</w:t>
-            </w:r>
-          </w:p>
-        </w:tc>
-        <w:tc>
-          <w:tcPr>
-            <w:tcW w:type="dxa" w:w="1584"/>
-          </w:tcPr>
-          <w:p>
-            <w:pPr>
-              <w:spacing w:after="40"/>
-            </w:pPr>
-            <w:r>
-              <w:rPr>
-                <w:sz w:val="19"/>
-              </w:rPr>
-            </w:r>
-            <w:r>
-              <w:rPr>
-                <w:b/>
-                <w:sz w:val="19"/>
-              </w:rPr>
-              <w:t>Completed</w:t>
-            </w:r>
-            <w:r>
-              <w:rPr>
-                <w:sz w:val="19"/>
-              </w:rPr>
-            </w:r>
-          </w:p>
-        </w:tc>
-        <w:tc>
-          <w:tcPr>
-            <w:tcW w:type="dxa" w:w="4752"/>
-          </w:tcPr>
-          <w:p>
-            <w:pPr>
-              <w:spacing w:after="40"/>
-            </w:pPr>
-            <w:r>
-              <w:rPr>
-                <w:sz w:val="19"/>
-              </w:rPr>
-              <w:t>System loyalty points accrual and burn values are adjustable under admin settings.</w:t>
-            </w:r>
-          </w:p>
-        </w:tc>
-      </w:tr>
-      <w:tr>
-        <w:tc>
-          <w:tcPr>
-            <w:tcW w:type="dxa" w:w="1152"/>
-          </w:tcPr>
-          <w:p>
-            <w:pPr>
-              <w:spacing w:after="40"/>
-            </w:pPr>
-            <w:r>
-              <w:rPr>
-                <w:sz w:val="19"/>
-              </w:rPr>
-            </w:r>
-            <w:r>
-              <w:rPr>
-                <w:b/>
-                <w:sz w:val="19"/>
-              </w:rPr>
-              <w:t>BE-01</w:t>
-            </w:r>
-            <w:r>
-              <w:rPr>
-                <w:sz w:val="19"/>
-              </w:rPr>
-            </w:r>
-          </w:p>
-        </w:tc>
-        <w:tc>
-          <w:tcPr>
-            <w:tcW w:type="dxa" w:w="2592"/>
-          </w:tcPr>
-          <w:p>
-            <w:pPr>
-              <w:spacing w:after="40"/>
-            </w:pPr>
-            <w:r>
-              <w:rPr>
-                <w:sz w:val="19"/>
-              </w:rPr>
-              <w:t>Authentication and authorisation for all user roles (token-based).</w:t>
-            </w:r>
-          </w:p>
-        </w:tc>
-        <w:tc>
-          <w:tcPr>
-            <w:tcW w:type="dxa" w:w="1440"/>
-          </w:tcPr>
-          <w:p>
-            <w:pPr>
-              <w:spacing w:after="40"/>
-            </w:pPr>
-            <w:r>
-              <w:rPr>
-                <w:sz w:val="19"/>
-              </w:rPr>
-              <w:t>BRD</w:t>
-            </w:r>
-          </w:p>
-        </w:tc>
-        <w:tc>
-          <w:tcPr>
-            <w:tcW w:type="dxa" w:w="1584"/>
-          </w:tcPr>
-          <w:p>
-            <w:pPr>
-              <w:spacing w:after="40"/>
-            </w:pPr>
-            <w:r>
-              <w:rPr>
-                <w:sz w:val="19"/>
-              </w:rPr>
-            </w:r>
-            <w:r>
-              <w:rPr>
-                <w:b/>
-                <w:sz w:val="19"/>
-              </w:rPr>
-              <w:t>Completed</w:t>
-            </w:r>
-            <w:r>
-              <w:rPr>
-                <w:sz w:val="19"/>
-              </w:rPr>
-            </w:r>
-          </w:p>
-        </w:tc>
-        <w:tc>
-          <w:tcPr>
-            <w:tcW w:type="dxa" w:w="4752"/>
-          </w:tcPr>
-          <w:p>
-            <w:pPr>
-              <w:spacing w:after="40"/>
-            </w:pPr>
-            <w:r>
-              <w:rPr>
-                <w:sz w:val="19"/>
-              </w:rPr>
-              <w:t>JWT token logins verify customer, driver, and admin sessions on the backend.</w:t>
-            </w:r>
-          </w:p>
-        </w:tc>
-      </w:tr>
-      <w:tr>
-        <w:tc>
-          <w:tcPr>
-            <w:tcW w:type="dxa" w:w="1152"/>
-          </w:tcPr>
-          <w:p>
-            <w:pPr>
-              <w:spacing w:after="40"/>
-            </w:pPr>
-            <w:r>
-              <w:rPr>
-                <w:sz w:val="19"/>
-              </w:rPr>
-            </w:r>
-            <w:r>
-              <w:rPr>
-                <w:b/>
-                <w:sz w:val="19"/>
-              </w:rPr>
-              <w:t>BE-02</w:t>
-            </w:r>
-            <w:r>
-              <w:rPr>
-                <w:sz w:val="19"/>
-              </w:rPr>
-            </w:r>
-          </w:p>
-        </w:tc>
-        <w:tc>
-          <w:tcPr>
-            <w:tcW w:type="dxa" w:w="2592"/>
-          </w:tcPr>
-          <w:p>
-            <w:pPr>
-              <w:spacing w:after="40"/>
-            </w:pPr>
-            <w:r>
-              <w:rPr>
-                <w:sz w:val="19"/>
-              </w:rPr>
-              <w:t>Ride-matching engine – locate nearest available drivers and dispatch.</w:t>
-            </w:r>
-          </w:p>
-        </w:tc>
-        <w:tc>
-          <w:tcPr>
-            <w:tcW w:type="dxa" w:w="1440"/>
-          </w:tcPr>
-          <w:p>
-            <w:pPr>
-              <w:spacing w:after="40"/>
-            </w:pPr>
-            <w:r>
-              <w:rPr>
-                <w:sz w:val="19"/>
-              </w:rPr>
-              <w:t>BRD</w:t>
-            </w:r>
-          </w:p>
-        </w:tc>
-        <w:tc>
-          <w:tcPr>
-            <w:tcW w:type="dxa" w:w="1584"/>
-          </w:tcPr>
-          <w:p>
-            <w:pPr>
-              <w:spacing w:after="40"/>
-            </w:pPr>
-            <w:r>
-              <w:rPr>
-                <w:sz w:val="19"/>
-              </w:rPr>
-            </w:r>
-            <w:r>
-              <w:rPr>
-                <w:b/>
-                <w:sz w:val="19"/>
-              </w:rPr>
-              <w:t>Completed</w:t>
-            </w:r>
-            <w:r>
-              <w:rPr>
-                <w:sz w:val="19"/>
-              </w:rPr>
-            </w:r>
-          </w:p>
-        </w:tc>
-        <w:tc>
-          <w:tcPr>
-            <w:tcW w:type="dxa" w:w="4752"/>
-          </w:tcPr>
-          <w:p>
-            <w:pPr>
-              <w:spacing w:after="40"/>
-            </w:pPr>
-            <w:r>
-              <w:rPr>
-                <w:sz w:val="19"/>
-              </w:rPr>
-              <w:t>Location filters dispatch bookings to the closest driver on the matching service.</w:t>
-            </w:r>
-          </w:p>
-        </w:tc>
-      </w:tr>
-      <w:tr>
-        <w:tc>
-          <w:tcPr>
-            <w:tcW w:type="dxa" w:w="1152"/>
-          </w:tcPr>
-          <w:p>
-            <w:pPr>
-              <w:spacing w:after="40"/>
-            </w:pPr>
-            <w:r>
-              <w:rPr>
-                <w:sz w:val="19"/>
-              </w:rPr>
-            </w:r>
-            <w:r>
-              <w:rPr>
-                <w:b/>
-                <w:sz w:val="19"/>
-              </w:rPr>
-              <w:t>BE-03</w:t>
-            </w:r>
-            <w:r>
-              <w:rPr>
-                <w:sz w:val="19"/>
-              </w:rPr>
-            </w:r>
-          </w:p>
-        </w:tc>
-        <w:tc>
-          <w:tcPr>
-            <w:tcW w:type="dxa" w:w="2592"/>
-          </w:tcPr>
-          <w:p>
-            <w:pPr>
-              <w:spacing w:after="40"/>
-            </w:pPr>
-            <w:r>
-              <w:rPr>
-                <w:sz w:val="19"/>
-              </w:rPr>
-              <w:t>Real-time location tracking and updates for drivers and trips using Google Maps API.</w:t>
-            </w:r>
-          </w:p>
-        </w:tc>
-        <w:tc>
-          <w:tcPr>
-            <w:tcW w:type="dxa" w:w="1440"/>
-          </w:tcPr>
-          <w:p>
-            <w:pPr>
-              <w:spacing w:after="40"/>
-            </w:pPr>
-            <w:r>
-              <w:rPr>
-                <w:sz w:val="19"/>
-              </w:rPr>
-              <w:t>BRD</w:t>
-            </w:r>
-          </w:p>
-        </w:tc>
-        <w:tc>
-          <w:tcPr>
-            <w:tcW w:type="dxa" w:w="1584"/>
-          </w:tcPr>
-          <w:p>
-            <w:pPr>
-              <w:spacing w:after="40"/>
-            </w:pPr>
-            <w:r>
-              <w:rPr>
-                <w:sz w:val="19"/>
-              </w:rPr>
-            </w:r>
-            <w:r>
-              <w:rPr>
-                <w:b/>
-                <w:sz w:val="19"/>
-              </w:rPr>
-              <w:t>Completed</w:t>
-            </w:r>
-            <w:r>
-              <w:rPr>
-                <w:sz w:val="19"/>
-              </w:rPr>
-            </w:r>
-          </w:p>
-        </w:tc>
-        <w:tc>
-          <w:tcPr>
-            <w:tcW w:type="dxa" w:w="4752"/>
-          </w:tcPr>
-          <w:p>
-            <w:pPr>
-              <w:spacing w:after="40"/>
-            </w:pPr>
-            <w:r>
-              <w:rPr>
-                <w:sz w:val="19"/>
-              </w:rPr>
-              <w:t>Live positions stream via websockets to update customer maps and admin tracking views.</w:t>
-            </w:r>
-          </w:p>
-        </w:tc>
-      </w:tr>
-      <w:tr>
-        <w:tc>
-          <w:tcPr>
-            <w:tcW w:type="dxa" w:w="1152"/>
-          </w:tcPr>
-          <w:p>
-            <w:pPr>
-              <w:spacing w:after="40"/>
-            </w:pPr>
-            <w:r>
-              <w:rPr>
-                <w:sz w:val="19"/>
-              </w:rPr>
-            </w:r>
-            <w:r>
-              <w:rPr>
-                <w:b/>
-                <w:sz w:val="19"/>
-              </w:rPr>
-              <w:t>BE-04</w:t>
-            </w:r>
-            <w:r>
-              <w:rPr>
-                <w:sz w:val="19"/>
-              </w:rPr>
-            </w:r>
-          </w:p>
-        </w:tc>
-        <w:tc>
-          <w:tcPr>
-            <w:tcW w:type="dxa" w:w="2592"/>
-          </w:tcPr>
-          <w:p>
-            <w:pPr>
-              <w:spacing w:after="40"/>
-            </w:pPr>
-            <w:r>
-              <w:rPr>
-                <w:sz w:val="19"/>
-              </w:rPr>
-              <w:t>Fare calculation engine – distance, time, vehicle type, surge.</w:t>
-            </w:r>
-          </w:p>
-        </w:tc>
-        <w:tc>
-          <w:tcPr>
-            <w:tcW w:type="dxa" w:w="1440"/>
-          </w:tcPr>
-          <w:p>
-            <w:pPr>
-              <w:spacing w:after="40"/>
-            </w:pPr>
-            <w:r>
-              <w:rPr>
-                <w:sz w:val="19"/>
-              </w:rPr>
-              <w:t>BRD</w:t>
-            </w:r>
-          </w:p>
-        </w:tc>
-        <w:tc>
-          <w:tcPr>
-            <w:tcW w:type="dxa" w:w="1584"/>
-          </w:tcPr>
-          <w:p>
-            <w:pPr>
-              <w:spacing w:after="40"/>
-            </w:pPr>
-            <w:r>
-              <w:rPr>
-                <w:sz w:val="19"/>
-              </w:rPr>
-            </w:r>
-            <w:r>
-              <w:rPr>
-                <w:b/>
-                <w:sz w:val="19"/>
-              </w:rPr>
-              <w:t>Completed</w:t>
-            </w:r>
-            <w:r>
-              <w:rPr>
-                <w:sz w:val="19"/>
-              </w:rPr>
-            </w:r>
-          </w:p>
-        </w:tc>
-        <w:tc>
-          <w:tcPr>
-            <w:tcW w:type="dxa" w:w="4752"/>
-          </w:tcPr>
-          <w:p>
-            <w:pPr>
-              <w:spacing w:after="40"/>
-            </w:pPr>
-            <w:r>
-              <w:rPr>
-                <w:sz w:val="19"/>
-              </w:rPr>
-              <w:t>The fare engine computes booking totals based on base rates, distance, travel time, and active surge multipliers.</w:t>
-            </w:r>
-          </w:p>
-        </w:tc>
-      </w:tr>
-      <w:tr>
-        <w:tc>
-          <w:tcPr>
-            <w:tcW w:type="dxa" w:w="1152"/>
-          </w:tcPr>
-          <w:p>
-            <w:pPr>
-              <w:spacing w:after="40"/>
-            </w:pPr>
-            <w:r>
-              <w:rPr>
-                <w:sz w:val="19"/>
-              </w:rPr>
-            </w:r>
-            <w:r>
-              <w:rPr>
-                <w:b/>
-                <w:sz w:val="19"/>
-              </w:rPr>
-              <w:t>BE-05</w:t>
-            </w:r>
-            <w:r>
-              <w:rPr>
-                <w:sz w:val="19"/>
-              </w:rPr>
-            </w:r>
-          </w:p>
-        </w:tc>
-        <w:tc>
-          <w:tcPr>
-            <w:tcW w:type="dxa" w:w="2592"/>
-          </w:tcPr>
-          <w:p>
-            <w:pPr>
-              <w:spacing w:after="40"/>
-            </w:pPr>
-            <w:r>
-              <w:rPr>
-                <w:sz w:val="19"/>
-              </w:rPr>
-              <w:t>Payment processing and wallet management through PayHere API; basic QR payment rail.</w:t>
-            </w:r>
-          </w:p>
-        </w:tc>
-        <w:tc>
-          <w:tcPr>
-            <w:tcW w:type="dxa" w:w="1440"/>
-          </w:tcPr>
-          <w:p>
-            <w:pPr>
-              <w:spacing w:after="40"/>
-            </w:pPr>
-            <w:r>
-              <w:rPr>
-                <w:sz w:val="19"/>
-              </w:rPr>
-              <w:t>BRD</w:t>
-            </w:r>
-          </w:p>
-        </w:tc>
-        <w:tc>
-          <w:tcPr>
-            <w:tcW w:type="dxa" w:w="1584"/>
-          </w:tcPr>
-          <w:p>
-            <w:pPr>
-              <w:spacing w:after="40"/>
-            </w:pPr>
-            <w:r>
-              <w:rPr>
-                <w:sz w:val="19"/>
-              </w:rPr>
-            </w:r>
-            <w:r>
-              <w:rPr>
-                <w:b/>
-                <w:sz w:val="19"/>
-              </w:rPr>
-              <w:t>Completed</w:t>
-            </w:r>
-            <w:r>
-              <w:rPr>
-                <w:sz w:val="19"/>
-              </w:rPr>
-            </w:r>
-          </w:p>
-        </w:tc>
-        <w:tc>
-          <w:tcPr>
-            <w:tcW w:type="dxa" w:w="4752"/>
-          </w:tcPr>
-          <w:p>
-            <w:pPr>
-              <w:spacing w:after="40"/>
-            </w:pPr>
-            <w:r>
-              <w:rPr>
-                <w:sz w:val="19"/>
-              </w:rPr>
-              <w:t>Transaction ledgers record wallet updates and PayHere payment gateway completions.</w:t>
-            </w:r>
-          </w:p>
-        </w:tc>
-      </w:tr>
-      <w:tr>
-        <w:tc>
-          <w:tcPr>
-            <w:tcW w:type="dxa" w:w="1152"/>
-          </w:tcPr>
-          <w:p>
-            <w:pPr>
-              <w:spacing w:after="40"/>
-            </w:pPr>
-            <w:r>
-              <w:rPr>
-                <w:sz w:val="19"/>
-              </w:rPr>
-            </w:r>
-            <w:r>
-              <w:rPr>
-                <w:b/>
-                <w:sz w:val="19"/>
-              </w:rPr>
-              <w:t>BE-06</w:t>
-            </w:r>
-            <w:r>
-              <w:rPr>
-                <w:sz w:val="19"/>
-              </w:rPr>
-            </w:r>
-          </w:p>
-        </w:tc>
-        <w:tc>
-          <w:tcPr>
-            <w:tcW w:type="dxa" w:w="2592"/>
-          </w:tcPr>
-          <w:p>
-            <w:pPr>
-              <w:spacing w:after="40"/>
-            </w:pPr>
-            <w:r>
-              <w:rPr>
-                <w:sz w:val="19"/>
-              </w:rPr>
-              <w:t>Trip lifecycle management (requested → accepted → ongoing → completed/cancelled).</w:t>
-            </w:r>
-          </w:p>
-        </w:tc>
-        <w:tc>
-          <w:tcPr>
-            <w:tcW w:type="dxa" w:w="1440"/>
-          </w:tcPr>
-          <w:p>
-            <w:pPr>
-              <w:spacing w:after="40"/>
-            </w:pPr>
-            <w:r>
-              <w:rPr>
-                <w:sz w:val="19"/>
-              </w:rPr>
-              <w:t>BRD</w:t>
-            </w:r>
-          </w:p>
-        </w:tc>
-        <w:tc>
-          <w:tcPr>
-            <w:tcW w:type="dxa" w:w="1584"/>
-          </w:tcPr>
-          <w:p>
-            <w:pPr>
-              <w:spacing w:after="40"/>
-            </w:pPr>
-            <w:r>
-              <w:rPr>
-                <w:sz w:val="19"/>
-              </w:rPr>
-            </w:r>
-            <w:r>
-              <w:rPr>
-                <w:b/>
-                <w:sz w:val="19"/>
-              </w:rPr>
-              <w:t>Completed</w:t>
-            </w:r>
-            <w:r>
-              <w:rPr>
-                <w:sz w:val="19"/>
-              </w:rPr>
-            </w:r>
-          </w:p>
-        </w:tc>
-        <w:tc>
-          <w:tcPr>
-            <w:tcW w:type="dxa" w:w="4752"/>
-          </w:tcPr>
-          <w:p>
-            <w:pPr>
-              <w:spacing w:after="40"/>
-            </w:pPr>
-            <w:r>
-              <w:rPr>
-                <w:sz w:val="19"/>
-              </w:rPr>
-              <w:t>The booking service manages ride states from request to arrival and completion.</w:t>
-            </w:r>
-          </w:p>
-        </w:tc>
-      </w:tr>
-      <w:tr>
-        <w:tc>
-          <w:tcPr>
-            <w:tcW w:type="dxa" w:w="1152"/>
-          </w:tcPr>
-          <w:p>
-            <w:pPr>
-              <w:spacing w:after="40"/>
-            </w:pPr>
-            <w:r>
-              <w:rPr>
-                <w:sz w:val="19"/>
-              </w:rPr>
-            </w:r>
-            <w:r>
-              <w:rPr>
-                <w:b/>
-                <w:sz w:val="19"/>
-              </w:rPr>
-              <w:t>BE-07</w:t>
-            </w:r>
-            <w:r>
-              <w:rPr>
-                <w:sz w:val="19"/>
-              </w:rPr>
-            </w:r>
-          </w:p>
-        </w:tc>
-        <w:tc>
-          <w:tcPr>
-            <w:tcW w:type="dxa" w:w="2592"/>
-          </w:tcPr>
-          <w:p>
-            <w:pPr>
-              <w:spacing w:after="40"/>
-            </w:pPr>
-            <w:r>
-              <w:rPr>
-                <w:sz w:val="19"/>
-              </w:rPr>
-              <w:t>Notifications service via Firebase for push alerts (booking status, driver arrival, promotions).</w:t>
-            </w:r>
-          </w:p>
-        </w:tc>
-        <w:tc>
-          <w:tcPr>
-            <w:tcW w:type="dxa" w:w="1440"/>
-          </w:tcPr>
-          <w:p>
-            <w:pPr>
-              <w:spacing w:after="40"/>
-            </w:pPr>
-            <w:r>
-              <w:rPr>
-                <w:sz w:val="19"/>
-              </w:rPr>
-              <w:t>BRD</w:t>
-            </w:r>
-          </w:p>
-        </w:tc>
-        <w:tc>
-          <w:tcPr>
-            <w:tcW w:type="dxa" w:w="1584"/>
-          </w:tcPr>
-          <w:p>
-            <w:pPr>
-              <w:spacing w:after="40"/>
-            </w:pPr>
-            <w:r>
-              <w:rPr>
-                <w:sz w:val="19"/>
-              </w:rPr>
-            </w:r>
-            <w:r>
-              <w:rPr>
-                <w:b/>
-                <w:sz w:val="19"/>
-              </w:rPr>
-              <w:t>Completed</w:t>
-            </w:r>
-            <w:r>
-              <w:rPr>
-                <w:sz w:val="19"/>
-              </w:rPr>
-            </w:r>
-          </w:p>
-        </w:tc>
-        <w:tc>
-          <w:tcPr>
-            <w:tcW w:type="dxa" w:w="4752"/>
-          </w:tcPr>
-          <w:p>
-            <w:pPr>
-              <w:spacing w:after="40"/>
-            </w:pPr>
-            <w:r>
-              <w:rPr>
-                <w:sz w:val="19"/>
-              </w:rPr>
-              <w:t>Notifications dispatch push alerts to device tokens upon status changes.</w:t>
-            </w:r>
-          </w:p>
-        </w:tc>
-      </w:tr>
-      <w:tr>
-        <w:tc>
-          <w:tcPr>
-            <w:tcW w:type="dxa" w:w="1152"/>
-          </w:tcPr>
-          <w:p>
-            <w:pPr>
-              <w:spacing w:after="40"/>
-            </w:pPr>
-            <w:r>
-              <w:rPr>
-                <w:sz w:val="19"/>
-              </w:rPr>
-            </w:r>
-            <w:r>
-              <w:rPr>
-                <w:b/>
-                <w:sz w:val="19"/>
-              </w:rPr>
-              <w:t>BE-08</w:t>
-            </w:r>
-            <w:r>
-              <w:rPr>
-                <w:sz w:val="19"/>
-              </w:rPr>
-            </w:r>
-          </w:p>
-        </w:tc>
-        <w:tc>
-          <w:tcPr>
-            <w:tcW w:type="dxa" w:w="2592"/>
-          </w:tcPr>
-          <w:p>
-            <w:pPr>
-              <w:spacing w:after="40"/>
-            </w:pPr>
-            <w:r>
-              <w:rPr>
-                <w:sz w:val="19"/>
-              </w:rPr>
-              <w:t>Ratings and reviews storage and aggregation.</w:t>
-            </w:r>
-          </w:p>
-        </w:tc>
-        <w:tc>
-          <w:tcPr>
-            <w:tcW w:type="dxa" w:w="1440"/>
-          </w:tcPr>
-          <w:p>
-            <w:pPr>
-              <w:spacing w:after="40"/>
-            </w:pPr>
-            <w:r>
-              <w:rPr>
-                <w:sz w:val="19"/>
-              </w:rPr>
-              <w:t>BRD</w:t>
-            </w:r>
-          </w:p>
-        </w:tc>
-        <w:tc>
-          <w:tcPr>
-            <w:tcW w:type="dxa" w:w="1584"/>
-          </w:tcPr>
-          <w:p>
-            <w:pPr>
-              <w:spacing w:after="40"/>
-            </w:pPr>
-            <w:r>
-              <w:rPr>
-                <w:sz w:val="19"/>
-              </w:rPr>
-            </w:r>
-            <w:r>
-              <w:rPr>
-                <w:b/>
-                <w:sz w:val="19"/>
-              </w:rPr>
-              <w:t>Completed</w:t>
-            </w:r>
-            <w:r>
-              <w:rPr>
-                <w:sz w:val="19"/>
-              </w:rPr>
-            </w:r>
-          </w:p>
-        </w:tc>
-        <w:tc>
-          <w:tcPr>
-            <w:tcW w:type="dxa" w:w="4752"/>
-          </w:tcPr>
-          <w:p>
-            <w:pPr>
-              <w:spacing w:after="40"/>
-            </w:pPr>
-            <w:r>
-              <w:rPr>
-                <w:sz w:val="19"/>
-              </w:rPr>
-              <w:t>Customer feedback scores compile and save under driver rating logs.</w:t>
-            </w:r>
-          </w:p>
-        </w:tc>
-      </w:tr>
-      <w:tr>
-        <w:tc>
-          <w:tcPr>
-            <w:tcW w:type="dxa" w:w="1152"/>
-          </w:tcPr>
-          <w:p>
-            <w:pPr>
-              <w:spacing w:after="40"/>
-            </w:pPr>
-            <w:r>
-              <w:rPr>
-                <w:sz w:val="19"/>
-              </w:rPr>
-            </w:r>
-            <w:r>
-              <w:rPr>
-                <w:b/>
-                <w:sz w:val="19"/>
-              </w:rPr>
-              <w:t>BE-09</w:t>
-            </w:r>
-            <w:r>
-              <w:rPr>
-                <w:sz w:val="19"/>
-              </w:rPr>
-            </w:r>
-          </w:p>
-        </w:tc>
-        <w:tc>
-          <w:tcPr>
-            <w:tcW w:type="dxa" w:w="2592"/>
-          </w:tcPr>
-          <w:p>
-            <w:pPr>
-              <w:spacing w:after="40"/>
-            </w:pPr>
-            <w:r>
-              <w:rPr>
-                <w:sz w:val="19"/>
-              </w:rPr>
-              <w:t>Commission and payout calculation.</w:t>
-            </w:r>
-          </w:p>
-        </w:tc>
-        <w:tc>
-          <w:tcPr>
-            <w:tcW w:type="dxa" w:w="1440"/>
-          </w:tcPr>
-          <w:p>
-            <w:pPr>
-              <w:spacing w:after="40"/>
-            </w:pPr>
-            <w:r>
-              <w:rPr>
-                <w:sz w:val="19"/>
-              </w:rPr>
-              <w:t>BRD</w:t>
-            </w:r>
-          </w:p>
-        </w:tc>
-        <w:tc>
-          <w:tcPr>
-            <w:tcW w:type="dxa" w:w="1584"/>
-          </w:tcPr>
-          <w:p>
-            <w:pPr>
-              <w:spacing w:after="40"/>
-            </w:pPr>
-            <w:r>
-              <w:rPr>
-                <w:sz w:val="19"/>
-              </w:rPr>
-            </w:r>
-            <w:r>
-              <w:rPr>
-                <w:b/>
-                <w:sz w:val="19"/>
-              </w:rPr>
-              <w:t>Completed</w:t>
-            </w:r>
-            <w:r>
-              <w:rPr>
-                <w:sz w:val="19"/>
-              </w:rPr>
-            </w:r>
-          </w:p>
-        </w:tc>
-        <w:tc>
-          <w:tcPr>
-            <w:tcW w:type="dxa" w:w="4752"/>
-          </w:tcPr>
-          <w:p>
-            <w:pPr>
-              <w:spacing w:after="40"/>
-            </w:pPr>
-            <w:r>
-              <w:rPr>
-                <w:sz w:val="19"/>
-              </w:rPr>
-              <w:t>Commission deductions execute automatically when a driver completes a trip.</w:t>
-            </w:r>
-          </w:p>
-        </w:tc>
-      </w:tr>
-      <w:tr>
-        <w:tc>
-          <w:tcPr>
-            <w:tcW w:type="dxa" w:w="1152"/>
-          </w:tcPr>
-          <w:p>
-            <w:pPr>
-              <w:spacing w:after="40"/>
-            </w:pPr>
-            <w:r>
-              <w:rPr>
-                <w:sz w:val="19"/>
-              </w:rPr>
-            </w:r>
-            <w:r>
-              <w:rPr>
-                <w:b/>
-                <w:sz w:val="19"/>
-              </w:rPr>
-              <w:t>BE-10</w:t>
-            </w:r>
-            <w:r>
-              <w:rPr>
-                <w:sz w:val="19"/>
-              </w:rPr>
-            </w:r>
-          </w:p>
-        </w:tc>
-        <w:tc>
-          <w:tcPr>
-            <w:tcW w:type="dxa" w:w="2592"/>
-          </w:tcPr>
-          <w:p>
-            <w:pPr>
-              <w:spacing w:after="40"/>
-            </w:pPr>
-            <w:r>
-              <w:rPr>
-                <w:sz w:val="19"/>
-              </w:rPr>
-              <w:t>Data storage for users, trips, vehicles, transactions, merchants, events.</w:t>
-            </w:r>
-          </w:p>
-        </w:tc>
-        <w:tc>
-          <w:tcPr>
-            <w:tcW w:type="dxa" w:w="1440"/>
-          </w:tcPr>
-          <w:p>
-            <w:pPr>
-              <w:spacing w:after="40"/>
-            </w:pPr>
-            <w:r>
-              <w:rPr>
-                <w:sz w:val="19"/>
-              </w:rPr>
-              <w:t>BRD</w:t>
-            </w:r>
-          </w:p>
-        </w:tc>
-        <w:tc>
-          <w:tcPr>
-            <w:tcW w:type="dxa" w:w="1584"/>
-          </w:tcPr>
-          <w:p>
-            <w:pPr>
-              <w:spacing w:after="40"/>
-            </w:pPr>
-            <w:r>
-              <w:rPr>
-                <w:sz w:val="19"/>
-              </w:rPr>
-            </w:r>
-            <w:r>
-              <w:rPr>
-                <w:b/>
-                <w:sz w:val="19"/>
-              </w:rPr>
-              <w:t>Completed</w:t>
-            </w:r>
-            <w:r>
-              <w:rPr>
-                <w:sz w:val="19"/>
-              </w:rPr>
-            </w:r>
-          </w:p>
-        </w:tc>
-        <w:tc>
-          <w:tcPr>
-            <w:tcW w:type="dxa" w:w="4752"/>
-          </w:tcPr>
-          <w:p>
-            <w:pPr>
-              <w:spacing w:after="40"/>
-            </w:pPr>
-            <w:r>
-              <w:rPr>
-                <w:sz w:val="19"/>
-              </w:rPr>
-              <w:t>The database stores structured records for users, trips, transactions, merchants, and events.</w:t>
-            </w:r>
-          </w:p>
-        </w:tc>
-      </w:tr>
-      <w:tr>
-        <w:tc>
-          <w:tcPr>
-            <w:tcW w:type="dxa" w:w="1152"/>
-          </w:tcPr>
-          <w:p>
-            <w:pPr>
-              <w:spacing w:after="40"/>
-            </w:pPr>
-            <w:r>
-              <w:rPr>
-                <w:sz w:val="19"/>
-              </w:rPr>
-            </w:r>
-            <w:r>
-              <w:rPr>
-                <w:b/>
-                <w:sz w:val="19"/>
-              </w:rPr>
-              <w:t>BE-11</w:t>
-            </w:r>
-            <w:r>
-              <w:rPr>
-                <w:sz w:val="19"/>
-              </w:rPr>
-            </w:r>
-          </w:p>
-        </w:tc>
-        <w:tc>
-          <w:tcPr>
-            <w:tcW w:type="dxa" w:w="2592"/>
-          </w:tcPr>
-          <w:p>
-            <w:pPr>
-              <w:spacing w:after="40"/>
-            </w:pPr>
-            <w:r>
-              <w:rPr>
-                <w:sz w:val="19"/>
-              </w:rPr>
-              <w:t>APIs consumed by Customer/Driver App and Admin Panel.</w:t>
-            </w:r>
-          </w:p>
-        </w:tc>
-        <w:tc>
-          <w:tcPr>
-            <w:tcW w:type="dxa" w:w="1440"/>
-          </w:tcPr>
-          <w:p>
-            <w:pPr>
-              <w:spacing w:after="40"/>
-            </w:pPr>
-            <w:r>
-              <w:rPr>
-                <w:sz w:val="19"/>
-              </w:rPr>
-              <w:t>BRD</w:t>
-            </w:r>
-          </w:p>
-        </w:tc>
-        <w:tc>
-          <w:tcPr>
-            <w:tcW w:type="dxa" w:w="1584"/>
-          </w:tcPr>
-          <w:p>
-            <w:pPr>
-              <w:spacing w:after="40"/>
-            </w:pPr>
-            <w:r>
-              <w:rPr>
-                <w:sz w:val="19"/>
-              </w:rPr>
-            </w:r>
-            <w:r>
-              <w:rPr>
-                <w:b/>
-                <w:sz w:val="19"/>
-              </w:rPr>
-              <w:t>Completed</w:t>
-            </w:r>
-            <w:r>
-              <w:rPr>
-                <w:sz w:val="19"/>
-              </w:rPr>
-            </w:r>
-          </w:p>
-        </w:tc>
-        <w:tc>
-          <w:tcPr>
-            <w:tcW w:type="dxa" w:w="4752"/>
-          </w:tcPr>
-          <w:p>
-            <w:pPr>
-              <w:spacing w:after="40"/>
-            </w:pPr>
-            <w:r>
-              <w:rPr>
-                <w:sz w:val="19"/>
-              </w:rPr>
-              <w:t>Secure REST APIs serve all endpoints requested by client apps and admin panels.</w:t>
-            </w:r>
-          </w:p>
-        </w:tc>
-      </w:tr>
-      <w:tr>
-        <w:tc>
-          <w:tcPr>
-            <w:tcW w:type="dxa" w:w="1152"/>
-          </w:tcPr>
-          <w:p>
-            <w:pPr>
-              <w:spacing w:after="40"/>
-            </w:pPr>
-            <w:r>
-              <w:rPr>
-                <w:sz w:val="19"/>
-              </w:rPr>
-            </w:r>
-            <w:r>
-              <w:rPr>
-                <w:b/>
-                <w:sz w:val="19"/>
-              </w:rPr>
-              <w:t>BE-12</w:t>
-            </w:r>
-            <w:r>
-              <w:rPr>
-                <w:sz w:val="19"/>
-              </w:rPr>
-            </w:r>
-          </w:p>
-        </w:tc>
-        <w:tc>
-          <w:tcPr>
-            <w:tcW w:type="dxa" w:w="2592"/>
-          </w:tcPr>
-          <w:p>
-            <w:pPr>
-              <w:spacing w:after="40"/>
-            </w:pPr>
-            <w:r>
-              <w:rPr>
-                <w:sz w:val="19"/>
-              </w:rPr>
-              <w:t>Logging, audit trail, and error handling.</w:t>
-            </w:r>
-          </w:p>
-        </w:tc>
-        <w:tc>
-          <w:tcPr>
-            <w:tcW w:type="dxa" w:w="1440"/>
-          </w:tcPr>
-          <w:p>
-            <w:pPr>
-              <w:spacing w:after="40"/>
-            </w:pPr>
-            <w:r>
-              <w:rPr>
-                <w:sz w:val="19"/>
-              </w:rPr>
-              <w:t>BRD</w:t>
-            </w:r>
-          </w:p>
-        </w:tc>
-        <w:tc>
-          <w:tcPr>
-            <w:tcW w:type="dxa" w:w="1584"/>
-          </w:tcPr>
-          <w:p>
-            <w:pPr>
-              <w:spacing w:after="40"/>
-            </w:pPr>
-            <w:r>
-              <w:rPr>
-                <w:sz w:val="19"/>
-              </w:rPr>
-            </w:r>
-            <w:r>
-              <w:rPr>
-                <w:b/>
-                <w:sz w:val="19"/>
-              </w:rPr>
-              <w:t>Completed</w:t>
-            </w:r>
-            <w:r>
-              <w:rPr>
-                <w:sz w:val="19"/>
-              </w:rPr>
-            </w:r>
-          </w:p>
-        </w:tc>
-        <w:tc>
-          <w:tcPr>
-            <w:tcW w:type="dxa" w:w="4752"/>
-          </w:tcPr>
-          <w:p>
-            <w:pPr>
-              <w:spacing w:after="40"/>
-            </w:pPr>
-            <w:r>
-              <w:rPr>
-                <w:sz w:val="19"/>
-              </w:rPr>
-              <w:t>Server frameworks log error messages and query traces to standard output streams.</w:t>
-            </w:r>
-          </w:p>
-        </w:tc>
-      </w:tr>
-      <w:tr>
-        <w:tc>
-          <w:tcPr>
-            <w:tcW w:type="dxa" w:w="1152"/>
-          </w:tcPr>
-          <w:p>
-            <w:pPr>
-              <w:spacing w:after="40"/>
-            </w:pPr>
-            <w:r>
-              <w:rPr>
-                <w:sz w:val="19"/>
-              </w:rPr>
-            </w:r>
-            <w:r>
-              <w:rPr>
-                <w:b/>
-                <w:sz w:val="19"/>
-              </w:rPr>
-              <w:t>BE-13</w:t>
-            </w:r>
-            <w:r>
-              <w:rPr>
-                <w:sz w:val="19"/>
-              </w:rPr>
-            </w:r>
-          </w:p>
-        </w:tc>
-        <w:tc>
-          <w:tcPr>
-            <w:tcW w:type="dxa" w:w="2592"/>
-          </w:tcPr>
-          <w:p>
-            <w:pPr>
-              <w:spacing w:after="40"/>
-            </w:pPr>
-            <w:r>
-              <w:rPr>
-                <w:sz w:val="19"/>
-              </w:rPr>
-              <w:t>Simple loyalty engine – points accrual per transaction and redemption at checkout.</w:t>
-            </w:r>
-          </w:p>
-        </w:tc>
-        <w:tc>
-          <w:tcPr>
-            <w:tcW w:type="dxa" w:w="1440"/>
-          </w:tcPr>
-          <w:p>
-            <w:pPr>
-              <w:spacing w:after="40"/>
-            </w:pPr>
-            <w:r>
-              <w:rPr>
-                <w:sz w:val="19"/>
-              </w:rPr>
-              <w:t>BRD</w:t>
-            </w:r>
-          </w:p>
-        </w:tc>
-        <w:tc>
-          <w:tcPr>
-            <w:tcW w:type="dxa" w:w="1584"/>
-          </w:tcPr>
-          <w:p>
-            <w:pPr>
-              <w:spacing w:after="40"/>
-            </w:pPr>
-            <w:r>
-              <w:rPr>
-                <w:sz w:val="19"/>
-              </w:rPr>
-            </w:r>
-            <w:r>
-              <w:rPr>
-                <w:b/>
-                <w:sz w:val="19"/>
-              </w:rPr>
-              <w:t>Completed</w:t>
-            </w:r>
-            <w:r>
-              <w:rPr>
-                <w:sz w:val="19"/>
-              </w:rPr>
-            </w:r>
-          </w:p>
-        </w:tc>
-        <w:tc>
-          <w:tcPr>
-            <w:tcW w:type="dxa" w:w="4752"/>
-          </w:tcPr>
-          <w:p>
-            <w:pPr>
-              <w:spacing w:after="40"/>
-            </w:pPr>
-            <w:r>
-              <w:rPr>
-                <w:sz w:val="19"/>
-              </w:rPr>
-              <w:t>The loyalty service manages earning rules, balance updates, and checkout discounts.</w:t>
-            </w:r>
-          </w:p>
-        </w:tc>
-      </w:tr>
-      <w:tr>
-        <w:tc>
-          <w:tcPr>
-            <w:tcW w:type="dxa" w:w="1152"/>
-          </w:tcPr>
-          <w:p>
-            <w:pPr>
-              <w:spacing w:after="40"/>
-            </w:pPr>
-            <w:r>
-              <w:rPr>
-                <w:sz w:val="19"/>
-              </w:rPr>
-            </w:r>
-            <w:r>
-              <w:rPr>
-                <w:b/>
-                <w:sz w:val="19"/>
-              </w:rPr>
-              <w:t>BE-14</w:t>
-            </w:r>
-            <w:r>
-              <w:rPr>
-                <w:sz w:val="19"/>
-              </w:rPr>
-            </w:r>
-          </w:p>
-        </w:tc>
-        <w:tc>
-          <w:tcPr>
-            <w:tcW w:type="dxa" w:w="2592"/>
-          </w:tcPr>
-          <w:p>
-            <w:pPr>
-              <w:spacing w:after="40"/>
-            </w:pPr>
-            <w:r>
-              <w:rPr>
-                <w:sz w:val="19"/>
-              </w:rPr>
-              <w:t>Merchant order routing – accept, prepare, dispatch lifecycle for food and market orders.</w:t>
-            </w:r>
-          </w:p>
-        </w:tc>
-        <w:tc>
-          <w:tcPr>
-            <w:tcW w:type="dxa" w:w="1440"/>
-          </w:tcPr>
-          <w:p>
-            <w:pPr>
-              <w:spacing w:after="40"/>
-            </w:pPr>
-            <w:r>
-              <w:rPr>
-                <w:sz w:val="19"/>
-              </w:rPr>
-              <w:t>BRD</w:t>
-            </w:r>
-          </w:p>
-        </w:tc>
-        <w:tc>
-          <w:tcPr>
-            <w:tcW w:type="dxa" w:w="1584"/>
-          </w:tcPr>
-          <w:p>
-            <w:pPr>
-              <w:spacing w:after="40"/>
-            </w:pPr>
-            <w:r>
-              <w:rPr>
-                <w:sz w:val="19"/>
-              </w:rPr>
-            </w:r>
-            <w:r>
-              <w:rPr>
-                <w:b/>
-                <w:sz w:val="19"/>
-              </w:rPr>
-              <w:t>Completed</w:t>
-            </w:r>
-            <w:r>
-              <w:rPr>
-                <w:sz w:val="19"/>
-              </w:rPr>
-            </w:r>
-          </w:p>
-        </w:tc>
-        <w:tc>
-          <w:tcPr>
-            <w:tcW w:type="dxa" w:w="4752"/>
-          </w:tcPr>
-          <w:p>
-            <w:pPr>
-              <w:spacing w:after="40"/>
-            </w:pPr>
-            <w:r>
-              <w:rPr>
-                <w:sz w:val="19"/>
-              </w:rPr>
-              <w:t>Restaurant order statuses update through pending, preparing, and delivered flows.</w:t>
-            </w:r>
-          </w:p>
-        </w:tc>
-      </w:tr>
-      <w:tr>
-        <w:tc>
-          <w:tcPr>
-            <w:tcW w:type="dxa" w:w="1152"/>
-          </w:tcPr>
-          <w:p>
-            <w:pPr>
-              <w:spacing w:after="40"/>
-            </w:pPr>
-            <w:r>
-              <w:rPr>
-                <w:sz w:val="19"/>
-              </w:rPr>
-            </w:r>
-            <w:r>
-              <w:rPr>
-                <w:b/>
-                <w:sz w:val="19"/>
-              </w:rPr>
-              <w:t>BE-15</w:t>
-            </w:r>
-            <w:r>
-              <w:rPr>
-                <w:sz w:val="19"/>
-              </w:rPr>
-            </w:r>
-          </w:p>
-        </w:tc>
-        <w:tc>
-          <w:tcPr>
-            <w:tcW w:type="dxa" w:w="2592"/>
-          </w:tcPr>
-          <w:p>
-            <w:pPr>
-              <w:spacing w:after="40"/>
-            </w:pPr>
-            <w:r>
-              <w:rPr>
-                <w:sz w:val="19"/>
-              </w:rPr>
-              <w:t>Basic courier dispatch for deliveries beyond Flash range.</w:t>
-            </w:r>
-          </w:p>
-        </w:tc>
-        <w:tc>
-          <w:tcPr>
-            <w:tcW w:type="dxa" w:w="1440"/>
-          </w:tcPr>
-          <w:p>
-            <w:pPr>
-              <w:spacing w:after="40"/>
-            </w:pPr>
-            <w:r>
-              <w:rPr>
-                <w:sz w:val="19"/>
-              </w:rPr>
-              <w:t>BRD</w:t>
-            </w:r>
-          </w:p>
-        </w:tc>
-        <w:tc>
-          <w:tcPr>
-            <w:tcW w:type="dxa" w:w="1584"/>
-          </w:tcPr>
-          <w:p>
-            <w:pPr>
-              <w:spacing w:after="40"/>
-            </w:pPr>
-            <w:r>
-              <w:rPr>
-                <w:sz w:val="19"/>
-              </w:rPr>
-            </w:r>
-            <w:r>
-              <w:rPr>
-                <w:b/>
-                <w:sz w:val="19"/>
-              </w:rPr>
-              <w:t>Completed</w:t>
-            </w:r>
-            <w:r>
-              <w:rPr>
-                <w:sz w:val="19"/>
-              </w:rPr>
-            </w:r>
-          </w:p>
-        </w:tc>
-        <w:tc>
-          <w:tcPr>
-            <w:tcW w:type="dxa" w:w="4752"/>
-          </w:tcPr>
-          <w:p>
-            <w:pPr>
-              <w:spacing w:after="40"/>
-            </w:pPr>
-            <w:r>
-              <w:rPr>
-                <w:sz w:val="19"/>
-              </w:rPr>
-              <w:t>Distance thresholds route delivery requests to weight-based tiers.</w:t>
-            </w:r>
-          </w:p>
-        </w:tc>
-      </w:tr>
-      <w:tr>
-        <w:tc>
-          <w:tcPr>
-            <w:tcW w:type="dxa" w:w="1152"/>
-          </w:tcPr>
-          <w:p>
-            <w:pPr>
-              <w:spacing w:after="40"/>
-            </w:pPr>
-            <w:r>
-              <w:rPr>
-                <w:sz w:val="19"/>
-              </w:rPr>
-            </w:r>
-            <w:r>
-              <w:rPr>
-                <w:b/>
-                <w:sz w:val="19"/>
-              </w:rPr>
-              <w:t>BE-16</w:t>
-            </w:r>
-            <w:r>
-              <w:rPr>
-                <w:sz w:val="19"/>
-              </w:rPr>
-            </w:r>
-          </w:p>
-        </w:tc>
-        <w:tc>
-          <w:tcPr>
-            <w:tcW w:type="dxa" w:w="2592"/>
-          </w:tcPr>
-          <w:p>
-            <w:pPr>
-              <w:spacing w:after="40"/>
-            </w:pPr>
-            <w:r>
-              <w:rPr>
-                <w:sz w:val="19"/>
-              </w:rPr>
-              <w:t>Multi-stop trip routing and waiting-charge calculation.</w:t>
-            </w:r>
-          </w:p>
-        </w:tc>
-        <w:tc>
-          <w:tcPr>
-            <w:tcW w:type="dxa" w:w="1440"/>
-          </w:tcPr>
-          <w:p>
-            <w:pPr>
-              <w:spacing w:after="40"/>
-            </w:pPr>
-            <w:r>
-              <w:rPr>
-                <w:sz w:val="19"/>
-              </w:rPr>
-              <w:t>BRD</w:t>
-            </w:r>
-          </w:p>
-        </w:tc>
-        <w:tc>
-          <w:tcPr>
-            <w:tcW w:type="dxa" w:w="1584"/>
-          </w:tcPr>
-          <w:p>
-            <w:pPr>
-              <w:spacing w:after="40"/>
-            </w:pPr>
-            <w:r>
-              <w:rPr>
-                <w:sz w:val="19"/>
-              </w:rPr>
-            </w:r>
-            <w:r>
-              <w:rPr>
-                <w:b/>
-                <w:sz w:val="19"/>
-              </w:rPr>
-              <w:t>Completed</w:t>
-            </w:r>
-            <w:r>
-              <w:rPr>
-                <w:sz w:val="19"/>
-              </w:rPr>
-            </w:r>
-          </w:p>
-        </w:tc>
-        <w:tc>
-          <w:tcPr>
-            <w:tcW w:type="dxa" w:w="4752"/>
-          </w:tcPr>
-          <w:p>
-            <w:pPr>
-              <w:spacing w:after="40"/>
-            </w:pPr>
-            <w:r>
-              <w:rPr>
-                <w:sz w:val="19"/>
-              </w:rPr>
-              <w:t>Fare algorithms compute coordinate offsets and wait times for multi-stop bookings.</w:t>
-            </w:r>
-          </w:p>
-        </w:tc>
-      </w:tr>
-      <w:tr>
-        <w:tc>
-          <w:tcPr>
-            <w:tcW w:type="dxa" w:w="1152"/>
-          </w:tcPr>
-          <w:p>
-            <w:pPr>
-              <w:spacing w:after="40"/>
-            </w:pPr>
-            <w:r>
-              <w:rPr>
-                <w:sz w:val="19"/>
-              </w:rPr>
-            </w:r>
-            <w:r>
-              <w:rPr>
-                <w:b/>
-                <w:sz w:val="19"/>
-              </w:rPr>
-              <w:t>BE-17</w:t>
-            </w:r>
-            <w:r>
-              <w:rPr>
-                <w:sz w:val="19"/>
-              </w:rPr>
-            </w:r>
-          </w:p>
-        </w:tc>
-        <w:tc>
-          <w:tcPr>
-            <w:tcW w:type="dxa" w:w="2592"/>
-          </w:tcPr>
-          <w:p>
-            <w:pPr>
-              <w:spacing w:after="40"/>
-            </w:pPr>
-            <w:r>
-              <w:rPr>
-                <w:sz w:val="19"/>
-              </w:rPr>
-              <w:t>Promotions engine – promo codes, validity windows, usage limits, eligibility rules.</w:t>
-            </w:r>
-          </w:p>
-        </w:tc>
-        <w:tc>
-          <w:tcPr>
-            <w:tcW w:type="dxa" w:w="1440"/>
-          </w:tcPr>
-          <w:p>
-            <w:pPr>
-              <w:spacing w:after="40"/>
-            </w:pPr>
-            <w:r>
-              <w:rPr>
-                <w:sz w:val="19"/>
-              </w:rPr>
-              <w:t>BRD</w:t>
-            </w:r>
-          </w:p>
-        </w:tc>
-        <w:tc>
-          <w:tcPr>
-            <w:tcW w:type="dxa" w:w="1584"/>
-          </w:tcPr>
-          <w:p>
-            <w:pPr>
-              <w:spacing w:after="40"/>
-            </w:pPr>
-            <w:r>
-              <w:rPr>
-                <w:sz w:val="19"/>
-              </w:rPr>
-            </w:r>
-            <w:r>
-              <w:rPr>
-                <w:b/>
-                <w:sz w:val="19"/>
-              </w:rPr>
-              <w:t>Completed</w:t>
-            </w:r>
-            <w:r>
-              <w:rPr>
-                <w:sz w:val="19"/>
-              </w:rPr>
-            </w:r>
-          </w:p>
-        </w:tc>
-        <w:tc>
-          <w:tcPr>
-            <w:tcW w:type="dxa" w:w="4752"/>
-          </w:tcPr>
-          <w:p>
-            <w:pPr>
-              <w:spacing w:after="40"/>
-            </w:pPr>
-            <w:r>
-              <w:rPr>
-                <w:sz w:val="19"/>
-              </w:rPr>
-              <w:t>Coupon systems verify eligibility conditions and active windows during checkout.</w:t>
-            </w:r>
-          </w:p>
-        </w:tc>
-      </w:tr>
-      <w:tr>
-        <w:tc>
-          <w:tcPr>
-            <w:tcW w:type="dxa" w:w="1152"/>
-          </w:tcPr>
-          <w:p>
-            <w:pPr>
-              <w:spacing w:after="40"/>
-            </w:pPr>
-            <w:r>
-              <w:rPr>
-                <w:sz w:val="19"/>
-              </w:rPr>
-            </w:r>
-            <w:r>
-              <w:rPr>
-                <w:b/>
-                <w:sz w:val="19"/>
-              </w:rPr>
-              <w:t>BE-18</w:t>
-            </w:r>
-            <w:r>
-              <w:rPr>
-                <w:sz w:val="19"/>
-              </w:rPr>
-            </w:r>
-          </w:p>
-        </w:tc>
-        <w:tc>
-          <w:tcPr>
-            <w:tcW w:type="dxa" w:w="2592"/>
-          </w:tcPr>
-          <w:p>
-            <w:pPr>
-              <w:spacing w:after="40"/>
-            </w:pPr>
-            <w:r>
-              <w:rPr>
-                <w:sz w:val="19"/>
-              </w:rPr>
-              <w:t>Basic event catalogue service with category and search.</w:t>
-            </w:r>
-          </w:p>
-        </w:tc>
-        <w:tc>
-          <w:tcPr>
-            <w:tcW w:type="dxa" w:w="1440"/>
-          </w:tcPr>
-          <w:p>
-            <w:pPr>
-              <w:spacing w:after="40"/>
-            </w:pPr>
-            <w:r>
-              <w:rPr>
-                <w:sz w:val="19"/>
-              </w:rPr>
-              <w:t>BRD</w:t>
-            </w:r>
-          </w:p>
-        </w:tc>
-        <w:tc>
-          <w:tcPr>
-            <w:tcW w:type="dxa" w:w="1584"/>
-          </w:tcPr>
-          <w:p>
-            <w:pPr>
-              <w:spacing w:after="40"/>
-            </w:pPr>
-            <w:r>
-              <w:rPr>
-                <w:sz w:val="19"/>
-              </w:rPr>
-            </w:r>
-            <w:r>
-              <w:rPr>
-                <w:b/>
-                <w:sz w:val="19"/>
-              </w:rPr>
-              <w:t>Completed</w:t>
-            </w:r>
-            <w:r>
-              <w:rPr>
-                <w:sz w:val="19"/>
-              </w:rPr>
-            </w:r>
-          </w:p>
-        </w:tc>
-        <w:tc>
-          <w:tcPr>
-            <w:tcW w:type="dxa" w:w="4752"/>
-          </w:tcPr>
-          <w:p>
-            <w:pPr>
-              <w:spacing w:after="40"/>
-            </w:pPr>
-            <w:r>
-              <w:rPr>
-                <w:sz w:val="19"/>
-              </w:rPr>
-              <w:t>Event catalog APIs query search terms and ticketholder lists.</w:t>
-            </w:r>
-          </w:p>
-        </w:tc>
-      </w:tr>
-      <w:tr>
-        <w:tc>
-          <w:tcPr>
-            <w:tcW w:type="dxa" w:w="1152"/>
-          </w:tcPr>
-          <w:p>
-            <w:pPr>
-              <w:spacing w:after="40"/>
-            </w:pPr>
-            <w:r>
-              <w:rPr>
-                <w:sz w:val="19"/>
-              </w:rPr>
-            </w:r>
-            <w:r>
-              <w:rPr>
-                <w:b/>
-                <w:sz w:val="19"/>
-              </w:rPr>
-              <w:t>BE-19</w:t>
-            </w:r>
-            <w:r>
-              <w:rPr>
-                <w:sz w:val="19"/>
-              </w:rPr>
-            </w:r>
-          </w:p>
-        </w:tc>
-        <w:tc>
-          <w:tcPr>
-            <w:tcW w:type="dxa" w:w="2592"/>
-          </w:tcPr>
-          <w:p>
-            <w:pPr>
-              <w:spacing w:after="40"/>
-            </w:pPr>
-            <w:r>
-              <w:rPr>
-                <w:sz w:val="19"/>
-              </w:rPr>
-              <w:t>Basic business-account engine for corporate billing.</w:t>
-            </w:r>
-          </w:p>
-        </w:tc>
-        <w:tc>
-          <w:tcPr>
-            <w:tcW w:type="dxa" w:w="1440"/>
-          </w:tcPr>
-          <w:p>
-            <w:pPr>
-              <w:spacing w:after="40"/>
-            </w:pPr>
-            <w:r>
-              <w:rPr>
-                <w:sz w:val="19"/>
-              </w:rPr>
-              <w:t>BRD</w:t>
-            </w:r>
-          </w:p>
-        </w:tc>
-        <w:tc>
-          <w:tcPr>
-            <w:tcW w:type="dxa" w:w="1584"/>
-          </w:tcPr>
-          <w:p>
-            <w:pPr>
-              <w:spacing w:after="40"/>
-            </w:pPr>
-            <w:r>
-              <w:rPr>
-                <w:sz w:val="19"/>
-              </w:rPr>
-            </w:r>
-            <w:r>
-              <w:rPr>
-                <w:b/>
-                <w:sz w:val="19"/>
-              </w:rPr>
-              <w:t>Completed</w:t>
-            </w:r>
-            <w:r>
-              <w:rPr>
-                <w:sz w:val="19"/>
-              </w:rPr>
-            </w:r>
-          </w:p>
-        </w:tc>
-        <w:tc>
-          <w:tcPr>
-            <w:tcW w:type="dxa" w:w="4752"/>
-          </w:tcPr>
-          <w:p>
-            <w:pPr>
-              <w:spacing w:after="40"/>
-            </w:pPr>
-            <w:r>
-              <w:rPr>
-                <w:sz w:val="19"/>
-              </w:rPr>
-              <w:t>Booking fares are automatically debited from linked corporate account lines if selected.</w:t>
-            </w:r>
-          </w:p>
-        </w:tc>
-      </w:tr>
-      <w:tr>
-        <w:tc>
-          <w:tcPr>
-            <w:tcW w:type="dxa" w:w="1152"/>
-          </w:tcPr>
-          <w:p>
-            <w:pPr>
-              <w:spacing w:after="40"/>
-            </w:pPr>
-            <w:r>
-              <w:rPr>
-                <w:sz w:val="19"/>
-              </w:rPr>
-            </w:r>
-            <w:r>
-              <w:rPr>
-                <w:b/>
-                <w:sz w:val="19"/>
-              </w:rPr>
-              <w:t>BR-01</w:t>
-            </w:r>
-            <w:r>
-              <w:rPr>
-                <w:sz w:val="19"/>
-              </w:rPr>
-            </w:r>
-          </w:p>
-        </w:tc>
-        <w:tc>
-          <w:tcPr>
-            <w:tcW w:type="dxa" w:w="2592"/>
-          </w:tcPr>
-          <w:p>
-            <w:pPr>
-              <w:spacing w:after="40"/>
-            </w:pPr>
-            <w:r>
-              <w:rPr>
-                <w:sz w:val="19"/>
-              </w:rPr>
-              <w:t>A user can only be in one active role (passenger or driver) at a time.</w:t>
-            </w:r>
-          </w:p>
-        </w:tc>
-        <w:tc>
-          <w:tcPr>
-            <w:tcW w:type="dxa" w:w="1440"/>
-          </w:tcPr>
-          <w:p>
-            <w:pPr>
-              <w:spacing w:after="40"/>
-            </w:pPr>
-            <w:r>
-              <w:rPr>
-                <w:sz w:val="19"/>
-              </w:rPr>
-              <w:t>BRD</w:t>
-            </w:r>
-          </w:p>
-        </w:tc>
-        <w:tc>
-          <w:tcPr>
-            <w:tcW w:type="dxa" w:w="1584"/>
-          </w:tcPr>
-          <w:p>
-            <w:pPr>
-              <w:spacing w:after="40"/>
-            </w:pPr>
-            <w:r>
-              <w:rPr>
-                <w:sz w:val="19"/>
-              </w:rPr>
-            </w:r>
-            <w:r>
-              <w:rPr>
-                <w:b/>
-                <w:sz w:val="19"/>
-              </w:rPr>
-              <w:t>Completed</w:t>
-            </w:r>
-            <w:r>
-              <w:rPr>
-                <w:sz w:val="19"/>
-              </w:rPr>
-            </w:r>
-          </w:p>
-        </w:tc>
-        <w:tc>
-          <w:tcPr>
-            <w:tcW w:type="dxa" w:w="4752"/>
-          </w:tcPr>
-          <w:p>
-            <w:pPr>
-              <w:spacing w:after="40"/>
-            </w:pPr>
-            <w:r>
-              <w:rPr>
-                <w:sz w:val="19"/>
-              </w:rPr>
-              <w:t>Endpoints verify role sessions so users can only perform driver tasks while active in driver mode.</w:t>
-            </w:r>
-          </w:p>
-        </w:tc>
-      </w:tr>
-      <w:tr>
-        <w:tc>
-          <w:tcPr>
-            <w:tcW w:type="dxa" w:w="1152"/>
-          </w:tcPr>
-          <w:p>
-            <w:pPr>
-              <w:spacing w:after="40"/>
-            </w:pPr>
-            <w:r>
-              <w:rPr>
-                <w:sz w:val="19"/>
-              </w:rPr>
-            </w:r>
-            <w:r>
-              <w:rPr>
-                <w:b/>
-                <w:sz w:val="19"/>
-              </w:rPr>
-              <w:t>BR-02</w:t>
-            </w:r>
-            <w:r>
-              <w:rPr>
-                <w:sz w:val="19"/>
-              </w:rPr>
-            </w:r>
-          </w:p>
-        </w:tc>
-        <w:tc>
-          <w:tcPr>
-            <w:tcW w:type="dxa" w:w="2592"/>
-          </w:tcPr>
-          <w:p>
-            <w:pPr>
-              <w:spacing w:after="40"/>
-            </w:pPr>
-            <w:r>
-              <w:rPr>
-                <w:sz w:val="19"/>
-              </w:rPr>
-              <w:t>Fare calculation includes base fare, distance, time, and surge pricing adjustments.</w:t>
-            </w:r>
-          </w:p>
-        </w:tc>
-        <w:tc>
-          <w:tcPr>
-            <w:tcW w:type="dxa" w:w="1440"/>
-          </w:tcPr>
-          <w:p>
-            <w:pPr>
-              <w:spacing w:after="40"/>
-            </w:pPr>
-            <w:r>
-              <w:rPr>
-                <w:sz w:val="19"/>
-              </w:rPr>
-              <w:t>BRD</w:t>
-            </w:r>
-          </w:p>
-        </w:tc>
-        <w:tc>
-          <w:tcPr>
-            <w:tcW w:type="dxa" w:w="1584"/>
-          </w:tcPr>
-          <w:p>
-            <w:pPr>
-              <w:spacing w:after="40"/>
-            </w:pPr>
-            <w:r>
-              <w:rPr>
-                <w:sz w:val="19"/>
-              </w:rPr>
-            </w:r>
-            <w:r>
-              <w:rPr>
-                <w:b/>
-                <w:sz w:val="19"/>
-              </w:rPr>
-              <w:t>Completed</w:t>
-            </w:r>
-            <w:r>
-              <w:rPr>
-                <w:sz w:val="19"/>
-              </w:rPr>
-            </w:r>
-          </w:p>
-        </w:tc>
-        <w:tc>
-          <w:tcPr>
-            <w:tcW w:type="dxa" w:w="4752"/>
-          </w:tcPr>
-          <w:p>
-            <w:pPr>
-              <w:spacing w:after="40"/>
-            </w:pPr>
-            <w:r>
-              <w:rPr>
-                <w:sz w:val="19"/>
-              </w:rPr>
-              <w:t>Fare calculation logic computes booking totals using base rates, distance, time, and dynamic surge multipliers.</w:t>
-            </w:r>
-          </w:p>
-        </w:tc>
-      </w:tr>
-      <w:tr>
-        <w:tc>
-          <w:tcPr>
-            <w:tcW w:type="dxa" w:w="1152"/>
-          </w:tcPr>
-          <w:p>
-            <w:pPr>
-              <w:spacing w:after="40"/>
-            </w:pPr>
-            <w:r>
-              <w:rPr>
-                <w:sz w:val="19"/>
-              </w:rPr>
-            </w:r>
-            <w:r>
-              <w:rPr>
-                <w:b/>
-                <w:sz w:val="19"/>
-              </w:rPr>
-              <w:t>BR-03</w:t>
-            </w:r>
-            <w:r>
-              <w:rPr>
-                <w:sz w:val="19"/>
-              </w:rPr>
-            </w:r>
-          </w:p>
-        </w:tc>
-        <w:tc>
-          <w:tcPr>
-            <w:tcW w:type="dxa" w:w="2592"/>
-          </w:tcPr>
-          <w:p>
-            <w:pPr>
-              <w:spacing w:after="40"/>
-            </w:pPr>
-            <w:r>
-              <w:rPr>
-                <w:sz w:val="19"/>
-              </w:rPr>
-              <w:t>Cancellation after a grace period may incur a cancellation fee.</w:t>
-            </w:r>
-          </w:p>
-        </w:tc>
-        <w:tc>
-          <w:tcPr>
-            <w:tcW w:type="dxa" w:w="1440"/>
-          </w:tcPr>
-          <w:p>
-            <w:pPr>
-              <w:spacing w:after="40"/>
-            </w:pPr>
-            <w:r>
-              <w:rPr>
-                <w:sz w:val="19"/>
-              </w:rPr>
-              <w:t>BRD</w:t>
-            </w:r>
-          </w:p>
-        </w:tc>
-        <w:tc>
-          <w:tcPr>
-            <w:tcW w:type="dxa" w:w="1584"/>
-          </w:tcPr>
-          <w:p>
-            <w:pPr>
-              <w:spacing w:after="40"/>
-            </w:pPr>
-            <w:r>
-              <w:rPr>
-                <w:sz w:val="19"/>
-              </w:rPr>
-            </w:r>
-            <w:r>
-              <w:rPr>
-                <w:b/>
-                <w:sz w:val="19"/>
-              </w:rPr>
-              <w:t>Missing / Planned</w:t>
-            </w:r>
-            <w:r>
-              <w:rPr>
-                <w:sz w:val="19"/>
-              </w:rPr>
-            </w:r>
-          </w:p>
-        </w:tc>
-        <w:tc>
-          <w:tcPr>
-            <w:tcW w:type="dxa" w:w="4752"/>
-          </w:tcPr>
-          <w:p>
-            <w:pPr>
-              <w:spacing w:after="40"/>
-            </w:pPr>
-            <w:r>
-              <w:rPr>
-                <w:sz w:val="19"/>
-              </w:rPr>
-              <w:t>Cancellation grace windows are listed on the website terms, but backend systems do not charge fees or penalties for late cancellations.</w:t>
-            </w:r>
-          </w:p>
-        </w:tc>
-      </w:tr>
-      <w:tr>
-        <w:tc>
-          <w:tcPr>
-            <w:tcW w:type="dxa" w:w="1152"/>
-          </w:tcPr>
-          <w:p>
-            <w:pPr>
-              <w:spacing w:after="40"/>
-            </w:pPr>
-            <w:r>
-              <w:rPr>
-                <w:sz w:val="19"/>
-              </w:rPr>
-            </w:r>
-            <w:r>
-              <w:rPr>
-                <w:b/>
-                <w:sz w:val="19"/>
-              </w:rPr>
-              <w:t>BR-04</w:t>
-            </w:r>
-            <w:r>
-              <w:rPr>
-                <w:sz w:val="19"/>
-              </w:rPr>
-            </w:r>
-          </w:p>
-        </w:tc>
-        <w:tc>
-          <w:tcPr>
-            <w:tcW w:type="dxa" w:w="2592"/>
-          </w:tcPr>
-          <w:p>
-            <w:pPr>
-              <w:spacing w:after="40"/>
-            </w:pPr>
-            <w:r>
-              <w:rPr>
-                <w:sz w:val="19"/>
-              </w:rPr>
-              <w:t>Users must be document-verified and admin-approved to operate as drivers.</w:t>
-            </w:r>
-          </w:p>
-        </w:tc>
-        <w:tc>
-          <w:tcPr>
-            <w:tcW w:type="dxa" w:w="1440"/>
-          </w:tcPr>
-          <w:p>
-            <w:pPr>
-              <w:spacing w:after="40"/>
-            </w:pPr>
-            <w:r>
-              <w:rPr>
-                <w:sz w:val="19"/>
-              </w:rPr>
-              <w:t>BRD</w:t>
-            </w:r>
-          </w:p>
-        </w:tc>
-        <w:tc>
-          <w:tcPr>
-            <w:tcW w:type="dxa" w:w="1584"/>
-          </w:tcPr>
-          <w:p>
-            <w:pPr>
-              <w:spacing w:after="40"/>
-            </w:pPr>
-            <w:r>
-              <w:rPr>
-                <w:sz w:val="19"/>
-              </w:rPr>
-            </w:r>
-            <w:r>
-              <w:rPr>
-                <w:b/>
-                <w:sz w:val="19"/>
-              </w:rPr>
-              <w:t>Completed</w:t>
-            </w:r>
-            <w:r>
-              <w:rPr>
-                <w:sz w:val="19"/>
-              </w:rPr>
-            </w:r>
-          </w:p>
-        </w:tc>
-        <w:tc>
-          <w:tcPr>
-            <w:tcW w:type="dxa" w:w="4752"/>
-          </w:tcPr>
-          <w:p>
-            <w:pPr>
-              <w:spacing w:after="40"/>
-            </w:pPr>
-            <w:r>
-              <w:rPr>
-                <w:sz w:val="19"/>
-              </w:rPr>
-              <w:t>Drivers must upload valid documents and receive admin approval before they can go online.</w:t>
-            </w:r>
-          </w:p>
-        </w:tc>
-      </w:tr>
-      <w:tr>
-        <w:tc>
-          <w:tcPr>
-            <w:tcW w:type="dxa" w:w="1152"/>
-          </w:tcPr>
-          <w:p>
-            <w:pPr>
-              <w:spacing w:after="40"/>
-            </w:pPr>
-            <w:r>
-              <w:rPr>
-                <w:sz w:val="19"/>
-              </w:rPr>
-            </w:r>
-            <w:r>
-              <w:rPr>
-                <w:b/>
-                <w:sz w:val="19"/>
-              </w:rPr>
-              <w:t>BR-05</w:t>
-            </w:r>
-            <w:r>
-              <w:rPr>
-                <w:sz w:val="19"/>
-              </w:rPr>
-            </w:r>
-          </w:p>
-        </w:tc>
-        <w:tc>
-          <w:tcPr>
-            <w:tcW w:type="dxa" w:w="2592"/>
-          </w:tcPr>
-          <w:p>
-            <w:pPr>
-              <w:spacing w:after="40"/>
-            </w:pPr>
-            <w:r>
-              <w:rPr>
-                <w:sz w:val="19"/>
-              </w:rPr>
-              <w:t>Platform commission is deducted before the driver’s payout.</w:t>
-            </w:r>
-          </w:p>
-        </w:tc>
-        <w:tc>
-          <w:tcPr>
-            <w:tcW w:type="dxa" w:w="1440"/>
-          </w:tcPr>
-          <w:p>
-            <w:pPr>
-              <w:spacing w:after="40"/>
-            </w:pPr>
-            <w:r>
-              <w:rPr>
-                <w:sz w:val="19"/>
-              </w:rPr>
-              <w:t>BRD</w:t>
-            </w:r>
-          </w:p>
-        </w:tc>
-        <w:tc>
-          <w:tcPr>
-            <w:tcW w:type="dxa" w:w="1584"/>
-          </w:tcPr>
-          <w:p>
-            <w:pPr>
-              <w:spacing w:after="40"/>
-            </w:pPr>
-            <w:r>
-              <w:rPr>
-                <w:sz w:val="19"/>
-              </w:rPr>
-            </w:r>
-            <w:r>
-              <w:rPr>
-                <w:b/>
-                <w:sz w:val="19"/>
-              </w:rPr>
-              <w:t>Completed</w:t>
-            </w:r>
-            <w:r>
-              <w:rPr>
-                <w:sz w:val="19"/>
-              </w:rPr>
-            </w:r>
-          </w:p>
-        </w:tc>
-        <w:tc>
-          <w:tcPr>
-            <w:tcW w:type="dxa" w:w="4752"/>
-          </w:tcPr>
-          <w:p>
-            <w:pPr>
-              <w:spacing w:after="40"/>
-            </w:pPr>
-            <w:r>
-              <w:rPr>
-                <w:sz w:val="19"/>
-              </w:rPr>
-              <w:t>Platform commissions are offset from driver balances upon trip completion.</w:t>
-            </w:r>
-          </w:p>
-        </w:tc>
-      </w:tr>
-      <w:tr>
-        <w:tc>
-          <w:tcPr>
-            <w:tcW w:type="dxa" w:w="1152"/>
-          </w:tcPr>
-          <w:p>
-            <w:pPr>
-              <w:spacing w:after="40"/>
-            </w:pPr>
-            <w:r>
-              <w:rPr>
-                <w:sz w:val="19"/>
-              </w:rPr>
-            </w:r>
-            <w:r>
-              <w:rPr>
-                <w:b/>
-                <w:sz w:val="19"/>
-              </w:rPr>
-              <w:t>BR-06</w:t>
-            </w:r>
-            <w:r>
-              <w:rPr>
-                <w:sz w:val="19"/>
-              </w:rPr>
-            </w:r>
-          </w:p>
-        </w:tc>
-        <w:tc>
-          <w:tcPr>
-            <w:tcW w:type="dxa" w:w="2592"/>
-          </w:tcPr>
-          <w:p>
-            <w:pPr>
-              <w:spacing w:after="40"/>
-            </w:pPr>
-            <w:r>
-              <w:rPr>
-                <w:sz w:val="19"/>
-              </w:rPr>
-              <w:t>Loyalty points accrue on qualifying spend; refunded/cancelled transactions reverse the accrual.</w:t>
-            </w:r>
-          </w:p>
-        </w:tc>
-        <w:tc>
-          <w:tcPr>
-            <w:tcW w:type="dxa" w:w="1440"/>
-          </w:tcPr>
-          <w:p>
-            <w:pPr>
-              <w:spacing w:after="40"/>
-            </w:pPr>
-            <w:r>
-              <w:rPr>
-                <w:sz w:val="19"/>
-              </w:rPr>
-              <w:t>BRD</w:t>
-            </w:r>
-          </w:p>
-        </w:tc>
-        <w:tc>
-          <w:tcPr>
-            <w:tcW w:type="dxa" w:w="1584"/>
-          </w:tcPr>
-          <w:p>
-            <w:pPr>
-              <w:spacing w:after="40"/>
-            </w:pPr>
-            <w:r>
-              <w:rPr>
-                <w:sz w:val="19"/>
-              </w:rPr>
-            </w:r>
-            <w:r>
-              <w:rPr>
-                <w:b/>
-                <w:sz w:val="19"/>
-              </w:rPr>
-              <w:t>Completed</w:t>
-            </w:r>
-            <w:r>
-              <w:rPr>
-                <w:sz w:val="19"/>
-              </w:rPr>
-            </w:r>
-          </w:p>
-        </w:tc>
-        <w:tc>
-          <w:tcPr>
-            <w:tcW w:type="dxa" w:w="4752"/>
-          </w:tcPr>
-          <w:p>
-            <w:pPr>
-              <w:spacing w:after="40"/>
-            </w:pPr>
-            <w:r>
-              <w:rPr>
-                <w:sz w:val="19"/>
-              </w:rPr>
-              <w:t>Loyalty points accrue on completed bookings and reverse if bookings cancel.</w:t>
-            </w:r>
-          </w:p>
-        </w:tc>
-      </w:tr>
-      <w:tr>
-        <w:tc>
-          <w:tcPr>
-            <w:tcW w:type="dxa" w:w="1152"/>
-          </w:tcPr>
-          <w:p>
-            <w:pPr>
-              <w:spacing w:after="40"/>
-            </w:pPr>
-            <w:r>
-              <w:rPr>
-                <w:sz w:val="19"/>
-              </w:rPr>
-            </w:r>
-            <w:r>
-              <w:rPr>
-                <w:b/>
-                <w:sz w:val="19"/>
-              </w:rPr>
-              <w:t>BR-07</w:t>
-            </w:r>
-            <w:r>
-              <w:rPr>
-                <w:sz w:val="19"/>
-              </w:rPr>
-            </w:r>
-          </w:p>
-        </w:tc>
-        <w:tc>
-          <w:tcPr>
-            <w:tcW w:type="dxa" w:w="2592"/>
-          </w:tcPr>
-          <w:p>
-            <w:pPr>
-              <w:spacing w:after="40"/>
-            </w:pPr>
-            <w:r>
-              <w:rPr>
-                <w:sz w:val="19"/>
-              </w:rPr>
-              <w:t>Flash parcel delivery is same-day; basic courier handles longer distances.</w:t>
-            </w:r>
-          </w:p>
-        </w:tc>
-        <w:tc>
-          <w:tcPr>
-            <w:tcW w:type="dxa" w:w="1440"/>
-          </w:tcPr>
-          <w:p>
-            <w:pPr>
-              <w:spacing w:after="40"/>
-            </w:pPr>
-            <w:r>
-              <w:rPr>
-                <w:sz w:val="19"/>
-              </w:rPr>
-              <w:t>BRD</w:t>
-            </w:r>
-          </w:p>
-        </w:tc>
-        <w:tc>
-          <w:tcPr>
-            <w:tcW w:type="dxa" w:w="1584"/>
-          </w:tcPr>
-          <w:p>
-            <w:pPr>
-              <w:spacing w:after="40"/>
-            </w:pPr>
-            <w:r>
-              <w:rPr>
-                <w:sz w:val="19"/>
-              </w:rPr>
-            </w:r>
-            <w:r>
-              <w:rPr>
-                <w:b/>
-                <w:sz w:val="19"/>
-              </w:rPr>
-              <w:t>Completed</w:t>
-            </w:r>
-            <w:r>
-              <w:rPr>
-                <w:sz w:val="19"/>
-              </w:rPr>
-            </w:r>
-          </w:p>
-        </w:tc>
-        <w:tc>
-          <w:tcPr>
-            <w:tcW w:type="dxa" w:w="4752"/>
-          </w:tcPr>
-          <w:p>
-            <w:pPr>
-              <w:spacing w:after="40"/>
-            </w:pPr>
-            <w:r>
-              <w:rPr>
-                <w:sz w:val="19"/>
-              </w:rPr>
-              <w:t>Courier bookings route weight-based packages, while Flash handles small, local items.</w:t>
-            </w:r>
-          </w:p>
-        </w:tc>
-      </w:tr>
-      <w:tr>
-        <w:tc>
-          <w:tcPr>
-            <w:tcW w:type="dxa" w:w="1152"/>
-          </w:tcPr>
-          <w:p>
-            <w:pPr>
-              <w:spacing w:after="40"/>
-            </w:pPr>
-            <w:r>
-              <w:rPr>
-                <w:sz w:val="19"/>
-              </w:rPr>
-            </w:r>
-            <w:r>
-              <w:rPr>
-                <w:b/>
-                <w:sz w:val="19"/>
-              </w:rPr>
-              <w:t>BR-08</w:t>
-            </w:r>
-            <w:r>
-              <w:rPr>
-                <w:sz w:val="19"/>
-              </w:rPr>
-            </w:r>
-          </w:p>
-        </w:tc>
-        <w:tc>
-          <w:tcPr>
-            <w:tcW w:type="dxa" w:w="2592"/>
-          </w:tcPr>
-          <w:p>
-            <w:pPr>
-              <w:spacing w:after="40"/>
-            </w:pPr>
-            <w:r>
-              <w:rPr>
-                <w:sz w:val="19"/>
-              </w:rPr>
-              <w:t>Basic truck delivery is for moving goods within the service area; no size-tier categories or goods insurance.</w:t>
-            </w:r>
-          </w:p>
-        </w:tc>
-        <w:tc>
-          <w:tcPr>
-            <w:tcW w:type="dxa" w:w="1440"/>
-          </w:tcPr>
-          <w:p>
-            <w:pPr>
-              <w:spacing w:after="40"/>
-            </w:pPr>
-            <w:r>
-              <w:rPr>
-                <w:sz w:val="19"/>
-              </w:rPr>
-              <w:t>BRD</w:t>
-            </w:r>
-          </w:p>
-        </w:tc>
-        <w:tc>
-          <w:tcPr>
-            <w:tcW w:type="dxa" w:w="1584"/>
-          </w:tcPr>
-          <w:p>
-            <w:pPr>
-              <w:spacing w:after="40"/>
-            </w:pPr>
-            <w:r>
-              <w:rPr>
-                <w:sz w:val="19"/>
-              </w:rPr>
-            </w:r>
-            <w:r>
-              <w:rPr>
-                <w:b/>
-                <w:sz w:val="19"/>
-              </w:rPr>
-              <w:t>Completed</w:t>
-            </w:r>
-            <w:r>
-              <w:rPr>
-                <w:sz w:val="19"/>
-              </w:rPr>
-            </w:r>
-          </w:p>
-        </w:tc>
-        <w:tc>
-          <w:tcPr>
-            <w:tcW w:type="dxa" w:w="4752"/>
-          </w:tcPr>
-          <w:p>
-            <w:pPr>
-              <w:spacing w:after="40"/>
-            </w:pPr>
-            <w:r>
-              <w:rPr>
-                <w:sz w:val="19"/>
-              </w:rPr>
-              <w:t>Moving bookings default to standard Lorry sizes with fixed base fares.</w:t>
-            </w:r>
-          </w:p>
-        </w:tc>
-      </w:tr>
-      <w:tr>
-        <w:tc>
-          <w:tcPr>
-            <w:tcW w:type="dxa" w:w="1152"/>
-          </w:tcPr>
-          <w:p>
-            <w:pPr>
-              <w:spacing w:after="40"/>
-            </w:pPr>
-            <w:r>
-              <w:rPr>
-                <w:sz w:val="19"/>
-              </w:rPr>
-            </w:r>
-            <w:r>
-              <w:rPr>
-                <w:b/>
-                <w:sz w:val="19"/>
-              </w:rPr>
-              <w:t>BR-09</w:t>
-            </w:r>
-            <w:r>
-              <w:rPr>
-                <w:sz w:val="19"/>
-              </w:rPr>
-            </w:r>
-          </w:p>
-        </w:tc>
-        <w:tc>
-          <w:tcPr>
-            <w:tcW w:type="dxa" w:w="2592"/>
-          </w:tcPr>
-          <w:p>
-            <w:pPr>
-              <w:spacing w:after="40"/>
-            </w:pPr>
-            <w:r>
-              <w:rPr>
-                <w:sz w:val="19"/>
-              </w:rPr>
-              <w:t>Multi-stop trips allow a configurable per-stop waiting allowance (default 2 minutes); excess time is billed at standard waiting rates.</w:t>
-            </w:r>
-          </w:p>
-        </w:tc>
-        <w:tc>
-          <w:tcPr>
-            <w:tcW w:type="dxa" w:w="1440"/>
-          </w:tcPr>
-          <w:p>
-            <w:pPr>
-              <w:spacing w:after="40"/>
-            </w:pPr>
-            <w:r>
-              <w:rPr>
-                <w:sz w:val="19"/>
-              </w:rPr>
-              <w:t>BRD</w:t>
-            </w:r>
-          </w:p>
-        </w:tc>
-        <w:tc>
-          <w:tcPr>
-            <w:tcW w:type="dxa" w:w="1584"/>
-          </w:tcPr>
-          <w:p>
-            <w:pPr>
-              <w:spacing w:after="40"/>
-            </w:pPr>
-            <w:r>
-              <w:rPr>
-                <w:sz w:val="19"/>
-              </w:rPr>
-            </w:r>
-            <w:r>
-              <w:rPr>
-                <w:b/>
-                <w:sz w:val="19"/>
-              </w:rPr>
-              <w:t>Completed</w:t>
-            </w:r>
-            <w:r>
-              <w:rPr>
-                <w:sz w:val="19"/>
-              </w:rPr>
-            </w:r>
-          </w:p>
-        </w:tc>
-        <w:tc>
-          <w:tcPr>
-            <w:tcW w:type="dxa" w:w="4752"/>
-          </w:tcPr>
-          <w:p>
-            <w:pPr>
-              <w:spacing w:after="40"/>
-            </w:pPr>
-            <w:r>
-              <w:rPr>
-                <w:sz w:val="19"/>
-              </w:rPr>
-              <w:t>Stop wait delays past two minutes calculate waiting surcharges upon booking completions.</w:t>
-            </w:r>
-          </w:p>
-        </w:tc>
-      </w:tr>
-      <w:tr>
-        <w:tc>
-          <w:tcPr>
-            <w:tcW w:type="dxa" w:w="1152"/>
-          </w:tcPr>
-          <w:p>
-            <w:pPr>
-              <w:spacing w:after="40"/>
-            </w:pPr>
-            <w:r>
-              <w:rPr>
-                <w:sz w:val="19"/>
-              </w:rPr>
-            </w:r>
-            <w:r>
-              <w:rPr>
-                <w:b/>
-                <w:sz w:val="19"/>
-              </w:rPr>
-              <w:t>BR-10</w:t>
-            </w:r>
-            <w:r>
-              <w:rPr>
-                <w:sz w:val="19"/>
-              </w:rPr>
-            </w:r>
-          </w:p>
-        </w:tc>
-        <w:tc>
-          <w:tcPr>
-            <w:tcW w:type="dxa" w:w="2592"/>
-          </w:tcPr>
-          <w:p>
-            <w:pPr>
-              <w:spacing w:after="40"/>
-            </w:pPr>
-            <w:r>
-              <w:rPr>
-                <w:sz w:val="19"/>
-              </w:rPr>
-              <w:t>Basic membership benefits apply only while the membership is active.</w:t>
-            </w:r>
-          </w:p>
-        </w:tc>
-        <w:tc>
-          <w:tcPr>
-            <w:tcW w:type="dxa" w:w="1440"/>
-          </w:tcPr>
-          <w:p>
-            <w:pPr>
-              <w:spacing w:after="40"/>
-            </w:pPr>
-            <w:r>
-              <w:rPr>
-                <w:sz w:val="19"/>
-              </w:rPr>
-              <w:t>BRD</w:t>
-            </w:r>
-          </w:p>
-        </w:tc>
-        <w:tc>
-          <w:tcPr>
-            <w:tcW w:type="dxa" w:w="1584"/>
-          </w:tcPr>
-          <w:p>
-            <w:pPr>
-              <w:spacing w:after="40"/>
-            </w:pPr>
-            <w:r>
-              <w:rPr>
-                <w:sz w:val="19"/>
-              </w:rPr>
-            </w:r>
-            <w:r>
-              <w:rPr>
-                <w:b/>
-                <w:sz w:val="19"/>
-              </w:rPr>
-              <w:t>Completed</w:t>
-            </w:r>
-            <w:r>
-              <w:rPr>
-                <w:sz w:val="19"/>
-              </w:rPr>
-            </w:r>
-          </w:p>
-        </w:tc>
-        <w:tc>
-          <w:tcPr>
-            <w:tcW w:type="dxa" w:w="4752"/>
-          </w:tcPr>
-          <w:p>
-            <w:pPr>
-              <w:spacing w:after="40"/>
-            </w:pPr>
-            <w:r>
-              <w:rPr>
-                <w:sz w:val="19"/>
-              </w:rPr>
-              <w:t>Loyalty discount rules verify subscription validity periods at checkout.</w:t>
-            </w:r>
-          </w:p>
-        </w:tc>
-      </w:tr>
-      <w:tr>
-        <w:tc>
-          <w:tcPr>
-            <w:tcW w:type="dxa" w:w="1152"/>
-          </w:tcPr>
-          <w:p>
-            <w:pPr>
-              <w:spacing w:after="40"/>
-            </w:pPr>
-            <w:r>
-              <w:rPr>
-                <w:sz w:val="19"/>
-              </w:rPr>
-            </w:r>
-            <w:r>
-              <w:rPr>
-                <w:b/>
-                <w:sz w:val="19"/>
-              </w:rPr>
-              <w:t>BR-11</w:t>
-            </w:r>
-            <w:r>
-              <w:rPr>
-                <w:sz w:val="19"/>
-              </w:rPr>
-            </w:r>
-          </w:p>
-        </w:tc>
-        <w:tc>
-          <w:tcPr>
-            <w:tcW w:type="dxa" w:w="2592"/>
-          </w:tcPr>
-          <w:p>
-            <w:pPr>
-              <w:spacing w:after="40"/>
-            </w:pPr>
-            <w:r>
-              <w:rPr>
-                <w:sz w:val="19"/>
-              </w:rPr>
-              <w:t>Promo codes have defined validity windows and per-user usage limits enforced by the promotions engine.</w:t>
-            </w:r>
-          </w:p>
-        </w:tc>
-        <w:tc>
-          <w:tcPr>
-            <w:tcW w:type="dxa" w:w="1440"/>
-          </w:tcPr>
-          <w:p>
-            <w:pPr>
-              <w:spacing w:after="40"/>
-            </w:pPr>
-            <w:r>
-              <w:rPr>
-                <w:sz w:val="19"/>
-              </w:rPr>
-              <w:t>BRD</w:t>
-            </w:r>
-          </w:p>
-        </w:tc>
-        <w:tc>
-          <w:tcPr>
-            <w:tcW w:type="dxa" w:w="1584"/>
-          </w:tcPr>
-          <w:p>
-            <w:pPr>
-              <w:spacing w:after="40"/>
-            </w:pPr>
-            <w:r>
-              <w:rPr>
-                <w:sz w:val="19"/>
-              </w:rPr>
-            </w:r>
-            <w:r>
-              <w:rPr>
-                <w:b/>
-                <w:sz w:val="19"/>
-              </w:rPr>
-              <w:t>Completed</w:t>
-            </w:r>
-            <w:r>
-              <w:rPr>
-                <w:sz w:val="19"/>
-              </w:rPr>
-            </w:r>
-          </w:p>
-        </w:tc>
-        <w:tc>
-          <w:tcPr>
-            <w:tcW w:type="dxa" w:w="4752"/>
-          </w:tcPr>
-          <w:p>
-            <w:pPr>
-              <w:spacing w:after="40"/>
-            </w:pPr>
-            <w:r>
-              <w:rPr>
-                <w:sz w:val="19"/>
-              </w:rPr>
-              <w:t>Coupon systems verify database records to prevent duplicate promo code uses.</w:t>
-            </w:r>
-          </w:p>
-        </w:tc>
-      </w:tr>
-      <w:tr>
-        <w:tc>
-          <w:tcPr>
-            <w:tcW w:type="dxa" w:w="1152"/>
-          </w:tcPr>
-          <w:p>
-            <w:pPr>
-              <w:spacing w:after="40"/>
-            </w:pPr>
-            <w:r>
-              <w:rPr>
-                <w:sz w:val="19"/>
-              </w:rPr>
-            </w:r>
-            <w:r>
-              <w:rPr>
-                <w:b/>
-                <w:sz w:val="19"/>
-              </w:rPr>
-              <w:t>NFR-1</w:t>
-            </w:r>
-            <w:r>
-              <w:rPr>
-                <w:sz w:val="19"/>
-              </w:rPr>
-            </w:r>
-          </w:p>
-        </w:tc>
-        <w:tc>
-          <w:tcPr>
-            <w:tcW w:type="dxa" w:w="2592"/>
-          </w:tcPr>
-          <w:p>
-            <w:pPr>
-              <w:spacing w:after="40"/>
-            </w:pPr>
-            <w:r>
-              <w:rPr>
-                <w:sz w:val="19"/>
-              </w:rPr>
-              <w:t>Performance: Ride requests dispatched within seconds, real-time tracking updates.</w:t>
-            </w:r>
-          </w:p>
-        </w:tc>
-        <w:tc>
-          <w:tcPr>
-            <w:tcW w:type="dxa" w:w="1440"/>
-          </w:tcPr>
-          <w:p>
-            <w:pPr>
-              <w:spacing w:after="40"/>
-            </w:pPr>
-            <w:r>
-              <w:rPr>
-                <w:sz w:val="19"/>
-              </w:rPr>
-              <w:t>BRD</w:t>
-            </w:r>
-          </w:p>
-        </w:tc>
-        <w:tc>
-          <w:tcPr>
-            <w:tcW w:type="dxa" w:w="1584"/>
-          </w:tcPr>
-          <w:p>
-            <w:pPr>
-              <w:spacing w:after="40"/>
-            </w:pPr>
-            <w:r>
-              <w:rPr>
-                <w:sz w:val="19"/>
-              </w:rPr>
-            </w:r>
-            <w:r>
-              <w:rPr>
-                <w:b/>
-                <w:sz w:val="19"/>
-              </w:rPr>
-              <w:t>Completed</w:t>
-            </w:r>
-            <w:r>
-              <w:rPr>
-                <w:sz w:val="19"/>
-              </w:rPr>
-            </w:r>
-          </w:p>
-        </w:tc>
-        <w:tc>
-          <w:tcPr>
-            <w:tcW w:type="dxa" w:w="4752"/>
-          </w:tcPr>
-          <w:p>
-            <w:pPr>
-              <w:spacing w:after="40"/>
-            </w:pPr>
-            <w:r>
-              <w:rPr>
-                <w:sz w:val="19"/>
-              </w:rPr>
-              <w:t>Match algorithms geofence candidates and pair rides in seconds. Maps update coordinates in real time.</w:t>
-            </w:r>
-          </w:p>
-        </w:tc>
-      </w:tr>
-      <w:tr>
-        <w:tc>
-          <w:tcPr>
-            <w:tcW w:type="dxa" w:w="1152"/>
-          </w:tcPr>
-          <w:p>
-            <w:pPr>
-              <w:spacing w:after="40"/>
-            </w:pPr>
-            <w:r>
-              <w:rPr>
-                <w:sz w:val="19"/>
-              </w:rPr>
-            </w:r>
-            <w:r>
-              <w:rPr>
-                <w:b/>
-                <w:sz w:val="19"/>
-              </w:rPr>
-              <w:t>NFR-2</w:t>
-            </w:r>
-            <w:r>
-              <w:rPr>
-                <w:sz w:val="19"/>
-              </w:rPr>
-            </w:r>
-          </w:p>
-        </w:tc>
-        <w:tc>
-          <w:tcPr>
-            <w:tcW w:type="dxa" w:w="2592"/>
-          </w:tcPr>
-          <w:p>
-            <w:pPr>
-              <w:spacing w:after="40"/>
-            </w:pPr>
-            <w:r>
-              <w:rPr>
-                <w:sz w:val="19"/>
-              </w:rPr>
-              <w:t>Scalability: Handle growing user base and concurrent trips across all service verticals.</w:t>
-            </w:r>
-          </w:p>
-        </w:tc>
-        <w:tc>
-          <w:tcPr>
-            <w:tcW w:type="dxa" w:w="1440"/>
-          </w:tcPr>
-          <w:p>
-            <w:pPr>
-              <w:spacing w:after="40"/>
-            </w:pPr>
-            <w:r>
-              <w:rPr>
-                <w:sz w:val="19"/>
-              </w:rPr>
-              <w:t>BRD</w:t>
-            </w:r>
-          </w:p>
-        </w:tc>
-        <w:tc>
-          <w:tcPr>
-            <w:tcW w:type="dxa" w:w="1584"/>
-          </w:tcPr>
-          <w:p>
-            <w:pPr>
-              <w:spacing w:after="40"/>
-            </w:pPr>
-            <w:r>
-              <w:rPr>
-                <w:sz w:val="19"/>
-              </w:rPr>
-            </w:r>
-            <w:r>
-              <w:rPr>
-                <w:b/>
-                <w:sz w:val="19"/>
-              </w:rPr>
-              <w:t>Completed</w:t>
-            </w:r>
-            <w:r>
-              <w:rPr>
-                <w:sz w:val="19"/>
-              </w:rPr>
-            </w:r>
-          </w:p>
-        </w:tc>
-        <w:tc>
-          <w:tcPr>
-            <w:tcW w:type="dxa" w:w="4752"/>
-          </w:tcPr>
-          <w:p>
-            <w:pPr>
-              <w:spacing w:after="40"/>
-            </w:pPr>
-            <w:r>
-              <w:rPr>
-                <w:sz w:val="19"/>
-              </w:rPr>
-              <w:t>Database connections manage concurrent updates across super-app verticals.</w:t>
-            </w:r>
-          </w:p>
-        </w:tc>
-      </w:tr>
-      <w:tr>
-        <w:tc>
-          <w:tcPr>
-            <w:tcW w:type="dxa" w:w="1152"/>
-          </w:tcPr>
-          <w:p>
-            <w:pPr>
-              <w:spacing w:after="40"/>
-            </w:pPr>
-            <w:r>
-              <w:rPr>
-                <w:sz w:val="19"/>
-              </w:rPr>
-            </w:r>
-            <w:r>
-              <w:rPr>
-                <w:b/>
-                <w:sz w:val="19"/>
-              </w:rPr>
-              <w:t>NFR-3</w:t>
-            </w:r>
-            <w:r>
-              <w:rPr>
-                <w:sz w:val="19"/>
-              </w:rPr>
-            </w:r>
-          </w:p>
-        </w:tc>
-        <w:tc>
-          <w:tcPr>
-            <w:tcW w:type="dxa" w:w="2592"/>
-          </w:tcPr>
-          <w:p>
-            <w:pPr>
-              <w:spacing w:after="40"/>
-            </w:pPr>
-            <w:r>
-              <w:rPr>
-                <w:sz w:val="19"/>
-              </w:rPr>
-              <w:t>Availability: High uptime with fail-safe mechanisms.</w:t>
-            </w:r>
-          </w:p>
-        </w:tc>
-        <w:tc>
-          <w:tcPr>
-            <w:tcW w:type="dxa" w:w="1440"/>
-          </w:tcPr>
-          <w:p>
-            <w:pPr>
-              <w:spacing w:after="40"/>
-            </w:pPr>
-            <w:r>
-              <w:rPr>
-                <w:sz w:val="19"/>
-              </w:rPr>
-              <w:t>BRD</w:t>
-            </w:r>
-          </w:p>
-        </w:tc>
-        <w:tc>
-          <w:tcPr>
-            <w:tcW w:type="dxa" w:w="1584"/>
-          </w:tcPr>
-          <w:p>
-            <w:pPr>
-              <w:spacing w:after="40"/>
-            </w:pPr>
-            <w:r>
-              <w:rPr>
-                <w:sz w:val="19"/>
-              </w:rPr>
-            </w:r>
-            <w:r>
-              <w:rPr>
-                <w:b/>
-                <w:sz w:val="19"/>
-              </w:rPr>
-              <w:t>Completed</w:t>
-            </w:r>
-            <w:r>
-              <w:rPr>
-                <w:sz w:val="19"/>
-              </w:rPr>
-            </w:r>
-          </w:p>
-        </w:tc>
-        <w:tc>
-          <w:tcPr>
-            <w:tcW w:type="dxa" w:w="4752"/>
-          </w:tcPr>
-          <w:p>
-            <w:pPr>
-              <w:spacing w:after="40"/>
-            </w:pPr>
-            <w:r>
-              <w:rPr>
-                <w:sz w:val="19"/>
-              </w:rPr>
-              <w:t>Async web servers manage traffic loads.</w:t>
-            </w:r>
-          </w:p>
-        </w:tc>
-      </w:tr>
-      <w:tr>
-        <w:tc>
-          <w:tcPr>
-            <w:tcW w:type="dxa" w:w="1152"/>
-          </w:tcPr>
-          <w:p>
-            <w:pPr>
-              <w:spacing w:after="40"/>
-            </w:pPr>
-            <w:r>
-              <w:rPr>
-                <w:sz w:val="19"/>
-              </w:rPr>
-            </w:r>
-            <w:r>
-              <w:rPr>
-                <w:b/>
-                <w:sz w:val="19"/>
-              </w:rPr>
-              <w:t>NFR-4</w:t>
-            </w:r>
-            <w:r>
-              <w:rPr>
-                <w:sz w:val="19"/>
-              </w:rPr>
-            </w:r>
-          </w:p>
-        </w:tc>
-        <w:tc>
-          <w:tcPr>
-            <w:tcW w:type="dxa" w:w="2592"/>
-          </w:tcPr>
-          <w:p>
-            <w:pPr>
-              <w:spacing w:after="40"/>
-            </w:pPr>
-            <w:r>
-              <w:rPr>
-                <w:sz w:val="19"/>
-              </w:rPr>
-              <w:t>Security: Secure user authentication and payment handling (via PayHere); PCI-compliant card handling.</w:t>
-            </w:r>
-          </w:p>
-        </w:tc>
-        <w:tc>
-          <w:tcPr>
-            <w:tcW w:type="dxa" w:w="1440"/>
-          </w:tcPr>
-          <w:p>
-            <w:pPr>
-              <w:spacing w:after="40"/>
-            </w:pPr>
-            <w:r>
-              <w:rPr>
-                <w:sz w:val="19"/>
-              </w:rPr>
-              <w:t>BRD</w:t>
-            </w:r>
-          </w:p>
-        </w:tc>
-        <w:tc>
-          <w:tcPr>
-            <w:tcW w:type="dxa" w:w="1584"/>
-          </w:tcPr>
-          <w:p>
-            <w:pPr>
-              <w:spacing w:after="40"/>
-            </w:pPr>
-            <w:r>
-              <w:rPr>
-                <w:sz w:val="19"/>
-              </w:rPr>
-            </w:r>
-            <w:r>
-              <w:rPr>
-                <w:b/>
-                <w:sz w:val="19"/>
-              </w:rPr>
-              <w:t>Completed</w:t>
-            </w:r>
-            <w:r>
-              <w:rPr>
-                <w:sz w:val="19"/>
-              </w:rPr>
-            </w:r>
-          </w:p>
-        </w:tc>
-        <w:tc>
-          <w:tcPr>
-            <w:tcW w:type="dxa" w:w="4752"/>
-          </w:tcPr>
-          <w:p>
-            <w:pPr>
-              <w:spacing w:after="40"/>
-            </w:pPr>
-            <w:r>
-              <w:rPr>
-                <w:sz w:val="19"/>
-              </w:rPr>
-              <w:t>Security tokens protect sessions, and transactions run under tokenized gateway callbacks without storing credit card numbers.</w:t>
-            </w:r>
-          </w:p>
-        </w:tc>
-      </w:tr>
-      <w:tr>
-        <w:tc>
-          <w:tcPr>
-            <w:tcW w:type="dxa" w:w="1152"/>
-          </w:tcPr>
-          <w:p>
-            <w:pPr>
-              <w:spacing w:after="40"/>
-            </w:pPr>
-            <w:r>
-              <w:rPr>
-                <w:sz w:val="19"/>
-              </w:rPr>
-            </w:r>
-            <w:r>
-              <w:rPr>
-                <w:b/>
-                <w:sz w:val="19"/>
-              </w:rPr>
-              <w:t>NFR-5</w:t>
-            </w:r>
-            <w:r>
-              <w:rPr>
-                <w:sz w:val="19"/>
-              </w:rPr>
-            </w:r>
-          </w:p>
-        </w:tc>
-        <w:tc>
-          <w:tcPr>
-            <w:tcW w:type="dxa" w:w="2592"/>
-          </w:tcPr>
-          <w:p>
-            <w:pPr>
-              <w:spacing w:after="40"/>
-            </w:pPr>
-            <w:r>
-              <w:rPr>
-                <w:sz w:val="19"/>
-              </w:rPr>
-              <w:t>Usability: Simple, intuitive flows for booking, driving, and role-switching.</w:t>
-            </w:r>
-          </w:p>
-        </w:tc>
-        <w:tc>
-          <w:tcPr>
-            <w:tcW w:type="dxa" w:w="1440"/>
-          </w:tcPr>
-          <w:p>
-            <w:pPr>
-              <w:spacing w:after="40"/>
-            </w:pPr>
-            <w:r>
-              <w:rPr>
-                <w:sz w:val="19"/>
-              </w:rPr>
-              <w:t>BRD</w:t>
-            </w:r>
-          </w:p>
-        </w:tc>
-        <w:tc>
-          <w:tcPr>
-            <w:tcW w:type="dxa" w:w="1584"/>
-          </w:tcPr>
-          <w:p>
-            <w:pPr>
-              <w:spacing w:after="40"/>
-            </w:pPr>
-            <w:r>
-              <w:rPr>
-                <w:sz w:val="19"/>
-              </w:rPr>
-            </w:r>
-            <w:r>
-              <w:rPr>
-                <w:b/>
-                <w:sz w:val="19"/>
-              </w:rPr>
-              <w:t>Completed</w:t>
-            </w:r>
-            <w:r>
-              <w:rPr>
-                <w:sz w:val="19"/>
-              </w:rPr>
-            </w:r>
-          </w:p>
-        </w:tc>
-        <w:tc>
-          <w:tcPr>
-            <w:tcW w:type="dxa" w:w="4752"/>
-          </w:tcPr>
-          <w:p>
-            <w:pPr>
-              <w:spacing w:after="40"/>
-            </w:pPr>
-            <w:r>
-              <w:rPr>
-                <w:sz w:val="19"/>
-              </w:rPr>
-              <w:t>Unified mobile apps feature a clear, single-tap role switch button.</w:t>
-            </w:r>
-          </w:p>
-        </w:tc>
-      </w:tr>
-      <w:tr>
-        <w:tc>
-          <w:tcPr>
-            <w:tcW w:type="dxa" w:w="1152"/>
-          </w:tcPr>
-          <w:p>
-            <w:pPr>
-              <w:spacing w:after="40"/>
-            </w:pPr>
-            <w:r>
-              <w:rPr>
-                <w:sz w:val="19"/>
-              </w:rPr>
-            </w:r>
-            <w:r>
-              <w:rPr>
-                <w:b/>
-                <w:sz w:val="19"/>
-              </w:rPr>
-              <w:t>NFR-6</w:t>
-            </w:r>
-            <w:r>
-              <w:rPr>
-                <w:sz w:val="19"/>
-              </w:rPr>
-            </w:r>
-          </w:p>
-        </w:tc>
-        <w:tc>
-          <w:tcPr>
-            <w:tcW w:type="dxa" w:w="2592"/>
-          </w:tcPr>
-          <w:p>
-            <w:pPr>
-              <w:spacing w:after="40"/>
-            </w:pPr>
-            <w:r>
-              <w:rPr>
-                <w:sz w:val="19"/>
-              </w:rPr>
-              <w:t>Localisation: Multi-language support (English, Sinhala, Tamil) and LKR currency formatting.</w:t>
-            </w:r>
-          </w:p>
-        </w:tc>
-        <w:tc>
-          <w:tcPr>
-            <w:tcW w:type="dxa" w:w="1440"/>
-          </w:tcPr>
-          <w:p>
-            <w:pPr>
-              <w:spacing w:after="40"/>
-            </w:pPr>
-            <w:r>
-              <w:rPr>
-                <w:sz w:val="19"/>
-              </w:rPr>
-              <w:t>BRD</w:t>
-            </w:r>
-          </w:p>
-        </w:tc>
-        <w:tc>
-          <w:tcPr>
-            <w:tcW w:type="dxa" w:w="1584"/>
-          </w:tcPr>
-          <w:p>
-            <w:pPr>
-              <w:spacing w:after="40"/>
-            </w:pPr>
-            <w:r>
-              <w:rPr>
-                <w:sz w:val="19"/>
-              </w:rPr>
-            </w:r>
-            <w:r>
-              <w:rPr>
-                <w:b/>
-                <w:sz w:val="19"/>
-              </w:rPr>
-              <w:t>Completed</w:t>
-            </w:r>
-            <w:r>
-              <w:rPr>
-                <w:sz w:val="19"/>
-              </w:rPr>
-            </w:r>
-          </w:p>
-        </w:tc>
-        <w:tc>
-          <w:tcPr>
-            <w:tcW w:type="dxa" w:w="4752"/>
-          </w:tcPr>
-          <w:p>
-            <w:pPr>
-              <w:spacing w:after="40"/>
-            </w:pPr>
-            <w:r>
-              <w:rPr>
-                <w:sz w:val="19"/>
-              </w:rPr>
-              <w:t>App layouts format currency outputs in LKR, and language bundles manage translations.</w:t>
-            </w:r>
-          </w:p>
-        </w:tc>
-      </w:tr>
-      <w:tr>
-        <w:tc>
-          <w:tcPr>
-            <w:tcW w:type="dxa" w:w="1152"/>
-          </w:tcPr>
-          <w:p>
-            <w:pPr>
-              <w:spacing w:after="40"/>
-            </w:pPr>
-            <w:r>
-              <w:rPr>
-                <w:sz w:val="19"/>
-              </w:rPr>
-            </w:r>
-            <w:r>
-              <w:rPr>
-                <w:b/>
-                <w:sz w:val="19"/>
-              </w:rPr>
-              <w:t>NFR-7</w:t>
-            </w:r>
-            <w:r>
-              <w:rPr>
-                <w:sz w:val="19"/>
-              </w:rPr>
-            </w:r>
-          </w:p>
-        </w:tc>
-        <w:tc>
-          <w:tcPr>
-            <w:tcW w:type="dxa" w:w="2592"/>
-          </w:tcPr>
-          <w:p>
-            <w:pPr>
-              <w:spacing w:after="40"/>
-            </w:pPr>
-            <w:r>
-              <w:rPr>
-                <w:sz w:val="19"/>
-              </w:rPr>
-              <w:t>Offline tolerance: Activity history and saved addresses cached for read access when the device is offline.</w:t>
-            </w:r>
-          </w:p>
-        </w:tc>
-        <w:tc>
-          <w:tcPr>
-            <w:tcW w:type="dxa" w:w="1440"/>
-          </w:tcPr>
-          <w:p>
-            <w:pPr>
-              <w:spacing w:after="40"/>
-            </w:pPr>
-            <w:r>
-              <w:rPr>
-                <w:sz w:val="19"/>
-              </w:rPr>
-              <w:t>BRD</w:t>
-            </w:r>
-          </w:p>
-        </w:tc>
-        <w:tc>
-          <w:tcPr>
-            <w:tcW w:type="dxa" w:w="1584"/>
-          </w:tcPr>
-          <w:p>
-            <w:pPr>
-              <w:spacing w:after="40"/>
-            </w:pPr>
-            <w:r>
-              <w:rPr>
-                <w:sz w:val="19"/>
-              </w:rPr>
-            </w:r>
-            <w:r>
-              <w:rPr>
-                <w:b/>
-                <w:sz w:val="19"/>
-              </w:rPr>
-              <w:t>Partially Completed</w:t>
-            </w:r>
-            <w:r>
-              <w:rPr>
-                <w:sz w:val="19"/>
-              </w:rPr>
-            </w:r>
-          </w:p>
-        </w:tc>
-        <w:tc>
-          <w:tcPr>
-            <w:tcW w:type="dxa" w:w="4752"/>
-          </w:tcPr>
-          <w:p>
-            <w:pPr>
-              <w:spacing w:after="40"/>
-            </w:pPr>
-            <w:r>
-              <w:rPr>
-                <w:sz w:val="19"/>
-              </w:rPr>
-              <w:t>Profile models cache details in mobile app local SQLite databases, but history logs require an active internet connection to load.</w:t>
-            </w:r>
-          </w:p>
-        </w:tc>
-      </w:tr>
-      <w:tr>
-        <w:tc>
-          <w:tcPr>
-            <w:tcW w:type="dxa" w:w="1152"/>
-          </w:tcPr>
-          <w:p>
-            <w:pPr>
-              <w:spacing w:after="40"/>
-            </w:pPr>
-            <w:r>
-              <w:rPr>
-                <w:sz w:val="19"/>
-              </w:rPr>
-            </w:r>
-            <w:r>
-              <w:rPr>
-                <w:b/>
-                <w:sz w:val="19"/>
-              </w:rPr>
-              <w:t>NFR-8</w:t>
-            </w:r>
-            <w:r>
-              <w:rPr>
-                <w:sz w:val="19"/>
-              </w:rPr>
-            </w:r>
-          </w:p>
-        </w:tc>
-        <w:tc>
-          <w:tcPr>
-            <w:tcW w:type="dxa" w:w="2592"/>
-          </w:tcPr>
-          <w:p>
-            <w:pPr>
-              <w:spacing w:after="40"/>
-            </w:pPr>
-            <w:r>
-              <w:rPr>
-                <w:sz w:val="19"/>
-              </w:rPr>
-              <w:t>Observability: All service flows (rides, deliveries, payments, loyalty) emit structured logs and business-event metrics.</w:t>
-            </w:r>
-          </w:p>
-        </w:tc>
-        <w:tc>
-          <w:tcPr>
-            <w:tcW w:type="dxa" w:w="1440"/>
-          </w:tcPr>
-          <w:p>
-            <w:pPr>
-              <w:spacing w:after="40"/>
-            </w:pPr>
-            <w:r>
-              <w:rPr>
-                <w:sz w:val="19"/>
-              </w:rPr>
-              <w:t>BRD</w:t>
-            </w:r>
-          </w:p>
-        </w:tc>
-        <w:tc>
-          <w:tcPr>
-            <w:tcW w:type="dxa" w:w="1584"/>
-          </w:tcPr>
-          <w:p>
-            <w:pPr>
-              <w:spacing w:after="40"/>
-            </w:pPr>
-            <w:r>
-              <w:rPr>
-                <w:sz w:val="19"/>
-              </w:rPr>
-            </w:r>
-            <w:r>
-              <w:rPr>
-                <w:b/>
-                <w:sz w:val="19"/>
-              </w:rPr>
-              <w:t>Completed</w:t>
-            </w:r>
-            <w:r>
-              <w:rPr>
-                <w:sz w:val="19"/>
-              </w:rPr>
-            </w:r>
-          </w:p>
-        </w:tc>
-        <w:tc>
-          <w:tcPr>
-            <w:tcW w:type="dxa" w:w="4752"/>
-          </w:tcPr>
-          <w:p>
-            <w:pPr>
-              <w:spacing w:after="40"/>
-            </w:pPr>
-            <w:r>
-              <w:rPr>
-                <w:sz w:val="19"/>
-              </w:rPr>
-              <w:t>Core system metrics and errors stream to system logs.</w:t>
-            </w:r>
-          </w:p>
-        </w:tc>
-      </w:tr>
-      <w:tr>
-        <w:tc>
-          <w:tcPr>
-            <w:tcW w:type="dxa" w:w="1152"/>
-          </w:tcPr>
-          <w:p>
-            <w:pPr>
-              <w:spacing w:after="40"/>
-            </w:pPr>
-            <w:r>
-              <w:rPr>
-                <w:sz w:val="19"/>
-              </w:rPr>
-            </w:r>
-            <w:r>
-              <w:rPr>
-                <w:b/>
-                <w:sz w:val="19"/>
-              </w:rPr>
-              <w:t>Food Delivery</w:t>
-            </w:r>
-            <w:r>
-              <w:rPr>
-                <w:sz w:val="19"/>
-              </w:rPr>
-            </w:r>
-          </w:p>
-        </w:tc>
-        <w:tc>
-          <w:tcPr>
-            <w:tcW w:type="dxa" w:w="2592"/>
-          </w:tcPr>
-          <w:p>
-            <w:pPr>
-              <w:spacing w:after="40"/>
-            </w:pPr>
-            <w:r>
-              <w:rPr>
-                <w:sz w:val="19"/>
-              </w:rPr>
-              <w:t>Order meals from 10,000+ local restaurants</w:t>
-            </w:r>
-          </w:p>
-        </w:tc>
-        <w:tc>
-          <w:tcPr>
-            <w:tcW w:type="dxa" w:w="1440"/>
-          </w:tcPr>
-          <w:p>
-            <w:pPr>
-              <w:spacing w:after="40"/>
-            </w:pPr>
-            <w:r>
-              <w:rPr>
-                <w:sz w:val="19"/>
-              </w:rPr>
-              <w:t>Additional</w:t>
-            </w:r>
-          </w:p>
-        </w:tc>
-        <w:tc>
-          <w:tcPr>
-            <w:tcW w:type="dxa" w:w="1584"/>
-          </w:tcPr>
-          <w:p>
-            <w:pPr>
-              <w:spacing w:after="40"/>
-            </w:pPr>
-            <w:r>
-              <w:rPr>
-                <w:sz w:val="19"/>
-              </w:rPr>
-            </w:r>
-            <w:r>
-              <w:rPr>
-                <w:b/>
-                <w:sz w:val="19"/>
-              </w:rPr>
-              <w:t>Completed</w:t>
-            </w:r>
-            <w:r>
-              <w:rPr>
-                <w:sz w:val="19"/>
-              </w:rPr>
-            </w:r>
-          </w:p>
-        </w:tc>
-        <w:tc>
-          <w:tcPr>
-            <w:tcW w:type="dxa" w:w="4752"/>
-          </w:tcPr>
-          <w:p>
-            <w:pPr>
-              <w:spacing w:after="40"/>
-            </w:pPr>
-            <w:r>
-              <w:rPr>
-                <w:sz w:val="19"/>
-              </w:rPr>
-              <w:t>Users can browse restaurants and order meals for home delivery. Website details local dining options, and admins manage merchant listings.</w:t>
-            </w:r>
-          </w:p>
-        </w:tc>
-      </w:tr>
-      <w:tr>
-        <w:tc>
-          <w:tcPr>
-            <w:tcW w:type="dxa" w:w="1152"/>
-          </w:tcPr>
-          <w:p>
-            <w:pPr>
-              <w:spacing w:after="40"/>
-            </w:pPr>
-            <w:r>
-              <w:rPr>
-                <w:sz w:val="19"/>
-              </w:rPr>
-            </w:r>
-            <w:r>
-              <w:rPr>
-                <w:b/>
-                <w:sz w:val="19"/>
-              </w:rPr>
-              <w:t>Merchant Admin</w:t>
-            </w:r>
-            <w:r>
-              <w:rPr>
-                <w:sz w:val="19"/>
-              </w:rPr>
-            </w:r>
-          </w:p>
-        </w:tc>
-        <w:tc>
-          <w:tcPr>
-            <w:tcW w:type="dxa" w:w="2592"/>
-          </w:tcPr>
-          <w:p>
-            <w:pPr>
-              <w:spacing w:after="40"/>
-            </w:pPr>
-            <w:r>
-              <w:rPr>
-                <w:sz w:val="19"/>
-              </w:rPr>
-              <w:t>Restaurant Menu and Order manager</w:t>
-            </w:r>
-          </w:p>
-        </w:tc>
-        <w:tc>
-          <w:tcPr>
-            <w:tcW w:type="dxa" w:w="1440"/>
-          </w:tcPr>
-          <w:p>
-            <w:pPr>
-              <w:spacing w:after="40"/>
-            </w:pPr>
-            <w:r>
-              <w:rPr>
-                <w:sz w:val="19"/>
-              </w:rPr>
-              <w:t>Additional</w:t>
-            </w:r>
-          </w:p>
-        </w:tc>
-        <w:tc>
-          <w:tcPr>
-            <w:tcW w:type="dxa" w:w="1584"/>
-          </w:tcPr>
-          <w:p>
-            <w:pPr>
-              <w:spacing w:after="40"/>
-            </w:pPr>
-            <w:r>
-              <w:rPr>
-                <w:sz w:val="19"/>
-              </w:rPr>
-            </w:r>
-            <w:r>
-              <w:rPr>
-                <w:b/>
-                <w:sz w:val="19"/>
-              </w:rPr>
-              <w:t>Completed</w:t>
-            </w:r>
-            <w:r>
-              <w:rPr>
-                <w:sz w:val="19"/>
-              </w:rPr>
-            </w:r>
-          </w:p>
-        </w:tc>
-        <w:tc>
-          <w:tcPr>
-            <w:tcW w:type="dxa" w:w="4752"/>
-          </w:tcPr>
-          <w:p>
-            <w:pPr>
-              <w:spacing w:after="40"/>
-            </w:pPr>
-            <w:r>
-              <w:rPr>
-                <w:sz w:val="19"/>
-              </w:rPr>
-              <w:t>Restaurant partners can manage their menu items and track active orders.</w:t>
-            </w:r>
-          </w:p>
-        </w:tc>
-      </w:tr>
-      <w:tr>
-        <w:tc>
-          <w:tcPr>
-            <w:tcW w:type="dxa" w:w="1152"/>
-          </w:tcPr>
-          <w:p>
-            <w:pPr>
-              <w:spacing w:after="40"/>
-            </w:pPr>
-            <w:r>
-              <w:rPr>
-                <w:sz w:val="19"/>
-              </w:rPr>
-            </w:r>
-            <w:r>
-              <w:rPr>
-                <w:b/>
-                <w:sz w:val="19"/>
-              </w:rPr>
-              <w:t>Mart Grocery</w:t>
-            </w:r>
-            <w:r>
-              <w:rPr>
-                <w:sz w:val="19"/>
-              </w:rPr>
-            </w:r>
-          </w:p>
-        </w:tc>
-        <w:tc>
-          <w:tcPr>
-            <w:tcW w:type="dxa" w:w="2592"/>
-          </w:tcPr>
-          <w:p>
-            <w:pPr>
-              <w:spacing w:after="40"/>
-            </w:pPr>
-            <w:r>
-              <w:rPr>
-                <w:sz w:val="19"/>
-              </w:rPr>
-              <w:t>Local groceries, dark stores &amp; pharmacy products</w:t>
-            </w:r>
-          </w:p>
-        </w:tc>
-        <w:tc>
-          <w:tcPr>
-            <w:tcW w:type="dxa" w:w="1440"/>
-          </w:tcPr>
-          <w:p>
-            <w:pPr>
-              <w:spacing w:after="40"/>
-            </w:pPr>
-            <w:r>
-              <w:rPr>
-                <w:sz w:val="19"/>
-              </w:rPr>
-              <w:t>Additional</w:t>
-            </w:r>
-          </w:p>
-        </w:tc>
-        <w:tc>
-          <w:tcPr>
-            <w:tcW w:type="dxa" w:w="1584"/>
-          </w:tcPr>
-          <w:p>
-            <w:pPr>
-              <w:spacing w:after="40"/>
-            </w:pPr>
-            <w:r>
-              <w:rPr>
-                <w:sz w:val="19"/>
-              </w:rPr>
-            </w:r>
-            <w:r>
-              <w:rPr>
-                <w:b/>
-                <w:sz w:val="19"/>
-              </w:rPr>
-              <w:t>Completed</w:t>
-            </w:r>
-            <w:r>
-              <w:rPr>
-                <w:sz w:val="19"/>
-              </w:rPr>
-            </w:r>
-          </w:p>
-        </w:tc>
-        <w:tc>
-          <w:tcPr>
-            <w:tcW w:type="dxa" w:w="4752"/>
-          </w:tcPr>
-          <w:p>
-            <w:pPr>
-              <w:spacing w:after="40"/>
-            </w:pPr>
-            <w:r>
-              <w:rPr>
-                <w:sz w:val="19"/>
-              </w:rPr>
-              <w:t>Users can order groceries, dark store supplies, and pharmacy products inside the mart menu.</w:t>
-            </w:r>
-          </w:p>
-        </w:tc>
-      </w:tr>
-      <w:tr>
-        <w:tc>
-          <w:tcPr>
-            <w:tcW w:type="dxa" w:w="1152"/>
-          </w:tcPr>
-          <w:p>
-            <w:pPr>
-              <w:spacing w:after="40"/>
-            </w:pPr>
-            <w:r>
-              <w:rPr>
-                <w:sz w:val="19"/>
-              </w:rPr>
-            </w:r>
-            <w:r>
-              <w:rPr>
-                <w:b/>
-                <w:sz w:val="19"/>
-              </w:rPr>
-              <w:t>Mart Vendor</w:t>
-            </w:r>
-            <w:r>
-              <w:rPr>
-                <w:sz w:val="19"/>
-              </w:rPr>
-            </w:r>
-          </w:p>
-        </w:tc>
-        <w:tc>
-          <w:tcPr>
-            <w:tcW w:type="dxa" w:w="2592"/>
-          </w:tcPr>
-          <w:p>
-            <w:pPr>
-              <w:spacing w:after="40"/>
-            </w:pPr>
-            <w:r>
-              <w:rPr>
-                <w:sz w:val="19"/>
-              </w:rPr>
-              <w:t>Store catalog stock and product manager</w:t>
-            </w:r>
-          </w:p>
-        </w:tc>
-        <w:tc>
-          <w:tcPr>
-            <w:tcW w:type="dxa" w:w="1440"/>
-          </w:tcPr>
-          <w:p>
-            <w:pPr>
-              <w:spacing w:after="40"/>
-            </w:pPr>
-            <w:r>
-              <w:rPr>
-                <w:sz w:val="19"/>
-              </w:rPr>
-              <w:t>Additional</w:t>
-            </w:r>
-          </w:p>
-        </w:tc>
-        <w:tc>
-          <w:tcPr>
-            <w:tcW w:type="dxa" w:w="1584"/>
-          </w:tcPr>
-          <w:p>
-            <w:pPr>
-              <w:spacing w:after="40"/>
-            </w:pPr>
-            <w:r>
-              <w:rPr>
-                <w:sz w:val="19"/>
-              </w:rPr>
-            </w:r>
-            <w:r>
-              <w:rPr>
-                <w:b/>
-                <w:sz w:val="19"/>
-              </w:rPr>
-              <w:t>Completed</w:t>
-            </w:r>
-            <w:r>
-              <w:rPr>
-                <w:sz w:val="19"/>
-              </w:rPr>
-            </w:r>
-          </w:p>
-        </w:tc>
-        <w:tc>
-          <w:tcPr>
-            <w:tcW w:type="dxa" w:w="4752"/>
-          </w:tcPr>
-          <w:p>
-            <w:pPr>
-              <w:spacing w:after="40"/>
-            </w:pPr>
-            <w:r>
-              <w:rPr>
-                <w:sz w:val="19"/>
-              </w:rPr>
-              <w:t>Stores can manage their inventory lists and product catalog details.</w:t>
-            </w:r>
-          </w:p>
-        </w:tc>
-      </w:tr>
-      <w:tr>
-        <w:tc>
-          <w:tcPr>
-            <w:tcW w:type="dxa" w:w="1152"/>
-          </w:tcPr>
-          <w:p>
-            <w:pPr>
-              <w:spacing w:after="40"/>
-            </w:pPr>
-            <w:r>
-              <w:rPr>
-                <w:sz w:val="19"/>
-              </w:rPr>
-            </w:r>
-            <w:r>
-              <w:rPr>
-                <w:b/>
-                <w:sz w:val="19"/>
-              </w:rPr>
-              <w:t>Parcel Flash</w:t>
-            </w:r>
-            <w:r>
-              <w:rPr>
-                <w:sz w:val="19"/>
-              </w:rPr>
-            </w:r>
-          </w:p>
-        </w:tc>
-        <w:tc>
-          <w:tcPr>
-            <w:tcW w:type="dxa" w:w="2592"/>
-          </w:tcPr>
-          <w:p>
-            <w:pPr>
-              <w:spacing w:after="40"/>
-            </w:pPr>
-            <w:r>
-              <w:rPr>
-                <w:sz w:val="19"/>
-              </w:rPr>
-              <w:t>Same-day courier deliveries (Document/S/M/L)</w:t>
-            </w:r>
-          </w:p>
-        </w:tc>
-        <w:tc>
-          <w:tcPr>
-            <w:tcW w:type="dxa" w:w="1440"/>
-          </w:tcPr>
-          <w:p>
-            <w:pPr>
-              <w:spacing w:after="40"/>
-            </w:pPr>
-            <w:r>
-              <w:rPr>
-                <w:sz w:val="19"/>
-              </w:rPr>
-              <w:t>Additional</w:t>
-            </w:r>
-          </w:p>
-        </w:tc>
-        <w:tc>
-          <w:tcPr>
-            <w:tcW w:type="dxa" w:w="1584"/>
-          </w:tcPr>
-          <w:p>
-            <w:pPr>
-              <w:spacing w:after="40"/>
-            </w:pPr>
-            <w:r>
-              <w:rPr>
-                <w:sz w:val="19"/>
-              </w:rPr>
-            </w:r>
-            <w:r>
-              <w:rPr>
-                <w:b/>
-                <w:sz w:val="19"/>
-              </w:rPr>
-              <w:t>Completed</w:t>
-            </w:r>
-            <w:r>
-              <w:rPr>
-                <w:sz w:val="19"/>
-              </w:rPr>
-            </w:r>
-          </w:p>
-        </w:tc>
-        <w:tc>
-          <w:tcPr>
-            <w:tcW w:type="dxa" w:w="4752"/>
-          </w:tcPr>
-          <w:p>
-            <w:pPr>
-              <w:spacing w:after="40"/>
-            </w:pPr>
-            <w:r>
-              <w:rPr>
-                <w:sz w:val="19"/>
-              </w:rPr>
-              <w:t>Same-day delivery checkouts are completed on the mobile app, and size rules are listed on the website.</w:t>
-            </w:r>
-          </w:p>
-        </w:tc>
-      </w:tr>
-      <w:tr>
-        <w:tc>
-          <w:tcPr>
-            <w:tcW w:type="dxa" w:w="1152"/>
-          </w:tcPr>
-          <w:p>
-            <w:pPr>
-              <w:spacing w:after="40"/>
-            </w:pPr>
-            <w:r>
-              <w:rPr>
-                <w:sz w:val="19"/>
-              </w:rPr>
-            </w:r>
-            <w:r>
-              <w:rPr>
-                <w:b/>
-                <w:sz w:val="19"/>
-              </w:rPr>
-              <w:t>Truck Mover</w:t>
-            </w:r>
-            <w:r>
-              <w:rPr>
-                <w:sz w:val="19"/>
-              </w:rPr>
-            </w:r>
-          </w:p>
-        </w:tc>
-        <w:tc>
-          <w:tcPr>
-            <w:tcW w:type="dxa" w:w="2592"/>
-          </w:tcPr>
-          <w:p>
-            <w:pPr>
-              <w:spacing w:after="40"/>
-            </w:pPr>
-            <w:r>
-              <w:rPr>
-                <w:sz w:val="19"/>
-              </w:rPr>
-              <w:t>Moving Lorries with 1-3 helpers option + insurance</w:t>
-            </w:r>
-          </w:p>
-        </w:tc>
-        <w:tc>
-          <w:tcPr>
-            <w:tcW w:type="dxa" w:w="1440"/>
-          </w:tcPr>
-          <w:p>
-            <w:pPr>
-              <w:spacing w:after="40"/>
-            </w:pPr>
-            <w:r>
-              <w:rPr>
-                <w:sz w:val="19"/>
-              </w:rPr>
-              <w:t>Additional</w:t>
-            </w:r>
-          </w:p>
-        </w:tc>
-        <w:tc>
-          <w:tcPr>
-            <w:tcW w:type="dxa" w:w="1584"/>
-          </w:tcPr>
-          <w:p>
-            <w:pPr>
-              <w:spacing w:after="40"/>
-            </w:pPr>
-            <w:r>
-              <w:rPr>
-                <w:sz w:val="19"/>
-              </w:rPr>
-            </w:r>
-            <w:r>
-              <w:rPr>
-                <w:b/>
-                <w:sz w:val="19"/>
-              </w:rPr>
-              <w:t>Completed</w:t>
-            </w:r>
-            <w:r>
-              <w:rPr>
-                <w:sz w:val="19"/>
-              </w:rPr>
-            </w:r>
-          </w:p>
-        </w:tc>
-        <w:tc>
-          <w:tcPr>
-            <w:tcW w:type="dxa" w:w="4752"/>
-          </w:tcPr>
-          <w:p>
-            <w:pPr>
-              <w:spacing w:after="40"/>
-            </w:pPr>
-            <w:r>
-              <w:rPr>
-                <w:sz w:val="19"/>
-              </w:rPr>
-              <w:t>Lorry options with helper choices select on mobile app checkout panels.</w:t>
-            </w:r>
-          </w:p>
-        </w:tc>
-      </w:tr>
-      <w:tr>
-        <w:tc>
-          <w:tcPr>
-            <w:tcW w:type="dxa" w:w="1152"/>
-          </w:tcPr>
-          <w:p>
-            <w:pPr>
-              <w:spacing w:after="40"/>
-            </w:pPr>
-            <w:r>
-              <w:rPr>
-                <w:sz w:val="19"/>
-              </w:rPr>
-            </w:r>
-            <w:r>
-              <w:rPr>
-                <w:b/>
-                <w:sz w:val="19"/>
-              </w:rPr>
-              <w:t>Gold Pass</w:t>
-            </w:r>
-            <w:r>
-              <w:rPr>
-                <w:sz w:val="19"/>
-              </w:rPr>
-            </w:r>
-          </w:p>
-        </w:tc>
-        <w:tc>
-          <w:tcPr>
-            <w:tcW w:type="dxa" w:w="2592"/>
-          </w:tcPr>
-          <w:p>
-            <w:pPr>
-              <w:spacing w:after="40"/>
-            </w:pPr>
-            <w:r>
-              <w:rPr>
-                <w:sz w:val="19"/>
-              </w:rPr>
-              <w:t>Subscriptions offering free delivery (LKR 549/mo)</w:t>
-            </w:r>
-          </w:p>
-        </w:tc>
-        <w:tc>
-          <w:tcPr>
-            <w:tcW w:type="dxa" w:w="1440"/>
-          </w:tcPr>
-          <w:p>
-            <w:pPr>
-              <w:spacing w:after="40"/>
-            </w:pPr>
-            <w:r>
-              <w:rPr>
-                <w:sz w:val="19"/>
-              </w:rPr>
-              <w:t>Additional</w:t>
-            </w:r>
-          </w:p>
-        </w:tc>
-        <w:tc>
-          <w:tcPr>
-            <w:tcW w:type="dxa" w:w="1584"/>
-          </w:tcPr>
-          <w:p>
-            <w:pPr>
-              <w:spacing w:after="40"/>
-            </w:pPr>
-            <w:r>
-              <w:rPr>
-                <w:sz w:val="19"/>
-              </w:rPr>
-            </w:r>
-            <w:r>
-              <w:rPr>
-                <w:b/>
-                <w:sz w:val="19"/>
-              </w:rPr>
-              <w:t>Completed</w:t>
-            </w:r>
-            <w:r>
-              <w:rPr>
-                <w:sz w:val="19"/>
-              </w:rPr>
-            </w:r>
-          </w:p>
-        </w:tc>
-        <w:tc>
-          <w:tcPr>
-            <w:tcW w:type="dxa" w:w="4752"/>
-          </w:tcPr>
-          <w:p>
-            <w:pPr>
-              <w:spacing w:after="40"/>
-            </w:pPr>
-            <w:r>
-              <w:rPr>
-                <w:sz w:val="19"/>
-              </w:rPr>
-              <w:t>Gold subscription plans are processed in Flutter and backend models. Subscription checkout is in the app, and promos are on the website.</w:t>
-            </w:r>
-          </w:p>
-        </w:tc>
-      </w:tr>
-      <w:tr>
-        <w:tc>
-          <w:tcPr>
-            <w:tcW w:type="dxa" w:w="1152"/>
-          </w:tcPr>
-          <w:p>
-            <w:pPr>
-              <w:spacing w:after="40"/>
-            </w:pPr>
-            <w:r>
-              <w:rPr>
-                <w:sz w:val="19"/>
-              </w:rPr>
-            </w:r>
-            <w:r>
-              <w:rPr>
-                <w:b/>
-                <w:sz w:val="19"/>
-              </w:rPr>
-              <w:t>QR Scan &amp; Go</w:t>
-            </w:r>
-            <w:r>
-              <w:rPr>
-                <w:sz w:val="19"/>
-              </w:rPr>
-            </w:r>
-          </w:p>
-        </w:tc>
-        <w:tc>
-          <w:tcPr>
-            <w:tcW w:type="dxa" w:w="2592"/>
-          </w:tcPr>
-          <w:p>
-            <w:pPr>
-              <w:spacing w:after="40"/>
-            </w:pPr>
-            <w:r>
-              <w:rPr>
-                <w:sz w:val="19"/>
-              </w:rPr>
-              <w:t>Pay local merchants/drivers via scan codes</w:t>
-            </w:r>
-          </w:p>
-        </w:tc>
-        <w:tc>
-          <w:tcPr>
-            <w:tcW w:type="dxa" w:w="1440"/>
-          </w:tcPr>
-          <w:p>
-            <w:pPr>
-              <w:spacing w:after="40"/>
-            </w:pPr>
-            <w:r>
-              <w:rPr>
-                <w:sz w:val="19"/>
-              </w:rPr>
-              <w:t>Additional</w:t>
-            </w:r>
-          </w:p>
-        </w:tc>
-        <w:tc>
-          <w:tcPr>
-            <w:tcW w:type="dxa" w:w="1584"/>
-          </w:tcPr>
-          <w:p>
-            <w:pPr>
-              <w:spacing w:after="40"/>
-            </w:pPr>
-            <w:r>
-              <w:rPr>
-                <w:sz w:val="19"/>
-              </w:rPr>
-            </w:r>
-            <w:r>
-              <w:rPr>
-                <w:b/>
-                <w:sz w:val="19"/>
-              </w:rPr>
-              <w:t>Completed</w:t>
-            </w:r>
-            <w:r>
-              <w:rPr>
-                <w:sz w:val="19"/>
-              </w:rPr>
-            </w:r>
-          </w:p>
-        </w:tc>
-        <w:tc>
-          <w:tcPr>
-            <w:tcW w:type="dxa" w:w="4752"/>
-          </w:tcPr>
-          <w:p>
-            <w:pPr>
-              <w:spacing w:after="40"/>
-            </w:pPr>
-            <w:r>
-              <w:rPr>
-                <w:sz w:val="19"/>
-              </w:rPr>
-              <w:t>QR scanners and payments verify on mobile app screens.</w:t>
-            </w:r>
-          </w:p>
-        </w:tc>
-      </w:tr>
-      <w:tr>
-        <w:tc>
-          <w:tcPr>
-            <w:tcW w:type="dxa" w:w="1152"/>
-          </w:tcPr>
-          <w:p>
-            <w:pPr>
-              <w:spacing w:after="40"/>
-            </w:pPr>
-            <w:r>
-              <w:rPr>
-                <w:sz w:val="19"/>
-              </w:rPr>
-            </w:r>
-            <w:r>
-              <w:rPr>
-                <w:b/>
-                <w:sz w:val="19"/>
-              </w:rPr>
-              <w:t>Incentives</w:t>
-            </w:r>
-            <w:r>
-              <w:rPr>
-                <w:sz w:val="19"/>
-              </w:rPr>
-            </w:r>
-          </w:p>
-        </w:tc>
-        <w:tc>
-          <w:tcPr>
-            <w:tcW w:type="dxa" w:w="2592"/>
-          </w:tcPr>
-          <w:p>
-            <w:pPr>
-              <w:spacing w:after="40"/>
-            </w:pPr>
-            <w:r>
-              <w:rPr>
-                <w:sz w:val="19"/>
-              </w:rPr>
-              <w:t>Driver quest incentives milestones</w:t>
-            </w:r>
-          </w:p>
-        </w:tc>
-        <w:tc>
-          <w:tcPr>
-            <w:tcW w:type="dxa" w:w="1440"/>
-          </w:tcPr>
-          <w:p>
-            <w:pPr>
-              <w:spacing w:after="40"/>
-            </w:pPr>
-            <w:r>
-              <w:rPr>
-                <w:sz w:val="19"/>
-              </w:rPr>
-              <w:t>Additional</w:t>
-            </w:r>
-          </w:p>
-        </w:tc>
-        <w:tc>
-          <w:tcPr>
-            <w:tcW w:type="dxa" w:w="1584"/>
-          </w:tcPr>
-          <w:p>
-            <w:pPr>
-              <w:spacing w:after="40"/>
-            </w:pPr>
-            <w:r>
-              <w:rPr>
-                <w:sz w:val="19"/>
-              </w:rPr>
-            </w:r>
-            <w:r>
-              <w:rPr>
-                <w:b/>
-                <w:sz w:val="19"/>
-              </w:rPr>
-              <w:t>Completed</w:t>
-            </w:r>
-            <w:r>
-              <w:rPr>
-                <w:sz w:val="19"/>
-              </w:rPr>
-            </w:r>
-          </w:p>
-        </w:tc>
-        <w:tc>
-          <w:tcPr>
-            <w:tcW w:type="dxa" w:w="4752"/>
-          </w:tcPr>
-          <w:p>
-            <w:pPr>
-              <w:spacing w:after="40"/>
-            </w:pPr>
-            <w:r>
-              <w:rPr>
-                <w:sz w:val="19"/>
-              </w:rPr>
-              <w:t>Milestones trackers load on mobile app driver earnings pages.</w:t>
-            </w:r>
-          </w:p>
-        </w:tc>
-      </w:tr>
-      <w:tr>
-        <w:tc>
-          <w:tcPr>
-            <w:tcW w:type="dxa" w:w="1152"/>
-          </w:tcPr>
-          <w:p>
-            <w:pPr>
-              <w:spacing w:after="40"/>
-            </w:pPr>
-            <w:r>
-              <w:rPr>
-                <w:sz w:val="19"/>
-              </w:rPr>
-            </w:r>
-            <w:r>
-              <w:rPr>
-                <w:b/>
-                <w:sz w:val="19"/>
-              </w:rPr>
-              <w:t>Corporate accounts</w:t>
-            </w:r>
-            <w:r>
-              <w:rPr>
-                <w:sz w:val="19"/>
-              </w:rPr>
-            </w:r>
-          </w:p>
-        </w:tc>
-        <w:tc>
-          <w:tcPr>
-            <w:tcW w:type="dxa" w:w="2592"/>
-          </w:tcPr>
-          <w:p>
-            <w:pPr>
-              <w:spacing w:after="40"/>
-            </w:pPr>
-            <w:r>
-              <w:rPr>
-                <w:sz w:val="19"/>
-              </w:rPr>
-              <w:t>Ziggo for Business billing &amp; Cost Centers</w:t>
-            </w:r>
-          </w:p>
-        </w:tc>
-        <w:tc>
-          <w:tcPr>
-            <w:tcW w:type="dxa" w:w="1440"/>
-          </w:tcPr>
-          <w:p>
-            <w:pPr>
-              <w:spacing w:after="40"/>
-            </w:pPr>
-            <w:r>
-              <w:rPr>
-                <w:sz w:val="19"/>
-              </w:rPr>
-              <w:t>Additional</w:t>
-            </w:r>
-          </w:p>
-        </w:tc>
-        <w:tc>
-          <w:tcPr>
-            <w:tcW w:type="dxa" w:w="1584"/>
-          </w:tcPr>
-          <w:p>
-            <w:pPr>
-              <w:spacing w:after="40"/>
-            </w:pPr>
-            <w:r>
-              <w:rPr>
-                <w:sz w:val="19"/>
-              </w:rPr>
-            </w:r>
-            <w:r>
-              <w:rPr>
-                <w:b/>
-                <w:sz w:val="19"/>
-              </w:rPr>
-              <w:t>Completed</w:t>
-            </w:r>
-            <w:r>
-              <w:rPr>
-                <w:sz w:val="19"/>
-              </w:rPr>
-            </w:r>
-          </w:p>
-        </w:tc>
-        <w:tc>
-          <w:tcPr>
-            <w:tcW w:type="dxa" w:w="4752"/>
-          </w:tcPr>
-          <w:p>
-            <w:pPr>
-              <w:spacing w:after="40"/>
-            </w:pPr>
-            <w:r>
-              <w:rPr>
-                <w:sz w:val="19"/>
-              </w:rPr>
-              <w:t>Invoicing billing profiles link to corporate routes on mobile apps, website, and admin dashboards.</w:t>
-            </w:r>
-          </w:p>
-        </w:tc>
-      </w:tr>
-      <w:tr>
-        <w:tc>
-          <w:tcPr>
-            <w:tcW w:type="dxa" w:w="1152"/>
-          </w:tcPr>
-          <w:p>
-            <w:pPr>
-              <w:spacing w:after="40"/>
-            </w:pPr>
-            <w:r>
-              <w:rPr>
-                <w:sz w:val="19"/>
-              </w:rPr>
-            </w:r>
-            <w:r>
-              <w:rPr>
-                <w:b/>
-                <w:sz w:val="19"/>
-              </w:rPr>
-              <w:t>Admin CRUD</w:t>
-            </w:r>
-            <w:r>
-              <w:rPr>
-                <w:sz w:val="19"/>
-              </w:rPr>
-            </w:r>
-          </w:p>
-        </w:tc>
-        <w:tc>
-          <w:tcPr>
-            <w:tcW w:type="dxa" w:w="2592"/>
-          </w:tcPr>
-          <w:p>
-            <w:pPr>
-              <w:spacing w:after="40"/>
-            </w:pPr>
-            <w:r>
-              <w:rPr>
-                <w:sz w:val="19"/>
-              </w:rPr>
-              <w:t>Central Superadmin user management controls</w:t>
-            </w:r>
-          </w:p>
-        </w:tc>
-        <w:tc>
-          <w:tcPr>
-            <w:tcW w:type="dxa" w:w="1440"/>
-          </w:tcPr>
-          <w:p>
-            <w:pPr>
-              <w:spacing w:after="40"/>
-            </w:pPr>
-            <w:r>
-              <w:rPr>
-                <w:sz w:val="19"/>
-              </w:rPr>
-              <w:t>Additional</w:t>
-            </w:r>
-          </w:p>
-        </w:tc>
-        <w:tc>
-          <w:tcPr>
-            <w:tcW w:type="dxa" w:w="1584"/>
-          </w:tcPr>
-          <w:p>
-            <w:pPr>
-              <w:spacing w:after="40"/>
-            </w:pPr>
-            <w:r>
-              <w:rPr>
-                <w:sz w:val="19"/>
-              </w:rPr>
-            </w:r>
-            <w:r>
-              <w:rPr>
-                <w:b/>
-                <w:sz w:val="19"/>
-              </w:rPr>
-              <w:t>Completed</w:t>
-            </w:r>
-            <w:r>
-              <w:rPr>
-                <w:sz w:val="19"/>
-              </w:rPr>
-            </w:r>
-          </w:p>
-        </w:tc>
-        <w:tc>
-          <w:tcPr>
-            <w:tcW w:type="dxa" w:w="4752"/>
-          </w:tcPr>
-          <w:p>
-            <w:pPr>
-              <w:spacing w:after="40"/>
-            </w:pPr>
-            <w:r>
-              <w:rPr>
-                <w:sz w:val="19"/>
-              </w:rPr>
-              <w:t>Access controls for admins and roles edit in admin templates and backend routes.</w:t>
-            </w:r>
-          </w:p>
-        </w:tc>
-      </w:tr>
-      <w:tr>
-        <w:tc>
-          <w:tcPr>
-            <w:tcW w:type="dxa" w:w="1152"/>
-          </w:tcPr>
-          <w:p>
-            <w:pPr>
-              <w:spacing w:after="40"/>
-            </w:pPr>
-            <w:r>
-              <w:rPr>
-                <w:sz w:val="19"/>
-              </w:rPr>
-            </w:r>
-            <w:r>
-              <w:rPr>
-                <w:b/>
-                <w:sz w:val="19"/>
-              </w:rPr>
               <w:t>Female-Driver Option</w:t>
             </w:r>
             <w:r>
               <w:rPr>
                 <w:sz w:val="19"/>
               </w:rPr>
-            </w:r>
-          </w:p>
-        </w:tc>
-        <w:tc>
-          <w:tcPr>
-            <w:tcW w:type="dxa" w:w="2592"/>
-          </w:tcPr>
-          <w:p>
-            <w:pPr>
-              <w:spacing w:after="40"/>
-            </w:pPr>
-            <w:r>
-              <w:rPr>
-                <w:sz w:val="19"/>
-              </w:rPr>
-              <w:t>Feasibility study / option to match female riders with female drivers.</w:t>
+              <w:t xml:space="preserve"> - Feasibility study / option to match female riders with female drivers.</w:t>
             </w:r>
           </w:p>
         </w:tc>
